--- a/downloads/workbook/ai-7-week-16.docx
+++ b/downloads/workbook/ai-7-week-16.docx
@@ -997,6 +997,178 @@
         <w:t>Project connection: For the Reproducible AI Research Study, retain an annotated worked trace and the changed-case reasoning. Connect the claim to its records, units and assumptions so another investigator can challenge or reproduce it.</w:t>
       </w:r>
     </w:p>
+    <w:p>
+      <w:pPr>
+        <w:pStyle w:val="Heading1"/>
+      </w:pPr>
+      <w:r>
+        <w:t>13. Project portfolio milestone</w:t>
+      </w:r>
+    </w:p>
+    <w:p>
+      <w:r>
+        <w:t>Project: Reproducible AI Research Study</w:t>
+      </w:r>
+    </w:p>
+    <w:p>
+      <w:r>
+        <w:t>Current milestone: Test changed cases. Keep normal, boundary and failure cases; compare expected and observed results.</w:t>
+      </w:r>
+    </w:p>
+    <w:p>
+      <w:r>
+        <w:t>For the Reproducible AI Research Study, retain an annotated worked trace and the changed-case reasoning. Connect the claim to its records, units and assumptions so another investigator can challenge or reproduce it.</w:t>
+      </w:r>
+    </w:p>
+    <w:tbl>
+      <w:tblPr>
+        <w:tblStyle w:val="LightShading-Accent1"/>
+        <w:tblW w:type="auto" w:w="0"/>
+        <w:tblLook w:firstColumn="1" w:firstRow="1" w:lastColumn="0" w:lastRow="0" w:noHBand="0" w:noVBand="1" w:val="04A0"/>
+      </w:tblPr>
+      <w:tblGrid>
+        <w:gridCol w:w="5112"/>
+        <w:gridCol w:w="5112"/>
+      </w:tblGrid>
+      <w:tr>
+        <w:trPr>
+          <w:tblHeader/>
+        </w:trPr>
+        <w:tc>
+          <w:tcPr>
+            <w:tcW w:type="dxa" w:w="5112"/>
+          </w:tcPr>
+          <w:p>
+            <w:r>
+              <w:t>Evidence to keep</w:t>
+            </w:r>
+          </w:p>
+        </w:tc>
+        <w:tc>
+          <w:tcPr>
+            <w:tcW w:type="dxa" w:w="5112"/>
+          </w:tcPr>
+          <w:p>
+            <w:r>
+              <w:t>My record</w:t>
+            </w:r>
+          </w:p>
+        </w:tc>
+      </w:tr>
+      <w:tr>
+        <w:tc>
+          <w:tcPr>
+            <w:tcW w:type="dxa" w:w="5112"/>
+          </w:tcPr>
+          <w:p>
+            <w:r>
+              <w:t>This week’s input and deciding step</w:t>
+            </w:r>
+          </w:p>
+        </w:tc>
+        <w:tc>
+          <w:tcPr>
+            <w:tcW w:type="dxa" w:w="5112"/>
+          </w:tcPr>
+          <w:p>
+            <w:r/>
+          </w:p>
+        </w:tc>
+      </w:tr>
+      <w:tr>
+        <w:tc>
+          <w:tcPr>
+            <w:tcW w:type="dxa" w:w="5112"/>
+          </w:tcPr>
+          <w:p>
+            <w:r>
+              <w:t>Prediction and actual result (or labelled paper trace)</w:t>
+            </w:r>
+          </w:p>
+        </w:tc>
+        <w:tc>
+          <w:tcPr>
+            <w:tcW w:type="dxa" w:w="5112"/>
+          </w:tcPr>
+          <w:p>
+            <w:r/>
+          </w:p>
+        </w:tc>
+      </w:tr>
+      <w:tr>
+        <w:tc>
+          <w:tcPr>
+            <w:tcW w:type="dxa" w:w="5112"/>
+          </w:tcPr>
+          <w:p>
+            <w:r>
+              <w:t>One change since the previous checkpoint and why</w:t>
+            </w:r>
+          </w:p>
+        </w:tc>
+        <w:tc>
+          <w:tcPr>
+            <w:tcW w:type="dxa" w:w="5112"/>
+          </w:tcPr>
+          <w:p>
+            <w:r/>
+          </w:p>
+        </w:tc>
+      </w:tr>
+      <w:tr>
+        <w:tc>
+          <w:tcPr>
+            <w:tcW w:type="dxa" w:w="5112"/>
+          </w:tcPr>
+          <w:p>
+            <w:r>
+              <w:t>One error or limit and the next test</w:t>
+            </w:r>
+          </w:p>
+        </w:tc>
+        <w:tc>
+          <w:tcPr>
+            <w:tcW w:type="dxa" w:w="5112"/>
+          </w:tcPr>
+          <w:p>
+            <w:r/>
+          </w:p>
+        </w:tc>
+      </w:tr>
+    </w:tbl>
+    <w:p>
+      <w:pPr>
+        <w:pStyle w:val="Heading3"/>
+      </w:pPr>
+      <w:r>
+        <w:t>Explain what this week adds to your project. Reuse last week’s record rather than starting again.</w:t>
+      </w:r>
+    </w:p>
+    <w:p>
+      <w:r>
+        <w:t>________________________________________________________________</w:t>
+      </w:r>
+    </w:p>
+    <w:p>
+      <w:r>
+        <w:t>________________________________________________________________</w:t>
+      </w:r>
+    </w:p>
+    <w:p>
+      <w:r>
+        <w:t>________________________________________________________________</w:t>
+      </w:r>
+    </w:p>
+    <w:p>
+      <w:r>
+        <w:t>________________________________________________________________</w:t>
+      </w:r>
+    </w:p>
+    <w:p>
+      <w:r>
+        <w:t>________________________________________________________________</w:t>
+      </w:r>
+    </w:p>
     <w:sectPr>
       <w:pgSz w:w="12240" w:h="15840"/>
       <w:pgMar w:top="936" w:right="1008" w:bottom="936" w:left="1008" w:header="720" w:footer="720" w:gutter="0"/>

--- a/downloads/workbook/ai-7-week-16.docx
+++ b/downloads/workbook/ai-7-week-16.docx
@@ -1169,6 +1169,235 @@
         <w:t>________________________________________________________________</w:t>
       </w:r>
     </w:p>
+    <w:p>
+      <w:pPr>
+        <w:pStyle w:val="Heading1"/>
+      </w:pPr>
+      <w:r>
+        <w:t>14. Supported practice and learning evidence</w:t>
+      </w:r>
+    </w:p>
+    <w:p>
+      <w:r>
+        <w:t>Use this supported practice once, in the browser or on paper. Keep the reserved independent assessment for a separate first attempt before teacher feedback.</w:t>
+      </w:r>
+    </w:p>
+    <w:p>
+      <w:r>
+        <w:t>Remove one component at a time. A retrieval pipeline has search plus a relevance filter. A team tests the filter’s contribution.</w:t>
+      </w:r>
+    </w:p>
+    <w:p>
+      <w:pPr>
+        <w:pStyle w:val="Heading3"/>
+      </w:pPr>
+      <w:r>
+        <w:t>Practice 1: explain the deciding evidence</w:t>
+      </w:r>
+    </w:p>
+    <w:p>
+      <w:r>
+        <w:t>Which labelled step matches this detail? Correctness falls from 80% to 60%, two cases in this set.</w:t>
+      </w:r>
+    </w:p>
+    <w:p>
+      <w:r>
+        <w:t>1. Name the component</w:t>
+      </w:r>
+    </w:p>
+    <w:p>
+      <w:r>
+        <w:t>2. Run the ablation</w:t>
+      </w:r>
+    </w:p>
+    <w:p>
+      <w:r>
+        <w:t>3. Compare outcomes</w:t>
+      </w:r>
+    </w:p>
+    <w:p>
+      <w:pPr>
+        <w:pStyle w:val="Heading3"/>
+      </w:pPr>
+      <w:r>
+        <w:t>My selected conclusion, deciding fact and explanation</w:t>
+      </w:r>
+    </w:p>
+    <w:p>
+      <w:r>
+        <w:t>________________________________________________________________</w:t>
+      </w:r>
+    </w:p>
+    <w:p>
+      <w:r>
+        <w:t>________________________________________________________________</w:t>
+      </w:r>
+    </w:p>
+    <w:p>
+      <w:r>
+        <w:t>________________________________________________________________</w:t>
+      </w:r>
+    </w:p>
+    <w:p>
+      <w:r>
+        <w:t>________________________________________________________________</w:t>
+      </w:r>
+    </w:p>
+    <w:p>
+      <w:r>
+        <w:t>________________________________________________________________</w:t>
+      </w:r>
+    </w:p>
+    <w:p>
+      <w:r>
+        <w:t>Hint if needed: Read the steps in the pictorial case. Match the supplied detail to the stage that performs or records it.</w:t>
+      </w:r>
+    </w:p>
+    <w:p>
+      <w:r>
+        <w:t>After your attempt, compare with the supported explanation: Compare outcomes Correctness falls from 80% to 60%, two cases in this set. An ablation probes a component by removing or changing it while holding the rest fixed. It supports a scoped comparison, not a claim that the component always helps.</w:t>
+      </w:r>
+    </w:p>
+    <w:p>
+      <w:pPr>
+        <w:pStyle w:val="Heading3"/>
+      </w:pPr>
+      <w:r>
+        <w:t>Practice 2: explain the deciding evidence</w:t>
+      </w:r>
+    </w:p>
+    <w:p>
+      <w:r>
+        <w:t>Changed-case practice: Remove the filter and also change the model version. Which conclusion is supported by the supplied facts?</w:t>
+      </w:r>
+    </w:p>
+    <w:p>
+      <w:r>
+        <w:t>1. The comparison no longer isolates the filter.</w:t>
+      </w:r>
+    </w:p>
+    <w:p>
+      <w:r>
+        <w:t>2. This one example guarantees correct results for every future input.</w:t>
+      </w:r>
+    </w:p>
+    <w:p>
+      <w:r>
+        <w:t>3. We can decide the result without examining the changed input or the procedure.</w:t>
+      </w:r>
+    </w:p>
+    <w:p>
+      <w:pPr>
+        <w:pStyle w:val="Heading3"/>
+      </w:pPr>
+      <w:r>
+        <w:t>My selected conclusion, deciding fact and explanation</w:t>
+      </w:r>
+    </w:p>
+    <w:p>
+      <w:r>
+        <w:t>________________________________________________________________</w:t>
+      </w:r>
+    </w:p>
+    <w:p>
+      <w:r>
+        <w:t>________________________________________________________________</w:t>
+      </w:r>
+    </w:p>
+    <w:p>
+      <w:r>
+        <w:t>________________________________________________________________</w:t>
+      </w:r>
+    </w:p>
+    <w:p>
+      <w:r>
+        <w:t>________________________________________________________________</w:t>
+      </w:r>
+    </w:p>
+    <w:p>
+      <w:r>
+        <w:t>________________________________________________________________</w:t>
+      </w:r>
+    </w:p>
+    <w:p>
+      <w:r>
+        <w:t>Hint if needed: Use the changed condition and the deciding step in the pictorial trace. The answer must say what follows from those facts.</w:t>
+      </w:r>
+    </w:p>
+    <w:p>
+      <w:r>
+        <w:t>After your attempt, compare with the supported explanation: The comparison no longer isolates the filter. Two simultaneous changes provide alternative explanations.</w:t>
+      </w:r>
+    </w:p>
+    <w:p>
+      <w:pPr>
+        <w:pStyle w:val="Heading3"/>
+      </w:pPr>
+      <w:r>
+        <w:t>Repair a missing building block</w:t>
+      </w:r>
+    </w:p>
+    <w:p>
+      <w:r>
+        <w:t>Review Multiple comparisons (ai-7/15). Goal: Explain the mechanism and terminology of multiple comparisons. Short practice: Calculate the six-test cutoff and identify which supplied p-values reject. Why must the team count every planned comparison rather than report only its smallest p-value?. Return to this week and explain what you changed.</w:t>
+      </w:r>
+    </w:p>
+    <w:p>
+      <w:r>
+        <w:t>Review Effect size and practical importance (ai-7/13). Goal: Explain the mechanism and terminology of effect size and practical importance. Short practice: Calculate the absolute error-rate reduction from 20/1000 to 15/1000. Does it meet the ten-fewer-errors threshold, and what changes when B has eight errors?. Return to this week and explain what you changed.</w:t>
+      </w:r>
+    </w:p>
+    <w:p>
+      <w:r>
+        <w:t>Review Confounders and controls (ai-7/10). Goal: Explain the mechanism and terminology of confounders and controls. Short practice: Draw the four condition/background combinations. Which variables were coupled before, and why would collecting only healthy-white and spotted-blue again leave the confounding unresolved?. Return to this week and explain what you changed.</w:t>
+      </w:r>
+    </w:p>
+    <w:p>
+      <w:pPr>
+        <w:pStyle w:val="Heading3"/>
+      </w:pPr>
+      <w:r>
+        <w:t>Keep your completed work</w:t>
+      </w:r>
+    </w:p>
+    <w:p>
+      <w:r>
+        <w:t>Use Download completed work in the hosted lesson to export your answers, reflections, practice feedback and code-run evidence. Open the HTML copy to read or print it. Drafts stay in this browser when storage is available; clear drafts on a shared device.</w:t>
+      </w:r>
+    </w:p>
+    <w:p>
+      <w:pPr>
+        <w:pStyle w:val="Heading3"/>
+      </w:pPr>
+      <w:r>
+        <w:t>What I repaired, the evidence I kept and the next test</w:t>
+      </w:r>
+    </w:p>
+    <w:p>
+      <w:r>
+        <w:t>________________________________________________________________</w:t>
+      </w:r>
+    </w:p>
+    <w:p>
+      <w:r>
+        <w:t>________________________________________________________________</w:t>
+      </w:r>
+    </w:p>
+    <w:p>
+      <w:r>
+        <w:t>________________________________________________________________</w:t>
+      </w:r>
+    </w:p>
+    <w:p>
+      <w:r>
+        <w:t>________________________________________________________________</w:t>
+      </w:r>
+    </w:p>
+    <w:p>
+      <w:r>
+        <w:t>________________________________________________________________</w:t>
+      </w:r>
+    </w:p>
     <w:sectPr>
       <w:pgSz w:w="12240" w:h="15840"/>
       <w:pgMar w:top="936" w:right="1008" w:bottom="936" w:left="1008" w:header="720" w:footer="720" w:gutter="0"/>

--- a/downloads/workbook/ai-7-week-16.docx
+++ b/downloads/workbook/ai-7-week-16.docx
@@ -30,33 +30,45 @@
     </w:p>
     <w:p>
       <w:r>
-        <w:t>Try the recall before opening notes. Then use a different colour or a labelled second line to correct your explanation.</w:t>
+        <w:t>Record your starting explanation for Ablation studies before opening notes. Show any later correction separately.</w:t>
       </w:r>
     </w:p>
     <w:p>
       <w:pPr>
-        <w:pStyle w:val="Heading3"/>
-      </w:pPr>
-      <w:r>
-        <w:t>Multiple comparisons</w:t>
+        <w:spacing w:line="336" w:lineRule="auto" w:after="180"/>
+      </w:pPr>
+      <w:r>
+        <w:rPr>
+          <w:b w:val="0"/>
+        </w:rPr>
+        <w:t>Try the recall before opening notes. Then use a different colour or a labelled second line to correct your explanation.</w:t>
       </w:r>
     </w:p>
     <w:p>
-      <w:r>
-        <w:t>Without opening the old lesson, explain one key idea from Multiple comparisons. Give an example and a mistake that the idea helps you avoid.</w:t>
+      <w:pPr>
+        <w:pStyle w:val="Heading3"/>
+      </w:pPr>
+      <w:r>
+        <w:t>Multiple comparisons</w:t>
       </w:r>
     </w:p>
     <w:p>
       <w:pPr>
-        <w:pStyle w:val="Heading3"/>
-      </w:pPr>
-      <w:r>
-        <w:t>My remembered idea, example and correction</w:t>
+        <w:spacing w:line="336" w:lineRule="auto" w:after="180"/>
+      </w:pPr>
+      <w:r>
+        <w:rPr>
+          <w:b w:val="0"/>
+        </w:rPr>
+        <w:t>Without opening the old lesson, explain one key idea from Multiple comparisons. Give an example and a mistake that the idea helps you avoid.</w:t>
       </w:r>
     </w:p>
     <w:p>
-      <w:r>
-        <w:t>________________________________________________________________</w:t>
+      <w:pPr>
+        <w:pStyle w:val="Heading3"/>
+      </w:pPr>
+      <w:r>
+        <w:t>My remembered idea, example and correction</w:t>
       </w:r>
     </w:p>
     <w:p>
@@ -70,29 +82,35 @@
       </w:r>
     </w:p>
     <w:p>
-      <w:pPr>
-        <w:pStyle w:val="Heading3"/>
-      </w:pPr>
-      <w:r>
-        <w:t>Effect size and practical importance</w:t>
+      <w:r>
+        <w:t>________________________________________________________________</w:t>
       </w:r>
     </w:p>
     <w:p>
-      <w:r>
-        <w:t>Without opening the old lesson, explain one key idea from Effect size and practical importance. Give an example and a mistake that the idea helps you avoid.</w:t>
+      <w:pPr>
+        <w:pStyle w:val="Heading3"/>
+      </w:pPr>
+      <w:r>
+        <w:t>Effect size and practical importance</w:t>
       </w:r>
     </w:p>
     <w:p>
       <w:pPr>
-        <w:pStyle w:val="Heading3"/>
-      </w:pPr>
-      <w:r>
-        <w:t>My remembered idea, example and correction</w:t>
+        <w:spacing w:line="336" w:lineRule="auto" w:after="180"/>
+      </w:pPr>
+      <w:r>
+        <w:rPr>
+          <w:b w:val="0"/>
+        </w:rPr>
+        <w:t>Without opening the old lesson, explain one key idea from Effect size and practical importance. Give an example and a mistake that the idea helps you avoid.</w:t>
       </w:r>
     </w:p>
     <w:p>
-      <w:r>
-        <w:t>________________________________________________________________</w:t>
+      <w:pPr>
+        <w:pStyle w:val="Heading3"/>
+      </w:pPr>
+      <w:r>
+        <w:t>My remembered idea, example and correction</w:t>
       </w:r>
     </w:p>
     <w:p>
@@ -106,29 +124,35 @@
       </w:r>
     </w:p>
     <w:p>
-      <w:pPr>
-        <w:pStyle w:val="Heading3"/>
-      </w:pPr>
-      <w:r>
-        <w:t>Confounders and controls</w:t>
+      <w:r>
+        <w:t>________________________________________________________________</w:t>
       </w:r>
     </w:p>
     <w:p>
-      <w:r>
-        <w:t>Without opening the old lesson, explain one key idea from Confounders and controls. Give an example and a mistake that the idea helps you avoid.</w:t>
+      <w:pPr>
+        <w:pStyle w:val="Heading3"/>
+      </w:pPr>
+      <w:r>
+        <w:t>Confounders and controls</w:t>
       </w:r>
     </w:p>
     <w:p>
       <w:pPr>
-        <w:pStyle w:val="Heading3"/>
-      </w:pPr>
-      <w:r>
-        <w:t>My remembered idea, example and correction</w:t>
+        <w:spacing w:line="336" w:lineRule="auto" w:after="180"/>
+      </w:pPr>
+      <w:r>
+        <w:rPr>
+          <w:b w:val="0"/>
+        </w:rPr>
+        <w:t>Without opening the old lesson, explain one key idea from Confounders and controls. Give an example and a mistake that the idea helps you avoid.</w:t>
       </w:r>
     </w:p>
     <w:p>
-      <w:r>
-        <w:t>________________________________________________________________</w:t>
+      <w:pPr>
+        <w:pStyle w:val="Heading3"/>
+      </w:pPr>
+      <w:r>
+        <w:t>My remembered idea, example and correction</w:t>
       </w:r>
     </w:p>
     <w:p>
@@ -142,16 +166,44 @@
       </w:r>
     </w:p>
     <w:p>
-      <w:pPr>
-        <w:pStyle w:val="Heading1"/>
-      </w:pPr>
-      <w:r>
-        <w:t>02. Practise with fading help</w:t>
+      <w:r>
+        <w:t>________________________________________________________________</w:t>
       </w:r>
     </w:p>
     <w:p>
-      <w:r>
-        <w:t>Use W2: Trace the worked case for Ablation studies. Record the answer once; the lesson and workbook refer to the same attempt.</w:t>
+      <w:pPr>
+        <w:pStyle w:val="Heading1"/>
+      </w:pPr>
+      <w:r>
+        <w:t>02. Practise with fading help</w:t>
+      </w:r>
+    </w:p>
+    <w:p>
+      <w:r>
+        <w:t>Complete the supported Ablation studies trace and record the first step you can explain without help.</w:t>
+      </w:r>
+    </w:p>
+    <w:p>
+      <w:pPr>
+        <w:spacing w:line="336" w:lineRule="auto" w:after="180"/>
+      </w:pPr>
+      <w:r>
+        <w:rPr>
+          <w:b w:val="0"/>
+        </w:rPr>
+        <w:t xml:space="preserve">Use W2: Trace the worked case for </w:t>
+      </w:r>
+      <w:r>
+        <w:rPr>
+          <w:b/>
+        </w:rPr>
+        <w:t>Ablation</w:t>
+      </w:r>
+      <w:r>
+        <w:rPr>
+          <w:b w:val="0"/>
+        </w:rPr>
+        <w:t xml:space="preserve"> studies. Record the answer once; the lesson and workbook refer to the same attempt.</w:t>
       </w:r>
     </w:p>
     <w:tbl>
@@ -279,25 +331,49 @@
     </w:p>
     <w:p>
       <w:r>
-        <w:t>Use the worked case for Ablation studies. Proposed explanation: “The worked result establishes every future case”. Decide whether this explanation is supported. Point to the step or supplied fact that decides; explain your repair if needed.</w:t>
+        <w:t>Check the proposed Ablation studies explanation against the supplied facts before discussing it.</w:t>
       </w:r>
     </w:p>
     <w:p>
       <w:pPr>
-        <w:pStyle w:val="Heading3"/>
-      </w:pPr>
-      <w:r>
-        <w:t>My explanation before partner discussion</w:t>
+        <w:spacing w:line="336" w:lineRule="auto" w:after="180"/>
+      </w:pPr>
+      <w:r>
+        <w:rPr>
+          <w:b w:val="0"/>
+        </w:rPr>
+        <w:t xml:space="preserve">Use the worked case for </w:t>
+      </w:r>
+      <w:r>
+        <w:rPr>
+          <w:b/>
+        </w:rPr>
+        <w:t>Ablation</w:t>
+      </w:r>
+      <w:r>
+        <w:rPr>
+          <w:b w:val="0"/>
+        </w:rPr>
+        <w:t xml:space="preserve"> studies. Proposed explanation: “The worked result establishes every future case”. Decide whether this explanation is supported.</w:t>
       </w:r>
     </w:p>
     <w:p>
-      <w:r>
-        <w:t>________________________________________________________________</w:t>
+      <w:pPr>
+        <w:spacing w:line="336" w:lineRule="auto" w:after="180"/>
+      </w:pPr>
+      <w:r>
+        <w:rPr>
+          <w:b w:val="0"/>
+        </w:rPr>
+        <w:t>Point to the step or supplied fact that decides; explain your repair if needed.</w:t>
       </w:r>
     </w:p>
     <w:p>
-      <w:r>
-        <w:t>________________________________________________________________</w:t>
+      <w:pPr>
+        <w:pStyle w:val="Heading3"/>
+      </w:pPr>
+      <w:r>
+        <w:t>My explanation before partner discussion</w:t>
       </w:r>
     </w:p>
     <w:p>
@@ -311,47 +387,65 @@
       </w:r>
     </w:p>
     <w:p>
-      <w:pPr>
-        <w:pStyle w:val="Heading1"/>
-      </w:pPr>
-      <w:r>
-        <w:t>04. Independent transfer case</w:t>
+      <w:r>
+        <w:t>________________________________________________________________</w:t>
       </w:r>
     </w:p>
     <w:p>
-      <w:pPr>
-        <w:pStyle w:val="Heading3"/>
-      </w:pPr>
-      <w:r>
-        <w:t>Independent case: Apply a new case independently</w:t>
+      <w:r>
+        <w:t>________________________________________________________________</w:t>
       </w:r>
     </w:p>
     <w:p>
-      <w:r>
-        <w:t>Full12/15, without A9/15, without B11/15. Compute sample drops and state interaction limit.</w:t>
+      <w:pPr>
+        <w:pStyle w:val="Heading1"/>
+      </w:pPr>
+      <w:r>
+        <w:t>04. Independent transfer case</w:t>
       </w:r>
     </w:p>
     <w:p>
-      <w:pPr>
-        <w:pStyle w:val="Heading3"/>
-      </w:pPr>
-      <w:r>
-        <w:t>My independent explanation, trace and limits</w:t>
+      <w:r>
+        <w:t>Write one first attempt at the reserved independent case before feedback. Repeated copies of that case refer to the same recorded attempt.</w:t>
       </w:r>
     </w:p>
     <w:p>
-      <w:r>
-        <w:t>________________________________________________________________</w:t>
+      <w:pPr>
+        <w:pStyle w:val="Heading3"/>
+      </w:pPr>
+      <w:r>
+        <w:t>Independent case: Apply a new case independently</w:t>
       </w:r>
     </w:p>
     <w:p>
-      <w:r>
-        <w:t>________________________________________________________________</w:t>
+      <w:pPr>
+        <w:spacing w:line="336" w:lineRule="auto" w:after="180"/>
+      </w:pPr>
+      <w:r>
+        <w:rPr>
+          <w:b w:val="0"/>
+        </w:rPr>
+        <w:t xml:space="preserve">Full12/15, without A9/15, without B11/15. Compute sample drops and state </w:t>
+      </w:r>
+      <w:r>
+        <w:rPr>
+          <w:b/>
+        </w:rPr>
+        <w:t>interaction</w:t>
+      </w:r>
+      <w:r>
+        <w:rPr>
+          <w:b w:val="0"/>
+        </w:rPr>
+        <w:t xml:space="preserve"> limit.</w:t>
       </w:r>
     </w:p>
     <w:p>
-      <w:r>
-        <w:t>________________________________________________________________</w:t>
+      <w:pPr>
+        <w:pStyle w:val="Heading3"/>
+      </w:pPr>
+      <w:r>
+        <w:t>My independent explanation, trace and limits</w:t>
       </w:r>
     </w:p>
     <w:p>
@@ -376,48 +470,96 @@
     </w:p>
     <w:p>
       <w:r>
-        <w:t>Attempt this case before feedback. Record any help. Earlier examples below are further practice; a case already practised with feedback cannot establish fresh transfer.</w:t>
+        <w:t>________________________________________________________________</w:t>
       </w:r>
     </w:p>
     <w:p>
-      <w:pPr>
-        <w:pStyle w:val="Heading1"/>
-      </w:pPr>
-      <w:r>
-        <w:t>05. W1 Explain the mechanism</w:t>
+      <w:r>
+        <w:t>________________________________________________________________</w:t>
       </w:r>
     </w:p>
     <w:p>
       <w:r>
-        <w:t>Explain the weekly mechanism in your own words. Use the worked scenario to name its input, decision rule and output.</w:t>
+        <w:t>________________________________________________________________</w:t>
       </w:r>
     </w:p>
     <w:p>
       <w:pPr>
-        <w:pStyle w:val="Heading3"/>
-      </w:pPr>
-      <w:r>
-        <w:t>My reasoning and evidence</w:t>
+        <w:spacing w:line="336" w:lineRule="auto" w:after="180"/>
+      </w:pPr>
+      <w:r>
+        <w:rPr>
+          <w:b w:val="0"/>
+        </w:rPr>
+        <w:t>Attempt this case before feedback. Record any help. Earlier examples below are further practice; a case already practised with feedback cannot establish fresh transfer.</w:t>
       </w:r>
     </w:p>
     <w:p>
-      <w:r>
-        <w:t>________________________________________________________________</w:t>
+      <w:pPr>
+        <w:pStyle w:val="Heading1"/>
+      </w:pPr>
+      <w:r>
+        <w:t>05. W1 Explain the mechanism</w:t>
       </w:r>
     </w:p>
     <w:p>
       <w:r>
-        <w:t>________________________________________________________________</w:t>
+        <w:t>Explain the mechanism. Apply the supplied Ablation studies facts and keep your reasoning.</w:t>
       </w:r>
     </w:p>
     <w:p>
-      <w:r>
-        <w:t>________________________________________________________________</w:t>
+      <w:pPr>
+        <w:spacing w:line="336" w:lineRule="auto" w:after="180"/>
+      </w:pPr>
+      <w:r>
+        <w:rPr>
+          <w:b w:val="0"/>
+        </w:rPr>
+        <w:t xml:space="preserve">Explain the weekly </w:t>
+      </w:r>
+      <w:r>
+        <w:rPr>
+          <w:b/>
+        </w:rPr>
+        <w:t>mechanism</w:t>
+      </w:r>
+      <w:r>
+        <w:rPr>
+          <w:b w:val="0"/>
+        </w:rPr>
+        <w:t xml:space="preserve"> in your own words. Use the worked scenario to name its </w:t>
+      </w:r>
+      <w:r>
+        <w:rPr>
+          <w:b/>
+        </w:rPr>
+        <w:t>input</w:t>
+      </w:r>
+      <w:r>
+        <w:rPr>
+          <w:b w:val="0"/>
+        </w:rPr>
+        <w:t xml:space="preserve">, decision rule and </w:t>
+      </w:r>
+      <w:r>
+        <w:rPr>
+          <w:b/>
+        </w:rPr>
+        <w:t>output</w:t>
+      </w:r>
+      <w:r>
+        <w:rPr>
+          <w:b w:val="0"/>
+        </w:rPr>
+        <w:t>.</w:t>
       </w:r>
     </w:p>
     <w:p>
-      <w:r>
-        <w:t>________________________________________________________________</w:t>
+      <w:pPr>
+        <w:pStyle w:val="Heading3"/>
+      </w:pPr>
+      <w:r>
+        <w:t>My reasoning and evidence</w:t>
       </w:r>
     </w:p>
     <w:p>
@@ -431,24 +573,18 @@
       </w:r>
     </w:p>
     <w:p>
-      <w:pPr>
-        <w:pStyle w:val="Heading1"/>
-      </w:pPr>
-      <w:r>
-        <w:t>06. W2 Trace the worked case</w:t>
+      <w:r>
+        <w:t>________________________________________________________________</w:t>
       </w:r>
     </w:p>
     <w:p>
       <w:r>
-        <w:t>Full system8/10, without retrieval5/10, without validation7/10; the last permits an unauthorised action. Show the intermediate steps and give the conclusion with its scope.</w:t>
+        <w:t>________________________________________________________________</w:t>
       </w:r>
     </w:p>
     <w:p>
-      <w:pPr>
-        <w:pStyle w:val="Heading3"/>
-      </w:pPr>
-      <w:r>
-        <w:t>My reasoning and evidence</w:t>
+      <w:r>
+        <w:t>________________________________________________________________</w:t>
       </w:r>
     </w:p>
     <w:p>
@@ -457,23 +593,35 @@
       </w:r>
     </w:p>
     <w:p>
-      <w:r>
-        <w:t>________________________________________________________________</w:t>
+      <w:pPr>
+        <w:pStyle w:val="Heading1"/>
+      </w:pPr>
+      <w:r>
+        <w:t>06. W2 Trace the worked case</w:t>
       </w:r>
     </w:p>
     <w:p>
       <w:r>
-        <w:t>________________________________________________________________</w:t>
+        <w:t>Trace the worked case. Apply the supplied Ablation studies facts and keep your reasoning.</w:t>
       </w:r>
     </w:p>
     <w:p>
-      <w:r>
-        <w:t>________________________________________________________________</w:t>
+      <w:pPr>
+        <w:spacing w:line="336" w:lineRule="auto" w:after="180"/>
+      </w:pPr>
+      <w:r>
+        <w:rPr>
+          <w:b w:val="0"/>
+        </w:rPr>
+        <w:t>Full system8/10, without retrieval5/10, without validation7/10; the last permits an unauthorised action. Show the intermediate steps and give the conclusion with its scope.</w:t>
       </w:r>
     </w:p>
     <w:p>
-      <w:r>
-        <w:t>________________________________________________________________</w:t>
+      <w:pPr>
+        <w:pStyle w:val="Heading3"/>
+      </w:pPr>
+      <w:r>
+        <w:t>My reasoning and evidence</w:t>
       </w:r>
     </w:p>
     <w:p>
@@ -487,24 +635,18 @@
       </w:r>
     </w:p>
     <w:p>
-      <w:pPr>
-        <w:pStyle w:val="Heading1"/>
-      </w:pPr>
-      <w:r>
-        <w:t>07. W3 Audit the limit</w:t>
+      <w:r>
+        <w:t>________________________________________________________________</w:t>
       </w:r>
     </w:p>
     <w:p>
       <w:r>
-        <w:t>A report omits this qualification: Removing a component changes a complete procedure; attribution depends on the controlled design and possible interactions. Explain how omitting it could change a reader's interpretation, and write an accurate replacement.</w:t>
+        <w:t>________________________________________________________________</w:t>
       </w:r>
     </w:p>
     <w:p>
-      <w:pPr>
-        <w:pStyle w:val="Heading3"/>
-      </w:pPr>
-      <w:r>
-        <w:t>My reasoning and evidence</w:t>
+      <w:r>
+        <w:t>________________________________________________________________</w:t>
       </w:r>
     </w:p>
     <w:p>
@@ -518,44 +660,68 @@
       </w:r>
     </w:p>
     <w:p>
-      <w:r>
-        <w:t>________________________________________________________________</w:t>
+      <w:pPr>
+        <w:pStyle w:val="Heading1"/>
+      </w:pPr>
+      <w:r>
+        <w:t>07. W3 Audit the limit</w:t>
       </w:r>
     </w:p>
     <w:p>
       <w:r>
-        <w:t>________________________________________________________________</w:t>
+        <w:t>Audit the limit. Apply the supplied Ablation studies facts and keep your reasoning.</w:t>
       </w:r>
     </w:p>
     <w:p>
-      <w:r>
-        <w:t>________________________________________________________________</w:t>
+      <w:pPr>
+        <w:spacing w:line="336" w:lineRule="auto" w:after="180"/>
+      </w:pPr>
+      <w:r>
+        <w:rPr>
+          <w:b w:val="0"/>
+        </w:rPr>
+        <w:t xml:space="preserve">A report omits this qualification: Removing a component changes a complete procedure; attribution depends on the controlled design and possible </w:t>
+      </w:r>
+      <w:r>
+        <w:rPr>
+          <w:b/>
+        </w:rPr>
+        <w:t>interaction</w:t>
+      </w:r>
+      <w:r>
+        <w:rPr>
+          <w:b w:val="0"/>
+        </w:rPr>
+        <w:t>s.</w:t>
       </w:r>
     </w:p>
     <w:p>
-      <w:r>
-        <w:t>________________________________________________________________</w:t>
+      <w:pPr>
+        <w:spacing w:line="336" w:lineRule="auto" w:after="180"/>
+      </w:pPr>
+      <w:r>
+        <w:rPr>
+          <w:b w:val="0"/>
+        </w:rPr>
+        <w:t>Explain how omitting it could change a reader's interpretation, and write an accurate replacement.</w:t>
       </w:r>
     </w:p>
     <w:p>
       <w:pPr>
-        <w:pStyle w:val="Heading1"/>
-      </w:pPr>
-      <w:r>
-        <w:t>08. W4 Apply a new case independently</w:t>
+        <w:pStyle w:val="Heading3"/>
+      </w:pPr>
+      <w:r>
+        <w:t>My reasoning and evidence</w:t>
       </w:r>
     </w:p>
     <w:p>
       <w:r>
-        <w:t>Full12/15, without A9/15, without B11/15. Compute sample drops and state interaction limit.</w:t>
+        <w:t>________________________________________________________________</w:t>
       </w:r>
     </w:p>
     <w:p>
-      <w:pPr>
-        <w:pStyle w:val="Heading3"/>
-      </w:pPr>
-      <w:r>
-        <w:t>My reasoning and evidence</w:t>
+      <w:r>
+        <w:t>________________________________________________________________</w:t>
       </w:r>
     </w:p>
     <w:p>
@@ -579,44 +745,62 @@
       </w:r>
     </w:p>
     <w:p>
-      <w:r>
-        <w:t>________________________________________________________________</w:t>
+      <w:pPr>
+        <w:pStyle w:val="Heading1"/>
+      </w:pPr>
+      <w:r>
+        <w:t>08. W4 Apply a new case independently</w:t>
       </w:r>
     </w:p>
     <w:p>
       <w:r>
-        <w:t>________________________________________________________________</w:t>
+        <w:t>Attempt before feedback. If this repeats the selected independent case, reuse that first attempt; otherwise keep a separate record. Apply a new case independently. Apply the supplied Ablation studies facts and keep your reasoning.</w:t>
       </w:r>
     </w:p>
     <w:p>
-      <w:r>
-        <w:t>________________________________________________________________</w:t>
+      <w:pPr>
+        <w:spacing w:line="336" w:lineRule="auto" w:after="180"/>
+      </w:pPr>
+      <w:r>
+        <w:rPr>
+          <w:b w:val="0"/>
+        </w:rPr>
+        <w:t xml:space="preserve">Full12/15, without A9/15, without B11/15. Compute sample drops and state </w:t>
+      </w:r>
+      <w:r>
+        <w:rPr>
+          <w:b/>
+        </w:rPr>
+        <w:t>interaction</w:t>
+      </w:r>
+      <w:r>
+        <w:rPr>
+          <w:b w:val="0"/>
+        </w:rPr>
+        <w:t xml:space="preserve"> limit.</w:t>
       </w:r>
     </w:p>
     <w:p>
-      <w:r>
-        <w:t>________________________________________________________________</w:t>
+      <w:pPr>
+        <w:pStyle w:val="Heading3"/>
+      </w:pPr>
+      <w:r>
+        <w:t>My reasoning and evidence</w:t>
       </w:r>
     </w:p>
     <w:p>
-      <w:pPr>
-        <w:pStyle w:val="Heading1"/>
-      </w:pPr>
-      <w:r>
-        <w:t>09. W5 Design a revealing follow-up</w:t>
+      <w:r>
+        <w:t>________________________________________________________________</w:t>
       </w:r>
     </w:p>
     <w:p>
       <w:r>
-        <w:t>For the worked scenario, propose one additional case that could reveal a failure, describe its expected outcome before running it, and explain what would need to remain fixed for a fair comparison. Do not reuse W4 as a new final test after receiving feedback.</w:t>
+        <w:t>________________________________________________________________</w:t>
       </w:r>
     </w:p>
     <w:p>
-      <w:pPr>
-        <w:pStyle w:val="Heading3"/>
-      </w:pPr>
-      <w:r>
-        <w:t>My reasoning and evidence</w:t>
+      <w:r>
+        <w:t>________________________________________________________________</w:t>
       </w:r>
     </w:p>
     <w:p>
@@ -645,26 +829,38 @@
       </w:r>
     </w:p>
     <w:p>
-      <w:r>
-        <w:t>________________________________________________________________</w:t>
+      <w:pPr>
+        <w:pStyle w:val="Heading1"/>
+      </w:pPr>
+      <w:r>
+        <w:t>09. W5 Design a revealing follow-up</w:t>
       </w:r>
     </w:p>
     <w:p>
       <w:r>
-        <w:t>________________________________________________________________</w:t>
+        <w:t>Design a revealing follow-up. Apply the supplied Ablation studies facts and keep your reasoning.</w:t>
       </w:r>
     </w:p>
     <w:p>
       <w:pPr>
-        <w:pStyle w:val="Heading1"/>
-      </w:pPr>
-      <w:r>
-        <w:t>10. Project checkpoint and reflection</w:t>
+        <w:spacing w:line="336" w:lineRule="auto" w:after="180"/>
+      </w:pPr>
+      <w:r>
+        <w:rPr>
+          <w:b w:val="0"/>
+        </w:rPr>
+        <w:t>For the worked scenario, propose one additional case that could reveal a failure, describe its expected outcome before running it, and explain what would need to remain fixed for a fair comparison.</w:t>
       </w:r>
     </w:p>
     <w:p>
-      <w:r>
-        <w:t>Add a labelled ablation studies evidence sheet to Reproducible AI Research Study. Show how you can explain the mechanism and terminology of ablation studies. Use the supplied fictional case and keep its inputs, intermediate steps, calculation or prediction, and limitation. Connect this record to last week’s record; a matching answer without a trace is insufficient.</w:t>
+      <w:pPr>
+        <w:spacing w:line="336" w:lineRule="auto" w:after="180"/>
+      </w:pPr>
+      <w:r>
+        <w:rPr>
+          <w:b w:val="0"/>
+        </w:rPr>
+        <w:t>Do not reuse W4 as a new final test after receiving feedback.</w:t>
       </w:r>
     </w:p>
     <w:p>
@@ -672,7 +868,7 @@
         <w:pStyle w:val="Heading3"/>
       </w:pPr>
       <w:r>
-        <w:t>My project change, supporting evidence and remaining limit</w:t>
+        <w:t>My reasoning and evidence</w:t>
       </w:r>
     </w:p>
     <w:p>
@@ -706,11 +902,166 @@
       </w:r>
     </w:p>
     <w:p>
+      <w:r>
+        <w:t>________________________________________________________________</w:t>
+      </w:r>
+    </w:p>
+    <w:p>
       <w:pPr>
         <w:pStyle w:val="Heading1"/>
       </w:pPr>
       <w:r>
+        <w:t>10. Project checkpoint and reflection</w:t>
+      </w:r>
+    </w:p>
+    <w:p>
+      <w:r>
+        <w:t>Connect Ablation studies to Reproducible AI Research Study, identify a limit and choose the next useful test.</w:t>
+      </w:r>
+    </w:p>
+    <w:p>
+      <w:pPr>
+        <w:spacing w:line="336" w:lineRule="auto" w:after="180"/>
+      </w:pPr>
+      <w:r>
+        <w:rPr>
+          <w:b w:val="0"/>
+        </w:rPr>
+        <w:t xml:space="preserve">Add a labelled </w:t>
+      </w:r>
+      <w:r>
+        <w:rPr>
+          <w:b/>
+        </w:rPr>
+        <w:t>ablation</w:t>
+      </w:r>
+      <w:r>
+        <w:rPr>
+          <w:b w:val="0"/>
+        </w:rPr>
+        <w:t xml:space="preserve"> studies </w:t>
+      </w:r>
+      <w:r>
+        <w:rPr>
+          <w:b/>
+        </w:rPr>
+        <w:t>evidence</w:t>
+      </w:r>
+      <w:r>
+        <w:rPr>
+          <w:b w:val="0"/>
+        </w:rPr>
+        <w:t xml:space="preserve"> sheet to Reproducible AI Research Study. Show how you can explain the </w:t>
+      </w:r>
+      <w:r>
+        <w:rPr>
+          <w:b/>
+        </w:rPr>
+        <w:t>mechanism</w:t>
+      </w:r>
+      <w:r>
+        <w:rPr>
+          <w:b w:val="0"/>
+        </w:rPr>
+        <w:t xml:space="preserve"> and terminology of </w:t>
+      </w:r>
+      <w:r>
+        <w:rPr>
+          <w:b/>
+        </w:rPr>
+        <w:t>ablation</w:t>
+      </w:r>
+      <w:r>
+        <w:rPr>
+          <w:b w:val="0"/>
+        </w:rPr>
+        <w:t xml:space="preserve"> studies.</w:t>
+      </w:r>
+    </w:p>
+    <w:p>
+      <w:pPr>
+        <w:spacing w:line="336" w:lineRule="auto" w:after="180"/>
+      </w:pPr>
+      <w:r>
+        <w:rPr>
+          <w:b w:val="0"/>
+        </w:rPr>
+        <w:t xml:space="preserve">Use the supplied fictional case and keep its </w:t>
+      </w:r>
+      <w:r>
+        <w:rPr>
+          <w:b/>
+        </w:rPr>
+        <w:t>input</w:t>
+      </w:r>
+      <w:r>
+        <w:rPr>
+          <w:b w:val="0"/>
+        </w:rPr>
+        <w:t xml:space="preserve">s, intermediate steps, calculation or </w:t>
+      </w:r>
+      <w:r>
+        <w:rPr>
+          <w:b/>
+        </w:rPr>
+        <w:t>prediction</w:t>
+      </w:r>
+      <w:r>
+        <w:rPr>
+          <w:b w:val="0"/>
+        </w:rPr>
+        <w:t>, and limitation. Connect this record to last week’s record; a matching answer without a trace is insufficient.</w:t>
+      </w:r>
+    </w:p>
+    <w:p>
+      <w:pPr>
+        <w:pStyle w:val="Heading3"/>
+      </w:pPr>
+      <w:r>
+        <w:t>My project change, supporting evidence and remaining limit</w:t>
+      </w:r>
+    </w:p>
+    <w:p>
+      <w:r>
+        <w:t>________________________________________________________________</w:t>
+      </w:r>
+    </w:p>
+    <w:p>
+      <w:r>
+        <w:t>________________________________________________________________</w:t>
+      </w:r>
+    </w:p>
+    <w:p>
+      <w:r>
+        <w:t>________________________________________________________________</w:t>
+      </w:r>
+    </w:p>
+    <w:p>
+      <w:r>
+        <w:t>________________________________________________________________</w:t>
+      </w:r>
+    </w:p>
+    <w:p>
+      <w:r>
+        <w:t>________________________________________________________________</w:t>
+      </w:r>
+    </w:p>
+    <w:p>
+      <w:r>
+        <w:t>________________________________________________________________</w:t>
+      </w:r>
+    </w:p>
+    <w:p>
+      <w:pPr>
+        <w:pStyle w:val="Heading1"/>
+      </w:pPr>
+      <w:r>
         <w:t>11. Feedback, return check and learning record</w:t>
+      </w:r>
+    </w:p>
+    <w:p>
+      <w:r>
+        <w:t>Record the first repaired step and a different case to revisit after a delay.</w:t>
       </w:r>
     </w:p>
     <w:tbl>
@@ -850,7 +1201,13 @@
       </w:tr>
     </w:tbl>
     <w:p>
-      <w:r>
+      <w:pPr>
+        <w:spacing w:line="336" w:lineRule="auto" w:after="180"/>
+      </w:pPr>
+      <w:r>
+        <w:rPr>
+          <w:b w:val="0"/>
+        </w:rPr>
         <w:t>Revisit this idea with your teacher after a delay. Familiarity is different from explaining and using it on a changed case.</w:t>
       </w:r>
     </w:p>
@@ -864,11 +1221,28 @@
     </w:p>
     <w:p>
       <w:r>
-        <w:t>Remove one component at a time. A retrieval pipeline has search plus a relevance filter. A team tests the filter’s contribution.</w:t>
+        <w:t>Remove one component at a time. A retrieval pipeline has search plus a relevance filter. A team tests the filter’s contribution. Explain the labelled step before checking the changed condition.</w:t>
       </w:r>
     </w:p>
     <w:p>
-      <w:r>
+      <w:pPr>
+        <w:spacing w:line="336" w:lineRule="auto" w:after="180"/>
+      </w:pPr>
+      <w:r>
+        <w:rPr>
+          <w:b w:val="0"/>
+        </w:rPr>
+        <w:t>Remove one component at a time. A retrieval pipeline has search plus a relevance filter. A team tests the filter’s contribution.</w:t>
+      </w:r>
+    </w:p>
+    <w:p>
+      <w:pPr>
+        <w:spacing w:line="336" w:lineRule="auto" w:after="180"/>
+      </w:pPr>
+      <w:r>
+        <w:rPr>
+          <w:b w:val="0"/>
+        </w:rPr>
         <w:t>Full pipeline: 8/10 correct. Filter removed: 6/10 on the same cases, with all other settings fixed.</w:t>
       </w:r>
     </w:p>
@@ -945,8 +1319,27 @@
       </w:r>
     </w:p>
     <w:p>
-      <w:r>
-        <w:t>Calculate the filter ablation’s two rates and count change. Which single component is altered, and why does also changing the model prevent isolating the filter?</w:t>
+      <w:pPr>
+        <w:spacing w:line="336" w:lineRule="auto" w:after="180"/>
+        <w:shd w:fill="F5F1FB"/>
+      </w:pPr>
+      <w:r>
+        <w:rPr>
+          <w:b w:val="0"/>
+        </w:rPr>
+        <w:t xml:space="preserve">Calculate the filter </w:t>
+      </w:r>
+      <w:r>
+        <w:rPr>
+          <w:b/>
+        </w:rPr>
+        <w:t>ablation</w:t>
+      </w:r>
+      <w:r>
+        <w:rPr>
+          <w:b w:val="0"/>
+        </w:rPr>
+        <w:t>’s two rates and count change. Which single component is altered, and why does also changing the model prevent isolating the filter?</w:t>
       </w:r>
     </w:p>
     <w:p>
@@ -988,35 +1381,102 @@
       </w:r>
     </w:p>
     <w:p>
-      <w:r>
-        <w:t>Support used: alone / hint / worked example. This record is practice evidence.</w:t>
+      <w:pPr>
+        <w:pStyle w:val="Heading3"/>
+      </w:pPr>
+      <w:r>
+        <w:t>Record the help used</w:t>
       </w:r>
     </w:p>
     <w:p>
-      <w:r>
-        <w:t>Project connection: For the Reproducible AI Research Study, retain an annotated worked trace and the changed-case reasoning. Connect the claim to its records, units and assumptions so another investigator can challenge or reproduce it.</w:t>
+      <w:pPr>
+        <w:spacing w:line="336" w:lineRule="auto" w:after="180"/>
+        <w:shd w:fill="F1F6F8"/>
+      </w:pPr>
+      <w:r>
+        <w:rPr>
+          <w:b w:val="0"/>
+        </w:rPr>
+        <w:t xml:space="preserve">Support used: alone / hint / worked example. This record is practice </w:t>
+      </w:r>
+      <w:r>
+        <w:rPr>
+          <w:b/>
+        </w:rPr>
+        <w:t>evidence</w:t>
+      </w:r>
+      <w:r>
+        <w:rPr>
+          <w:b w:val="0"/>
+        </w:rPr>
+        <w:t>.</w:t>
       </w:r>
     </w:p>
     <w:p>
       <w:pPr>
-        <w:pStyle w:val="Heading1"/>
-      </w:pPr>
-      <w:r>
-        <w:t>13. Project portfolio milestone</w:t>
+        <w:spacing w:line="336" w:lineRule="auto" w:after="180"/>
+      </w:pPr>
+      <w:r>
+        <w:rPr>
+          <w:b w:val="0"/>
+        </w:rPr>
+        <w:t>Project connection: For the Reproducible AI Research Study, retain an annotated worked trace and the changed-case reasoning.</w:t>
       </w:r>
     </w:p>
     <w:p>
-      <w:r>
-        <w:t>Project: Reproducible AI Research Study</w:t>
+      <w:pPr>
+        <w:spacing w:line="336" w:lineRule="auto" w:after="180"/>
+      </w:pPr>
+      <w:r>
+        <w:rPr>
+          <w:b w:val="0"/>
+        </w:rPr>
+        <w:t>Connect the claim to its records, units and assumptions so another investigator can challenge or reproduce it.</w:t>
       </w:r>
     </w:p>
     <w:p>
-      <w:r>
-        <w:t>Current milestone: Test changed cases. Keep normal, boundary and failure cases; compare expected and observed results.</w:t>
+      <w:pPr>
+        <w:pStyle w:val="Heading1"/>
+      </w:pPr>
+      <w:r>
+        <w:t>13. Project portfolio milestone</w:t>
       </w:r>
     </w:p>
     <w:p>
       <w:r>
+        <w:t>Keep this week’s input, deciding step, result and limit together in the Reproducible AI Research Study record.</w:t>
+      </w:r>
+    </w:p>
+    <w:p>
+      <w:pPr>
+        <w:spacing w:line="336" w:lineRule="auto" w:after="180"/>
+      </w:pPr>
+      <w:r>
+        <w:rPr>
+          <w:b w:val="0"/>
+        </w:rPr>
+        <w:t>Project: Reproducible AI Research Study</w:t>
+      </w:r>
+    </w:p>
+    <w:p>
+      <w:pPr>
+        <w:spacing w:line="336" w:lineRule="auto" w:after="180"/>
+      </w:pPr>
+      <w:r>
+        <w:rPr>
+          <w:b w:val="0"/>
+        </w:rPr>
+        <w:t>Current milestone: Test changed cases. Keep normal, boundary and failure cases; compare expected and observed results.</w:t>
+      </w:r>
+    </w:p>
+    <w:p>
+      <w:pPr>
+        <w:spacing w:line="336" w:lineRule="auto" w:after="180"/>
+      </w:pPr>
+      <w:r>
+        <w:rPr>
+          <w:b w:val="0"/>
+        </w:rPr>
         <w:t>For the Reproducible AI Research Study, retain an annotated worked trace and the changed-case reasoning. Connect the claim to its records, units and assumptions so another investigator can challenge or reproduce it.</w:t>
       </w:r>
     </w:p>
@@ -1179,53 +1639,122 @@
     </w:p>
     <w:p>
       <w:r>
-        <w:t>Use this supported practice once, in the browser or on paper. Keep the reserved independent assessment for a separate first attempt before teacher feedback.</w:t>
+        <w:t>Try the supported questions before comparing with hints and feedback. Record what you repaired and the evidence you retained.</w:t>
       </w:r>
     </w:p>
     <w:p>
-      <w:r>
-        <w:t>Remove one component at a time. A retrieval pipeline has search plus a relevance filter. A team tests the filter’s contribution.</w:t>
+      <w:pPr>
+        <w:spacing w:line="336" w:lineRule="auto" w:after="180"/>
+      </w:pPr>
+      <w:r>
+        <w:rPr>
+          <w:b w:val="0"/>
+        </w:rPr>
+        <w:t>Use this supported practice once, in the browser or on paper. Keep the reserved independent assessment for a separate first attempt before teacher feedback.</w:t>
       </w:r>
     </w:p>
     <w:p>
       <w:pPr>
-        <w:pStyle w:val="Heading3"/>
-      </w:pPr>
-      <w:r>
-        <w:t>Practice 1: explain the deciding evidence</w:t>
+        <w:spacing w:line="336" w:lineRule="auto" w:after="180"/>
+      </w:pPr>
+      <w:r>
+        <w:rPr>
+          <w:b w:val="0"/>
+        </w:rPr>
+        <w:t>Remove one component at a time. A retrieval pipeline has search plus a relevance filter. A team tests the filter’s contribution.</w:t>
       </w:r>
     </w:p>
     <w:p>
-      <w:r>
-        <w:t>Which labelled step matches this detail? Correctness falls from 80% to 60%, two cases in this set.</w:t>
+      <w:pPr>
+        <w:pStyle w:val="Heading3"/>
+      </w:pPr>
+      <w:r>
+        <w:t>Practice 1: explain the deciding evidence</w:t>
       </w:r>
     </w:p>
     <w:p>
-      <w:r>
-        <w:t>1. Name the component</w:t>
+      <w:pPr>
+        <w:spacing w:line="336" w:lineRule="auto" w:after="180"/>
+      </w:pPr>
+      <w:r>
+        <w:rPr>
+          <w:b w:val="0"/>
+        </w:rPr>
+        <w:t xml:space="preserve">Which labelled step matches this detail? Correctness falls from </w:t>
+      </w:r>
+      <w:r>
+        <w:rPr>
+          <w:b/>
+        </w:rPr>
+        <w:t>80%</w:t>
+      </w:r>
+      <w:r>
+        <w:rPr>
+          <w:b w:val="0"/>
+        </w:rPr>
+        <w:t xml:space="preserve"> to </w:t>
+      </w:r>
+      <w:r>
+        <w:rPr>
+          <w:b/>
+        </w:rPr>
+        <w:t>60%</w:t>
+      </w:r>
+      <w:r>
+        <w:rPr>
+          <w:b w:val="0"/>
+        </w:rPr>
+        <w:t>, two cases in this set.</w:t>
       </w:r>
     </w:p>
     <w:p>
-      <w:r>
-        <w:t>2. Run the ablation</w:t>
+      <w:pPr>
+        <w:spacing w:line="336" w:lineRule="auto" w:after="180"/>
+        <w:shd w:fill="F4F9FC"/>
+      </w:pPr>
+      <w:r>
+        <w:rPr>
+          <w:b w:val="0"/>
+        </w:rPr>
+        <w:t>1. Name the component</w:t>
       </w:r>
     </w:p>
     <w:p>
-      <w:r>
-        <w:t>3. Compare outcomes</w:t>
+      <w:pPr>
+        <w:spacing w:line="336" w:lineRule="auto" w:after="180"/>
+        <w:shd w:fill="F4F9FC"/>
+      </w:pPr>
+      <w:r>
+        <w:rPr>
+          <w:b w:val="0"/>
+        </w:rPr>
+        <w:t xml:space="preserve">2. Run the </w:t>
+      </w:r>
+      <w:r>
+        <w:rPr>
+          <w:b/>
+        </w:rPr>
+        <w:t>ablation</w:t>
       </w:r>
     </w:p>
     <w:p>
       <w:pPr>
-        <w:pStyle w:val="Heading3"/>
-      </w:pPr>
-      <w:r>
-        <w:t>My selected conclusion, deciding fact and explanation</w:t>
+        <w:spacing w:line="336" w:lineRule="auto" w:after="180"/>
+        <w:shd w:fill="F4F9FC"/>
+      </w:pPr>
+      <w:r>
+        <w:rPr>
+          <w:b w:val="0"/>
+        </w:rPr>
+        <w:t>3. Compare outcomes</w:t>
       </w:r>
     </w:p>
     <w:p>
-      <w:r>
-        <w:t>________________________________________________________________</w:t>
+      <w:pPr>
+        <w:pStyle w:val="Heading3"/>
+      </w:pPr>
+      <w:r>
+        <w:t>My selected conclusion, deciding fact and explanation</w:t>
       </w:r>
     </w:p>
     <w:p>
@@ -1250,40 +1779,103 @@
     </w:p>
     <w:p>
       <w:r>
-        <w:t>Hint if needed: Read the steps in the pictorial case. Match the supplied detail to the stage that performs or records it.</w:t>
+        <w:t>________________________________________________________________</w:t>
       </w:r>
     </w:p>
     <w:p>
-      <w:r>
-        <w:t>After your attempt, compare with the supported explanation: Compare outcomes Correctness falls from 80% to 60%, two cases in this set. An ablation probes a component by removing or changing it while holding the rest fixed. It supports a scoped comparison, not a claim that the component always helps.</w:t>
+      <w:pPr>
+        <w:pStyle w:val="Heading3"/>
+      </w:pPr>
+      <w:r>
+        <w:t>Hint · try first</w:t>
       </w:r>
     </w:p>
     <w:p>
       <w:pPr>
-        <w:pStyle w:val="Heading3"/>
-      </w:pPr>
-      <w:r>
-        <w:t>Practice 2: explain the deciding evidence</w:t>
+        <w:spacing w:line="336" w:lineRule="auto" w:after="180"/>
+        <w:shd w:fill="F1F6F8"/>
+      </w:pPr>
+      <w:r>
+        <w:rPr>
+          <w:b w:val="0"/>
+        </w:rPr>
+        <w:t>Hint if needed: Read the steps in the pictorial case. Match the supplied detail to the stage that performs or records it.</w:t>
       </w:r>
     </w:p>
     <w:p>
-      <w:r>
-        <w:t>Changed-case practice: Remove the filter and also change the model version. Which conclusion is supported by the supplied facts?</w:t>
+      <w:pPr>
+        <w:pStyle w:val="Heading3"/>
+      </w:pPr>
+      <w:r>
+        <w:t>Feedback · compare after trying</w:t>
       </w:r>
     </w:p>
     <w:p>
-      <w:r>
-        <w:t>1. The comparison no longer isolates the filter.</w:t>
+      <w:pPr>
+        <w:spacing w:line="336" w:lineRule="auto" w:after="180"/>
+        <w:shd w:fill="F1F6FC"/>
+      </w:pPr>
+      <w:r>
+        <w:rPr>
+          <w:b w:val="0"/>
+        </w:rPr>
+        <w:t xml:space="preserve">After your attempt, compare with the supported explanation: Compare outcomes Correctness falls from </w:t>
+      </w:r>
+      <w:r>
+        <w:rPr>
+          <w:b/>
+        </w:rPr>
+        <w:t>80%</w:t>
+      </w:r>
+      <w:r>
+        <w:rPr>
+          <w:b w:val="0"/>
+        </w:rPr>
+        <w:t xml:space="preserve"> to </w:t>
+      </w:r>
+      <w:r>
+        <w:rPr>
+          <w:b/>
+        </w:rPr>
+        <w:t>60%</w:t>
+      </w:r>
+      <w:r>
+        <w:rPr>
+          <w:b w:val="0"/>
+        </w:rPr>
+        <w:t xml:space="preserve">, two cases in this set. An </w:t>
+      </w:r>
+      <w:r>
+        <w:rPr>
+          <w:b/>
+        </w:rPr>
+        <w:t>ablation</w:t>
+      </w:r>
+      <w:r>
+        <w:rPr>
+          <w:b w:val="0"/>
+        </w:rPr>
+        <w:t xml:space="preserve"> probes a component by removing or changing it while holding the rest fixed.</w:t>
       </w:r>
     </w:p>
     <w:p>
-      <w:r>
-        <w:t>2. This one example guarantees correct results for every future input.</w:t>
+      <w:pPr>
+        <w:spacing w:line="336" w:lineRule="auto" w:after="180"/>
+        <w:shd w:fill="F1F6FC"/>
+      </w:pPr>
+      <w:r>
+        <w:rPr>
+          <w:b w:val="0"/>
+        </w:rPr>
+        <w:t>It supports a scoped comparison, not a claim that the component always helps.</w:t>
       </w:r>
     </w:p>
     <w:p>
-      <w:r>
-        <w:t>3. We can decide the result without examining the changed input or the procedure.</w:t>
+      <w:pPr>
+        <w:pStyle w:val="Heading3"/>
+      </w:pPr>
+      <w:r>
+        <w:t>Practice 2: explain the deciding evidence</w:t>
       </w:r>
     </w:p>
     <w:p>
@@ -1291,91 +1883,1099 @@
         <w:pStyle w:val="Heading3"/>
       </w:pPr>
       <w:r>
-        <w:t>My selected conclusion, deciding fact and explanation</w:t>
+        <w:t>Changed case · predict first</w:t>
       </w:r>
     </w:p>
     <w:p>
-      <w:r>
-        <w:t>________________________________________________________________</w:t>
+      <w:pPr>
+        <w:spacing w:line="336" w:lineRule="auto" w:after="180"/>
+        <w:shd w:fill="F5F1FB"/>
+      </w:pPr>
+      <w:r>
+        <w:rPr>
+          <w:b w:val="0"/>
+        </w:rPr>
+        <w:t>Changed-case practice: Remove the filter and also change the model version. Which conclusion is supported by the supplied facts?</w:t>
       </w:r>
     </w:p>
     <w:p>
-      <w:r>
-        <w:t>________________________________________________________________</w:t>
+      <w:pPr>
+        <w:spacing w:line="336" w:lineRule="auto" w:after="180"/>
+        <w:shd w:fill="F4F9FC"/>
+      </w:pPr>
+      <w:r>
+        <w:rPr>
+          <w:b w:val="0"/>
+        </w:rPr>
+        <w:t>1. The comparison no longer isolates the filter.</w:t>
       </w:r>
     </w:p>
     <w:p>
-      <w:r>
-        <w:t>________________________________________________________________</w:t>
+      <w:pPr>
+        <w:spacing w:line="336" w:lineRule="auto" w:after="180"/>
+        <w:shd w:fill="F4F9FC"/>
+      </w:pPr>
+      <w:r>
+        <w:rPr>
+          <w:b w:val="0"/>
+        </w:rPr>
+        <w:t xml:space="preserve">2. This one example guarantees correct results for every future </w:t>
+      </w:r>
+      <w:r>
+        <w:rPr>
+          <w:b/>
+        </w:rPr>
+        <w:t>input</w:t>
+      </w:r>
+      <w:r>
+        <w:rPr>
+          <w:b w:val="0"/>
+        </w:rPr>
+        <w:t>.</w:t>
       </w:r>
     </w:p>
     <w:p>
-      <w:r>
-        <w:t>________________________________________________________________</w:t>
+      <w:pPr>
+        <w:spacing w:line="336" w:lineRule="auto" w:after="180"/>
+        <w:shd w:fill="F4F9FC"/>
+      </w:pPr>
+      <w:r>
+        <w:rPr>
+          <w:b w:val="0"/>
+        </w:rPr>
+        <w:t xml:space="preserve">3. We can decide the result without examining the changed </w:t>
+      </w:r>
+      <w:r>
+        <w:rPr>
+          <w:b/>
+        </w:rPr>
+        <w:t>input</w:t>
+      </w:r>
+      <w:r>
+        <w:rPr>
+          <w:b w:val="0"/>
+        </w:rPr>
+        <w:t xml:space="preserve"> or the procedure.</w:t>
       </w:r>
     </w:p>
     <w:p>
-      <w:r>
-        <w:t>________________________________________________________________</w:t>
+      <w:pPr>
+        <w:pStyle w:val="Heading3"/>
+      </w:pPr>
+      <w:r>
+        <w:t>My selected conclusion, deciding fact and explanation</w:t>
       </w:r>
     </w:p>
     <w:p>
       <w:r>
-        <w:t>Hint if needed: Use the changed condition and the deciding step in the pictorial trace. The answer must say what follows from those facts.</w:t>
+        <w:t>________________________________________________________________</w:t>
       </w:r>
     </w:p>
     <w:p>
       <w:r>
-        <w:t>After your attempt, compare with the supported explanation: The comparison no longer isolates the filter. Two simultaneous changes provide alternative explanations.</w:t>
+        <w:t>________________________________________________________________</w:t>
       </w:r>
     </w:p>
     <w:p>
-      <w:pPr>
-        <w:pStyle w:val="Heading3"/>
-      </w:pPr>
-      <w:r>
-        <w:t>Repair a missing building block</w:t>
+      <w:r>
+        <w:t>________________________________________________________________</w:t>
       </w:r>
     </w:p>
     <w:p>
       <w:r>
-        <w:t>Review Multiple comparisons (ai-7/15). Goal: Explain the mechanism and terminology of multiple comparisons. Short practice: Calculate the six-test cutoff and identify which supplied p-values reject. Why must the team count every planned comparison rather than report only its smallest p-value?. Return to this week and explain what you changed.</w:t>
+        <w:t>________________________________________________________________</w:t>
       </w:r>
     </w:p>
     <w:p>
       <w:r>
-        <w:t>Review Effect size and practical importance (ai-7/13). Goal: Explain the mechanism and terminology of effect size and practical importance. Short practice: Calculate the absolute error-rate reduction from 20/1000 to 15/1000. Does it meet the ten-fewer-errors threshold, and what changes when B has eight errors?. Return to this week and explain what you changed.</w:t>
+        <w:t>________________________________________________________________</w:t>
       </w:r>
     </w:p>
     <w:p>
-      <w:r>
-        <w:t>Review Confounders and controls (ai-7/10). Goal: Explain the mechanism and terminology of confounders and controls. Short practice: Draw the four condition/background combinations. Which variables were coupled before, and why would collecting only healthy-white and spotted-blue again leave the confounding unresolved?. Return to this week and explain what you changed.</w:t>
+      <w:pPr>
+        <w:pStyle w:val="Heading3"/>
+      </w:pPr>
+      <w:r>
+        <w:t>Hint · try first</w:t>
       </w:r>
     </w:p>
     <w:p>
       <w:pPr>
-        <w:pStyle w:val="Heading3"/>
-      </w:pPr>
-      <w:r>
-        <w:t>Keep your completed work</w:t>
+        <w:spacing w:line="336" w:lineRule="auto" w:after="180"/>
+        <w:shd w:fill="F1F6F8"/>
+      </w:pPr>
+      <w:r>
+        <w:rPr>
+          <w:b w:val="0"/>
+        </w:rPr>
+        <w:t>Hint if needed: Use the changed condition and the deciding step in the pictorial trace. The answer must say what follows from those facts.</w:t>
       </w:r>
     </w:p>
     <w:p>
-      <w:r>
-        <w:t>Use Download completed work in the hosted lesson to export your answers, reflections, practice feedback and code-run evidence. Open the HTML copy to read or print it. Drafts stay in this browser when storage is available; clear drafts on a shared device.</w:t>
+      <w:pPr>
+        <w:pStyle w:val="Heading3"/>
+      </w:pPr>
+      <w:r>
+        <w:t>Feedback · compare after trying</w:t>
       </w:r>
     </w:p>
     <w:p>
       <w:pPr>
-        <w:pStyle w:val="Heading3"/>
-      </w:pPr>
-      <w:r>
-        <w:t>What I repaired, the evidence I kept and the next test</w:t>
+        <w:spacing w:line="336" w:lineRule="auto" w:after="180"/>
+        <w:shd w:fill="F1F6FC"/>
+      </w:pPr>
+      <w:r>
+        <w:rPr>
+          <w:b w:val="0"/>
+        </w:rPr>
+        <w:t>After your attempt, compare with the supported explanation: The comparison no longer isolates the filter. Two simultaneous changes provide alternative explanations.</w:t>
       </w:r>
     </w:p>
     <w:p>
+      <w:pPr>
+        <w:pStyle w:val="Heading3"/>
+      </w:pPr>
+      <w:r>
+        <w:t>Repair a missing building block</w:t>
+      </w:r>
+    </w:p>
+    <w:p>
+      <w:pPr>
+        <w:spacing w:line="336" w:lineRule="auto" w:after="180"/>
+      </w:pPr>
+      <w:r>
+        <w:rPr>
+          <w:b w:val="0"/>
+        </w:rPr>
+        <w:t xml:space="preserve">Review Multiple comparisons (ai-7/15). Goal: Explain the </w:t>
+      </w:r>
+      <w:r>
+        <w:rPr>
+          <w:b/>
+        </w:rPr>
+        <w:t>mechanism</w:t>
+      </w:r>
+      <w:r>
+        <w:rPr>
+          <w:b w:val="0"/>
+        </w:rPr>
+        <w:t xml:space="preserve"> and terminology of multiple comparisons. Short practice: Calculate the six-test cutoff and identify which supplied p-values reject.</w:t>
+      </w:r>
+    </w:p>
+    <w:p>
+      <w:pPr>
+        <w:spacing w:line="336" w:lineRule="auto" w:after="180"/>
+      </w:pPr>
+      <w:r>
+        <w:rPr>
+          <w:b w:val="0"/>
+        </w:rPr>
+        <w:t>Why must the team count every planned comparison rather than report only its smallest p-value?. Return to this week and explain what you changed.</w:t>
+      </w:r>
+    </w:p>
+    <w:p>
+      <w:pPr>
+        <w:spacing w:line="336" w:lineRule="auto" w:after="180"/>
+      </w:pPr>
+      <w:r>
+        <w:rPr>
+          <w:b w:val="0"/>
+        </w:rPr>
+        <w:t xml:space="preserve">Review Effect size and practical importance (ai-7/13). Goal: Explain the </w:t>
+      </w:r>
+      <w:r>
+        <w:rPr>
+          <w:b/>
+        </w:rPr>
+        <w:t>mechanism</w:t>
+      </w:r>
+      <w:r>
+        <w:rPr>
+          <w:b w:val="0"/>
+        </w:rPr>
+        <w:t xml:space="preserve"> and terminology of effect size and practical importance. Short practice: Calculate the absolute error-rate reduction from 20/1000 to 15/1000.</w:t>
+      </w:r>
+    </w:p>
+    <w:p>
+      <w:pPr>
+        <w:spacing w:line="336" w:lineRule="auto" w:after="180"/>
+      </w:pPr>
+      <w:r>
+        <w:rPr>
+          <w:b w:val="0"/>
+        </w:rPr>
+        <w:t>Does it meet the ten-fewer-errors threshold, and what changes when B has eight errors?. Return to this week and explain what you changed.</w:t>
+      </w:r>
+    </w:p>
+    <w:p>
+      <w:pPr>
+        <w:spacing w:line="336" w:lineRule="auto" w:after="180"/>
+      </w:pPr>
+      <w:r>
+        <w:rPr>
+          <w:b w:val="0"/>
+        </w:rPr>
+        <w:t xml:space="preserve">Review Confounders and controls (ai-7/10). Goal: Explain the </w:t>
+      </w:r>
+      <w:r>
+        <w:rPr>
+          <w:b/>
+        </w:rPr>
+        <w:t>mechanism</w:t>
+      </w:r>
+      <w:r>
+        <w:rPr>
+          <w:b w:val="0"/>
+        </w:rPr>
+        <w:t xml:space="preserve"> and terminology of confounders and controls. Short practice: Draw the four condition/background combinations.</w:t>
+      </w:r>
+    </w:p>
+    <w:p>
+      <w:pPr>
+        <w:spacing w:line="336" w:lineRule="auto" w:after="180"/>
+      </w:pPr>
+      <w:r>
+        <w:rPr>
+          <w:b w:val="0"/>
+        </w:rPr>
+        <w:t>Which variables were coupled before, and why would collecting only healthy-white and spotted-blue again leave the confounding unresolved?. Return to this week and explain what you changed.</w:t>
+      </w:r>
+    </w:p>
+    <w:p>
+      <w:pPr>
+        <w:pStyle w:val="Heading3"/>
+      </w:pPr>
+      <w:r>
+        <w:t>Keep your completed work</w:t>
+      </w:r>
+    </w:p>
+    <w:p>
+      <w:pPr>
+        <w:spacing w:line="336" w:lineRule="auto" w:after="180"/>
+      </w:pPr>
+      <w:r>
+        <w:rPr>
+          <w:b w:val="0"/>
+        </w:rPr>
+        <w:t xml:space="preserve">Use Download completed work in the hosted lesson to export your answers, reflections, practice feedback and code-run </w:t>
+      </w:r>
+      <w:r>
+        <w:rPr>
+          <w:b/>
+        </w:rPr>
+        <w:t>evidence</w:t>
+      </w:r>
+      <w:r>
+        <w:rPr>
+          <w:b w:val="0"/>
+        </w:rPr>
+        <w:t>. Open the HTML copy to read or print it.</w:t>
+      </w:r>
+    </w:p>
+    <w:p>
+      <w:pPr>
+        <w:spacing w:line="336" w:lineRule="auto" w:after="180"/>
+      </w:pPr>
+      <w:r>
+        <w:rPr>
+          <w:b w:val="0"/>
+        </w:rPr>
+        <w:t>Drafts stay in this browser when storage is available; clear drafts on a shared device.</w:t>
+      </w:r>
+    </w:p>
+    <w:p>
+      <w:pPr>
+        <w:pStyle w:val="Heading3"/>
+      </w:pPr>
+      <w:r>
+        <w:t>What I repaired, the evidence I kept and the next test</w:t>
+      </w:r>
+    </w:p>
+    <w:p>
       <w:r>
         <w:t>________________________________________________________________</w:t>
+      </w:r>
+    </w:p>
+    <w:p>
+      <w:r>
+        <w:t>________________________________________________________________</w:t>
+      </w:r>
+    </w:p>
+    <w:p>
+      <w:r>
+        <w:t>________________________________________________________________</w:t>
+      </w:r>
+    </w:p>
+    <w:p>
+      <w:r>
+        <w:t>________________________________________________________________</w:t>
+      </w:r>
+    </w:p>
+    <w:p>
+      <w:r>
+        <w:t>________________________________________________________________</w:t>
+      </w:r>
+    </w:p>
+    <w:p>
+      <w:pPr>
+        <w:pStyle w:val="Heading1"/>
+      </w:pPr>
+      <w:r>
+        <w:t>15. Visual concept journey</w:t>
+      </w:r>
+    </w:p>
+    <w:p>
+      <w:r>
+        <w:t>Explain each Ablation studies picture from its labels, then record a relevant limit.</w:t>
+      </w:r>
+    </w:p>
+    <w:p>
+      <w:pPr>
+        <w:pStyle w:val="Heading3"/>
+      </w:pPr>
+      <w:r>
+        <w:t>01. Ablation studies: the case</w:t>
+      </w:r>
+    </w:p>
+    <w:p>
+      <w:r>
+        <w:drawing>
+          <wp:inline xmlns:a="http://schemas.openxmlformats.org/drawingml/2006/main" xmlns:pic="http://schemas.openxmlformats.org/drawingml/2006/picture">
+            <wp:extent cx="5486400" cy="2834640"/>
+            <wp:docPr id="3" name="Picture 3" descr="Remove one component at a time. A retrieval pipeline has search plus a relevance filter. A team tests the filter’s contribution. Supplied facts: Full pipeline: 8/10 correct. Filter removed: 6/10 on the same cases, with all other settings fixed."/>
+            <wp:cNvGraphicFramePr>
+              <a:graphicFrameLocks noChangeAspect="1"/>
+            </wp:cNvGraphicFramePr>
+            <a:graphic>
+              <a:graphicData uri="http://schemas.openxmlformats.org/drawingml/2006/picture">
+                <pic:pic>
+                  <pic:nvPicPr>
+                    <pic:cNvPr id="0" name="academy-story-ai-7-16-01.png"/>
+                    <pic:cNvPicPr/>
+                  </pic:nvPicPr>
+                  <pic:blipFill>
+                    <a:blip r:embed="rId11"/>
+                    <a:stretch>
+                      <a:fillRect/>
+                    </a:stretch>
+                  </pic:blipFill>
+                  <pic:spPr>
+                    <a:xfrm>
+                      <a:off x="0" y="0"/>
+                      <a:ext cx="5486400" cy="2834640"/>
+                    </a:xfrm>
+                    <a:prstGeom prst="rect"/>
+                  </pic:spPr>
+                </pic:pic>
+              </a:graphicData>
+            </a:graphic>
+          </wp:inline>
+        </w:drawing>
+      </w:r>
+    </w:p>
+    <w:p>
+      <w:pPr>
+        <w:spacing w:line="336" w:lineRule="auto" w:after="180"/>
+      </w:pPr>
+      <w:r>
+        <w:rPr>
+          <w:b w:val="0"/>
+        </w:rPr>
+        <w:t>Remove one component at a time. A retrieval pipeline has search plus a relevance filter. A team tests the filter’s contribution. Supplied facts: Full pipeline: 8/10 correct.</w:t>
+      </w:r>
+    </w:p>
+    <w:p>
+      <w:pPr>
+        <w:spacing w:line="336" w:lineRule="auto" w:after="180"/>
+      </w:pPr>
+      <w:r>
+        <w:rPr>
+          <w:b w:val="0"/>
+        </w:rPr>
+        <w:t>Filter removed: 6/10 on the same cases, with all other settings fixed.</w:t>
+      </w:r>
+    </w:p>
+    <w:p>
+      <w:pPr>
+        <w:spacing w:line="336" w:lineRule="auto" w:after="180"/>
+        <w:shd w:fill="F5F1FB"/>
+      </w:pPr>
+      <w:r>
+        <w:rPr>
+          <w:b w:val="0"/>
+        </w:rPr>
+        <w:t>Point to the given fact that matters most. Explain why it matters.</w:t>
+      </w:r>
+    </w:p>
+    <w:p>
+      <w:pPr>
+        <w:pStyle w:val="Heading3"/>
+      </w:pPr>
+      <w:r>
+        <w:t>My picture explanation, deciding evidence and one limit</w:t>
+      </w:r>
+    </w:p>
+    <w:p>
+      <w:r>
+        <w:t>________________________________________________________________</w:t>
+      </w:r>
+    </w:p>
+    <w:p>
+      <w:r>
+        <w:t>________________________________________________________________</w:t>
+      </w:r>
+    </w:p>
+    <w:p>
+      <w:r>
+        <w:t>________________________________________________________________</w:t>
+      </w:r>
+    </w:p>
+    <w:p>
+      <w:r>
+        <w:t>________________________________________________________________</w:t>
+      </w:r>
+    </w:p>
+    <w:p>
+      <w:pPr>
+        <w:pStyle w:val="Heading3"/>
+      </w:pPr>
+      <w:r>
+        <w:t>02. Follow the deciding steps</w:t>
+      </w:r>
+    </w:p>
+    <w:p>
+      <w:r>
+        <w:drawing>
+          <wp:inline xmlns:a="http://schemas.openxmlformats.org/drawingml/2006/main" xmlns:pic="http://schemas.openxmlformats.org/drawingml/2006/picture">
+            <wp:extent cx="5486400" cy="3182112"/>
+            <wp:docPr id="4" name="Picture 4" descr="Name the component: The relevance filter is the single declared change. → Run the ablation: Remove only the filter and preserve cases and scoring. → Compare outcomes: Correctness falls from 80% to 60%, two cases in this set."/>
+            <wp:cNvGraphicFramePr>
+              <a:graphicFrameLocks noChangeAspect="1"/>
+            </wp:cNvGraphicFramePr>
+            <a:graphic>
+              <a:graphicData uri="http://schemas.openxmlformats.org/drawingml/2006/picture">
+                <pic:pic>
+                  <pic:nvPicPr>
+                    <pic:cNvPr id="0" name="academy-story-ai-7-16-02.png"/>
+                    <pic:cNvPicPr/>
+                  </pic:nvPicPr>
+                  <pic:blipFill>
+                    <a:blip r:embed="rId12"/>
+                    <a:stretch>
+                      <a:fillRect/>
+                    </a:stretch>
+                  </pic:blipFill>
+                  <pic:spPr>
+                    <a:xfrm>
+                      <a:off x="0" y="0"/>
+                      <a:ext cx="5486400" cy="3182112"/>
+                    </a:xfrm>
+                    <a:prstGeom prst="rect"/>
+                  </pic:spPr>
+                </pic:pic>
+              </a:graphicData>
+            </a:graphic>
+          </wp:inline>
+        </w:drawing>
+      </w:r>
+    </w:p>
+    <w:p>
+      <w:pPr>
+        <w:spacing w:line="336" w:lineRule="auto" w:after="180"/>
+      </w:pPr>
+      <w:r>
+        <w:rPr>
+          <w:b w:val="0"/>
+        </w:rPr>
+        <w:t xml:space="preserve">Name the component: The relevance filter is the single declared change. → Run the </w:t>
+      </w:r>
+      <w:r>
+        <w:rPr>
+          <w:b/>
+        </w:rPr>
+        <w:t>ablation</w:t>
+      </w:r>
+      <w:r>
+        <w:rPr>
+          <w:b w:val="0"/>
+        </w:rPr>
+        <w:t xml:space="preserve">: Remove only the filter and preserve cases and scoring. → Compare outcomes: Correctness falls from </w:t>
+      </w:r>
+      <w:r>
+        <w:rPr>
+          <w:b/>
+        </w:rPr>
+        <w:t>80%</w:t>
+      </w:r>
+      <w:r>
+        <w:rPr>
+          <w:b w:val="0"/>
+        </w:rPr>
+        <w:t xml:space="preserve"> to </w:t>
+      </w:r>
+      <w:r>
+        <w:rPr>
+          <w:b/>
+        </w:rPr>
+        <w:t>60%</w:t>
+      </w:r>
+      <w:r>
+        <w:rPr>
+          <w:b w:val="0"/>
+        </w:rPr>
+        <w:t>, two cases in this set.</w:t>
+      </w:r>
+    </w:p>
+    <w:p>
+      <w:pPr>
+        <w:spacing w:line="336" w:lineRule="auto" w:after="180"/>
+        <w:shd w:fill="F5F1FB"/>
+      </w:pPr>
+      <w:r>
+        <w:rPr>
+          <w:b w:val="0"/>
+        </w:rPr>
+        <w:t xml:space="preserve">Point to each numbered stage and explain which recorded </w:t>
+      </w:r>
+      <w:r>
+        <w:rPr>
+          <w:b/>
+        </w:rPr>
+        <w:t>input</w:t>
+      </w:r>
+      <w:r>
+        <w:rPr>
+          <w:b w:val="0"/>
+        </w:rPr>
+        <w:t xml:space="preserve"> it uses.</w:t>
+      </w:r>
+    </w:p>
+    <w:p>
+      <w:pPr>
+        <w:pStyle w:val="Heading3"/>
+      </w:pPr>
+      <w:r>
+        <w:t>My picture explanation, deciding evidence and one limit</w:t>
+      </w:r>
+    </w:p>
+    <w:p>
+      <w:r>
+        <w:t>________________________________________________________________</w:t>
+      </w:r>
+    </w:p>
+    <w:p>
+      <w:r>
+        <w:t>________________________________________________________________</w:t>
+      </w:r>
+    </w:p>
+    <w:p>
+      <w:r>
+        <w:t>________________________________________________________________</w:t>
+      </w:r>
+    </w:p>
+    <w:p>
+      <w:r>
+        <w:t>________________________________________________________________</w:t>
+      </w:r>
+    </w:p>
+    <w:p>
+      <w:pPr>
+        <w:pStyle w:val="Heading3"/>
+      </w:pPr>
+      <w:r>
+        <w:t>03. Relevance-filter ablation</w:t>
+      </w:r>
+    </w:p>
+    <w:p>
+      <w:r>
+        <w:drawing>
+          <wp:inline xmlns:a="http://schemas.openxmlformats.org/drawingml/2006/main" xmlns:pic="http://schemas.openxmlformats.org/drawingml/2006/picture">
+            <wp:extent cx="5486400" cy="2834640"/>
+            <wp:docPr id="5" name="Picture 5" descr="Relevance-filter ablation. Units: correct answers out of 10 shared cases. Full pipeline: 8. Filter removed: 6."/>
+            <wp:cNvGraphicFramePr>
+              <a:graphicFrameLocks noChangeAspect="1"/>
+            </wp:cNvGraphicFramePr>
+            <a:graphic>
+              <a:graphicData uri="http://schemas.openxmlformats.org/drawingml/2006/picture">
+                <pic:pic>
+                  <pic:nvPicPr>
+                    <pic:cNvPr id="0" name="academy-story-ai-7-16-03.png"/>
+                    <pic:cNvPicPr/>
+                  </pic:nvPicPr>
+                  <pic:blipFill>
+                    <a:blip r:embed="rId13"/>
+                    <a:stretch>
+                      <a:fillRect/>
+                    </a:stretch>
+                  </pic:blipFill>
+                  <pic:spPr>
+                    <a:xfrm>
+                      <a:off x="0" y="0"/>
+                      <a:ext cx="5486400" cy="2834640"/>
+                    </a:xfrm>
+                    <a:prstGeom prst="rect"/>
+                  </pic:spPr>
+                </pic:pic>
+              </a:graphicData>
+            </a:graphic>
+          </wp:inline>
+        </w:drawing>
+      </w:r>
+    </w:p>
+    <w:p>
+      <w:pPr>
+        <w:spacing w:line="336" w:lineRule="auto" w:after="180"/>
+      </w:pPr>
+      <w:r>
+        <w:rPr>
+          <w:b w:val="0"/>
+        </w:rPr>
+        <w:t xml:space="preserve">Relevance-filter </w:t>
+      </w:r>
+      <w:r>
+        <w:rPr>
+          <w:b/>
+        </w:rPr>
+        <w:t>ablation</w:t>
+      </w:r>
+      <w:r>
+        <w:rPr>
+          <w:b w:val="0"/>
+        </w:rPr>
+        <w:t>. Units: correct answers out of 10 shared cases. Full pipeline: 8. Filter removed: 6.</w:t>
+      </w:r>
+    </w:p>
+    <w:p>
+      <w:pPr>
+        <w:spacing w:line="336" w:lineRule="auto" w:after="180"/>
+        <w:shd w:fill="F5F1FB"/>
+      </w:pPr>
+      <w:r>
+        <w:rPr>
+          <w:b w:val="0"/>
+        </w:rPr>
+        <w:t>Read the labels and values. Explain the relationship the model shows.</w:t>
+      </w:r>
+    </w:p>
+    <w:p>
+      <w:pPr>
+        <w:pStyle w:val="Heading3"/>
+      </w:pPr>
+      <w:r>
+        <w:t>My picture explanation, deciding evidence and one limit</w:t>
+      </w:r>
+    </w:p>
+    <w:p>
+      <w:r>
+        <w:t>________________________________________________________________</w:t>
+      </w:r>
+    </w:p>
+    <w:p>
+      <w:r>
+        <w:t>________________________________________________________________</w:t>
+      </w:r>
+    </w:p>
+    <w:p>
+      <w:r>
+        <w:t>________________________________________________________________</w:t>
+      </w:r>
+    </w:p>
+    <w:p>
+      <w:r>
+        <w:t>________________________________________________________________</w:t>
+      </w:r>
+    </w:p>
+    <w:p>
+      <w:pPr>
+        <w:pStyle w:val="Heading3"/>
+      </w:pPr>
+      <w:r>
+        <w:t>04. Change one thing. Trace what follows.</w:t>
+      </w:r>
+    </w:p>
+    <w:p>
+      <w:r>
+        <w:drawing>
+          <wp:inline xmlns:a="http://schemas.openxmlformats.org/drawingml/2006/main" xmlns:pic="http://schemas.openxmlformats.org/drawingml/2006/picture">
+            <wp:extent cx="5486400" cy="3026664"/>
+            <wp:docPr id="6" name="Picture 6" descr="Original case: Correctness falls from 80% to 60%, two cases in this set. Changed condition: Remove the filter and also change the model version. Expected result: The comparison no longer isolates the filter. Reason: Two simultaneous changes provide alternative explanations."/>
+            <wp:cNvGraphicFramePr>
+              <a:graphicFrameLocks noChangeAspect="1"/>
+            </wp:cNvGraphicFramePr>
+            <a:graphic>
+              <a:graphicData uri="http://schemas.openxmlformats.org/drawingml/2006/picture">
+                <pic:pic>
+                  <pic:nvPicPr>
+                    <pic:cNvPr id="0" name="academy-story-ai-7-16-04.png"/>
+                    <pic:cNvPicPr/>
+                  </pic:nvPicPr>
+                  <pic:blipFill>
+                    <a:blip r:embed="rId14"/>
+                    <a:stretch>
+                      <a:fillRect/>
+                    </a:stretch>
+                  </pic:blipFill>
+                  <pic:spPr>
+                    <a:xfrm>
+                      <a:off x="0" y="0"/>
+                      <a:ext cx="5486400" cy="3026664"/>
+                    </a:xfrm>
+                    <a:prstGeom prst="rect"/>
+                  </pic:spPr>
+                </pic:pic>
+              </a:graphicData>
+            </a:graphic>
+          </wp:inline>
+        </w:drawing>
+      </w:r>
+    </w:p>
+    <w:p>
+      <w:pPr>
+        <w:spacing w:line="336" w:lineRule="auto" w:after="180"/>
+      </w:pPr>
+      <w:r>
+        <w:rPr>
+          <w:b w:val="0"/>
+        </w:rPr>
+        <w:t xml:space="preserve">Original case: Correctness falls from </w:t>
+      </w:r>
+      <w:r>
+        <w:rPr>
+          <w:b/>
+        </w:rPr>
+        <w:t>80%</w:t>
+      </w:r>
+      <w:r>
+        <w:rPr>
+          <w:b w:val="0"/>
+        </w:rPr>
+        <w:t xml:space="preserve"> to </w:t>
+      </w:r>
+      <w:r>
+        <w:rPr>
+          <w:b/>
+        </w:rPr>
+        <w:t>60%</w:t>
+      </w:r>
+      <w:r>
+        <w:rPr>
+          <w:b w:val="0"/>
+        </w:rPr>
+        <w:t>, two cases in this set. Changed condition: Remove the filter and also change the model version. Expected result: The comparison no longer isolates the filter.</w:t>
+      </w:r>
+    </w:p>
+    <w:p>
+      <w:pPr>
+        <w:spacing w:line="336" w:lineRule="auto" w:after="180"/>
+      </w:pPr>
+      <w:r>
+        <w:rPr>
+          <w:b w:val="0"/>
+        </w:rPr>
+        <w:t>Reason: Two simultaneous changes provide alternative explanations.</w:t>
+      </w:r>
+    </w:p>
+    <w:p>
+      <w:pPr>
+        <w:spacing w:line="336" w:lineRule="auto" w:after="180"/>
+        <w:shd w:fill="F5F1FB"/>
+      </w:pPr>
+      <w:r>
+        <w:rPr>
+          <w:b w:val="0"/>
+        </w:rPr>
+        <w:t>Predict before checking the worked changed-case result. Name what changed and what the supplied facts allow you to conclude.</w:t>
+      </w:r>
+    </w:p>
+    <w:p>
+      <w:pPr>
+        <w:pStyle w:val="Heading3"/>
+      </w:pPr>
+      <w:r>
+        <w:t>My picture explanation, deciding evidence and one limit</w:t>
+      </w:r>
+    </w:p>
+    <w:p>
+      <w:r>
+        <w:t>________________________________________________________________</w:t>
+      </w:r>
+    </w:p>
+    <w:p>
+      <w:r>
+        <w:t>________________________________________________________________</w:t>
+      </w:r>
+    </w:p>
+    <w:p>
+      <w:r>
+        <w:t>________________________________________________________________</w:t>
+      </w:r>
+    </w:p>
+    <w:p>
+      <w:r>
+        <w:t>________________________________________________________________</w:t>
+      </w:r>
+    </w:p>
+    <w:p>
+      <w:pPr>
+        <w:pStyle w:val="Heading3"/>
+      </w:pPr>
+      <w:r>
+        <w:t>05. Connect the explanation to its limit</w:t>
+      </w:r>
+    </w:p>
+    <w:p>
+      <w:r>
+        <w:drawing>
+          <wp:inline xmlns:a="http://schemas.openxmlformats.org/drawingml/2006/main" xmlns:pic="http://schemas.openxmlformats.org/drawingml/2006/picture">
+            <wp:extent cx="5486400" cy="2834640"/>
+            <wp:docPr id="7" name="Picture 7" descr="An ablation probes a component by removing or changing it while holding the rest fixed. It supports a scoped comparison, not a claim that the component always helps. Limit: Interactions and small-sample variability remain; this illustrative difference is not a universal causal estimate."/>
+            <wp:cNvGraphicFramePr>
+              <a:graphicFrameLocks noChangeAspect="1"/>
+            </wp:cNvGraphicFramePr>
+            <a:graphic>
+              <a:graphicData uri="http://schemas.openxmlformats.org/drawingml/2006/picture">
+                <pic:pic>
+                  <pic:nvPicPr>
+                    <pic:cNvPr id="0" name="academy-story-ai-7-16-05.png"/>
+                    <pic:cNvPicPr/>
+                  </pic:nvPicPr>
+                  <pic:blipFill>
+                    <a:blip r:embed="rId15"/>
+                    <a:stretch>
+                      <a:fillRect/>
+                    </a:stretch>
+                  </pic:blipFill>
+                  <pic:spPr>
+                    <a:xfrm>
+                      <a:off x="0" y="0"/>
+                      <a:ext cx="5486400" cy="2834640"/>
+                    </a:xfrm>
+                    <a:prstGeom prst="rect"/>
+                  </pic:spPr>
+                </pic:pic>
+              </a:graphicData>
+            </a:graphic>
+          </wp:inline>
+        </w:drawing>
+      </w:r>
+    </w:p>
+    <w:p>
+      <w:pPr>
+        <w:spacing w:line="336" w:lineRule="auto" w:after="180"/>
+      </w:pPr>
+      <w:r>
+        <w:rPr>
+          <w:b w:val="0"/>
+        </w:rPr>
+        <w:t xml:space="preserve">An </w:t>
+      </w:r>
+      <w:r>
+        <w:rPr>
+          <w:b/>
+        </w:rPr>
+        <w:t>ablation</w:t>
+      </w:r>
+      <w:r>
+        <w:rPr>
+          <w:b w:val="0"/>
+        </w:rPr>
+        <w:t xml:space="preserve"> probes a component by removing or changing it while holding the rest fixed. It supports a scoped comparison, not a claim that the component always helps.</w:t>
+      </w:r>
+    </w:p>
+    <w:p>
+      <w:pPr>
+        <w:spacing w:line="336" w:lineRule="auto" w:after="180"/>
+      </w:pPr>
+      <w:r>
+        <w:rPr>
+          <w:b w:val="0"/>
+        </w:rPr>
+        <w:t xml:space="preserve">Limit: </w:t>
+      </w:r>
+      <w:r>
+        <w:rPr>
+          <w:b/>
+        </w:rPr>
+        <w:t>Interaction</w:t>
+      </w:r>
+      <w:r>
+        <w:rPr>
+          <w:b w:val="0"/>
+        </w:rPr>
+        <w:t>s and small-sample variability remain; this illustrative difference is not a universal causal estimate.</w:t>
+      </w:r>
+    </w:p>
+    <w:p>
+      <w:pPr>
+        <w:spacing w:line="336" w:lineRule="auto" w:after="180"/>
+        <w:shd w:fill="F5F1FB"/>
+      </w:pPr>
+      <w:r>
+        <w:rPr>
+          <w:b w:val="0"/>
+        </w:rPr>
+        <w:t>Explain the case, then point to a limit on the claim.</w:t>
+      </w:r>
+    </w:p>
+    <w:p>
+      <w:pPr>
+        <w:pStyle w:val="Heading3"/>
+      </w:pPr>
+      <w:r>
+        <w:t>My picture explanation, deciding evidence and one limit</w:t>
+      </w:r>
+    </w:p>
+    <w:p>
+      <w:r>
+        <w:t>________________________________________________________________</w:t>
+      </w:r>
+    </w:p>
+    <w:p>
+      <w:r>
+        <w:t>________________________________________________________________</w:t>
+      </w:r>
+    </w:p>
+    <w:p>
+      <w:r>
+        <w:t>________________________________________________________________</w:t>
+      </w:r>
+    </w:p>
+    <w:p>
+      <w:r>
+        <w:t>________________________________________________________________</w:t>
+      </w:r>
+    </w:p>
+    <w:p>
+      <w:pPr>
+        <w:pStyle w:val="Heading3"/>
+      </w:pPr>
+      <w:r>
+        <w:t>06. Make the idea visible in your project</w:t>
+      </w:r>
+    </w:p>
+    <w:p>
+      <w:r>
+        <w:drawing>
+          <wp:inline xmlns:a="http://schemas.openxmlformats.org/drawingml/2006/main" xmlns:pic="http://schemas.openxmlformats.org/drawingml/2006/picture">
+            <wp:extent cx="5486400" cy="3681984"/>
+            <wp:docPr id="8" name="Picture 8" descr="For the Reproducible AI Research Study, retain an annotated worked trace and the changed-case reasoning. Connect the claim to its records, units and assumptions so another investigator can challenge or reproduce it. Draw your input, deciding step, result and limit. Supported question: Calculate the filter ablation’s two rates and count change. Which single component is altered, and why does also changing the model prevent isolating the filter?"/>
+            <wp:cNvGraphicFramePr>
+              <a:graphicFrameLocks noChangeAspect="1"/>
+            </wp:cNvGraphicFramePr>
+            <a:graphic>
+              <a:graphicData uri="http://schemas.openxmlformats.org/drawingml/2006/picture">
+                <pic:pic>
+                  <pic:nvPicPr>
+                    <pic:cNvPr id="0" name="academy-story-ai-7-16-06.png"/>
+                    <pic:cNvPicPr/>
+                  </pic:nvPicPr>
+                  <pic:blipFill>
+                    <a:blip r:embed="rId16"/>
+                    <a:stretch>
+                      <a:fillRect/>
+                    </a:stretch>
+                  </pic:blipFill>
+                  <pic:spPr>
+                    <a:xfrm>
+                      <a:off x="0" y="0"/>
+                      <a:ext cx="5486400" cy="3681984"/>
+                    </a:xfrm>
+                    <a:prstGeom prst="rect"/>
+                  </pic:spPr>
+                </pic:pic>
+              </a:graphicData>
+            </a:graphic>
+          </wp:inline>
+        </w:drawing>
+      </w:r>
+    </w:p>
+    <w:p>
+      <w:pPr>
+        <w:spacing w:line="336" w:lineRule="auto" w:after="180"/>
+      </w:pPr>
+      <w:r>
+        <w:rPr>
+          <w:b w:val="0"/>
+        </w:rPr>
+        <w:t>For the Reproducible AI Research Study, retain an annotated worked trace and the changed-case reasoning. Connect the claim to its records, units and assumptions so another investigator can challenge or reproduce it.</w:t>
+      </w:r>
+    </w:p>
+    <w:p>
+      <w:pPr>
+        <w:spacing w:line="336" w:lineRule="auto" w:after="180"/>
+      </w:pPr>
+      <w:r>
+        <w:rPr>
+          <w:b w:val="0"/>
+        </w:rPr>
+        <w:t xml:space="preserve">Draw your </w:t>
+      </w:r>
+      <w:r>
+        <w:rPr>
+          <w:b/>
+        </w:rPr>
+        <w:t>input</w:t>
+      </w:r>
+      <w:r>
+        <w:rPr>
+          <w:b w:val="0"/>
+        </w:rPr>
+        <w:t xml:space="preserve">, deciding step, result and limit. Supported question: Calculate the filter </w:t>
+      </w:r>
+      <w:r>
+        <w:rPr>
+          <w:b/>
+        </w:rPr>
+        <w:t>ablation</w:t>
+      </w:r>
+      <w:r>
+        <w:rPr>
+          <w:b w:val="0"/>
+        </w:rPr>
+        <w:t>’s two rates and count change.</w:t>
+      </w:r>
+    </w:p>
+    <w:p>
+      <w:pPr>
+        <w:spacing w:line="336" w:lineRule="auto" w:after="180"/>
+      </w:pPr>
+      <w:r>
+        <w:rPr>
+          <w:b w:val="0"/>
+        </w:rPr>
+        <w:t>Which single component is altered, and why does also changing the model prevent isolating the filter?</w:t>
+      </w:r>
+    </w:p>
+    <w:p>
+      <w:pPr>
+        <w:spacing w:line="336" w:lineRule="auto" w:after="180"/>
+        <w:shd w:fill="F5F1FB"/>
+      </w:pPr>
+      <w:r>
+        <w:rPr>
+          <w:b w:val="0"/>
+        </w:rPr>
+        <w:t xml:space="preserve">Draw your project trace and justify the deciding step using </w:t>
+      </w:r>
+      <w:r>
+        <w:rPr>
+          <w:b/>
+        </w:rPr>
+        <w:t>evidence</w:t>
+      </w:r>
+      <w:r>
+        <w:rPr>
+          <w:b w:val="0"/>
+        </w:rPr>
+        <w:t>.</w:t>
+      </w:r>
+    </w:p>
+    <w:p>
+      <w:pPr>
+        <w:pStyle w:val="Heading3"/>
+      </w:pPr>
+      <w:r>
+        <w:t>My picture explanation, deciding evidence and one limit</w:t>
       </w:r>
     </w:p>
     <w:p>

--- a/downloads/workbook/ai-7-week-16.docx
+++ b/downloads/workbook/ai-7-week-16.docx
@@ -25,22 +25,45 @@
         <w:pStyle w:val="Heading1"/>
       </w:pPr>
       <w:r>
-        <w:t>01. Recall and choose your starting point</w:t>
-      </w:r>
-    </w:p>
-    <w:p>
-      <w:r>
-        <w:t>Record your starting explanation for Ablation studies before opening notes. Show any later correction separately.</w:t>
-      </w:r>
-    </w:p>
-    <w:p>
-      <w:pPr>
-        <w:spacing w:line="336" w:lineRule="auto" w:after="180"/>
-      </w:pPr>
-      <w:r>
-        <w:rPr>
-          <w:b w:val="0"/>
-        </w:rPr>
+        <w:t>One complete ablation condition and failure record.</w:t>
+      </w:r>
+    </w:p>
+    <w:p>
+      <w:r>
+        <w:t>Keep supplied counts, controls, missing cells, severity and scope together.</w:t>
+      </w:r>
+    </w:p>
+    <w:p>
+      <w:r>
+        <w:t>Recall → W1–W3/W5 → independent fifteen-case comparison → research project → delayed return.</w:t>
+      </w:r>
+    </w:p>
+    <w:p>
+      <w:pPr>
+        <w:pStyle w:val="Heading1"/>
+      </w:pPr>
+      <w:r>
+        <w:t>01. Recall · Retrieve before notes</w:t>
+      </w:r>
+    </w:p>
+    <w:p>
+      <w:r>
+        <w:t>Keep this task’s inputs,rule and response together.</w:t>
+      </w:r>
+    </w:p>
+    <w:p>
+      <w:pPr>
+        <w:pStyle w:val="Heading2"/>
+      </w:pPr>
+      <w:r>
+        <w:t>Complete task and evidence</w:t>
+      </w:r>
+    </w:p>
+    <w:p>
+      <w:pPr>
+        <w:pStyle w:val="ListBullet"/>
+      </w:pPr>
+      <w:r>
         <w:t>Try the recall before opening notes. Then use a different colour or a labelled second line to correct your explanation.</w:t>
       </w:r>
     </w:p>
@@ -54,12 +77,9 @@
     </w:p>
     <w:p>
       <w:pPr>
-        <w:spacing w:line="336" w:lineRule="auto" w:after="180"/>
-      </w:pPr>
-      <w:r>
-        <w:rPr>
-          <w:b w:val="0"/>
-        </w:rPr>
+        <w:pStyle w:val="ListBullet"/>
+      </w:pPr>
+      <w:r>
         <w:t>Without opening the old lesson, explain one key idea from Multiple comparisons. Give an example and a mistake that the idea helps you avoid.</w:t>
       </w:r>
     </w:p>
@@ -96,12 +116,9 @@
     </w:p>
     <w:p>
       <w:pPr>
-        <w:spacing w:line="336" w:lineRule="auto" w:after="180"/>
-      </w:pPr>
-      <w:r>
-        <w:rPr>
-          <w:b w:val="0"/>
-        </w:rPr>
+        <w:pStyle w:val="ListBullet"/>
+      </w:pPr>
+      <w:r>
         <w:t>Without opening the old lesson, explain one key idea from Effect size and practical importance. Give an example and a mistake that the idea helps you avoid.</w:t>
       </w:r>
     </w:p>
@@ -138,12 +155,9 @@
     </w:p>
     <w:p>
       <w:pPr>
-        <w:spacing w:line="336" w:lineRule="auto" w:after="180"/>
-      </w:pPr>
-      <w:r>
-        <w:rPr>
-          <w:b w:val="0"/>
-        </w:rPr>
+        <w:pStyle w:val="ListBullet"/>
+      </w:pPr>
+      <w:r>
         <w:t>Without opening the old lesson, explain one key idea from Confounders and controls. Give an example and a mistake that the idea helps you avoid.</w:t>
       </w:r>
     </w:p>
@@ -175,35 +189,95 @@
         <w:pStyle w:val="Heading1"/>
       </w:pPr>
       <w:r>
-        <w:t>02. Practise with fading help</w:t>
-      </w:r>
-    </w:p>
-    <w:p>
-      <w:r>
-        <w:t>Complete the supported Ablation studies trace and record the first step you can explain without help.</w:t>
-      </w:r>
-    </w:p>
-    <w:p>
-      <w:pPr>
-        <w:spacing w:line="336" w:lineRule="auto" w:after="180"/>
-      </w:pPr>
-      <w:r>
-        <w:rPr>
-          <w:b w:val="0"/>
-        </w:rPr>
-        <w:t xml:space="preserve">Use W2: Trace the worked case for </w:t>
-      </w:r>
-      <w:r>
-        <w:rPr>
-          <w:b/>
-        </w:rPr>
-        <w:t>Ablation</w:t>
-      </w:r>
-      <w:r>
-        <w:rPr>
-          <w:b w:val="0"/>
-        </w:rPr>
-        <w:t xml:space="preserve"> studies. Record the answer once; the lesson and workbook refer to the same attempt.</w:t>
+        <w:t>05. W1 · Explain the current example</w:t>
+      </w:r>
+    </w:p>
+    <w:p>
+      <w:r>
+        <w:t>Keep this task’s inputs,rule and response together.</w:t>
+      </w:r>
+    </w:p>
+    <w:p>
+      <w:pPr>
+        <w:pStyle w:val="Heading2"/>
+      </w:pPr>
+      <w:r>
+        <w:t>Complete task and evidence</w:t>
+      </w:r>
+    </w:p>
+    <w:p>
+      <w:pPr>
+        <w:pStyle w:val="ListBullet"/>
+      </w:pPr>
+      <w:r>
+        <w:t>An ablation removes a component while preserving evaluation cases, scoring and other settings. Main full system has retrieval and validation with 8/10 passes. Without retrieval it has 5/10, a net drop of three passes or thirty percentage points. Without validation it has 7/10, a drop of one pass or ten points, and a stipulated unauthorized action. The action boundary is not captured by score magnitude alone. Joint removal is not supplied. If its count were hypothetically 4, the interaction contrast 8 − 7 − 5 + 4 would be zero; if hypothetically 6, it would be two. Neither value is observed. Thus the supplied three cells do not determine interaction or additive component contributions. Separate filter example has 8/10 full versus 6/10 without the filter: a net two-pass, twenty-percentage-point drop, or 25% relative decrease. Net counts do not identify exact flipped cases. Also changing the model confounds filter-only attribution. These supplied summaries establish no actual model execution, significance or universal causal effect. Preserve conditions and inspect per-case failure categories when records exist.</w:t>
+      </w:r>
+    </w:p>
+    <w:p>
+      <w:pPr>
+        <w:pStyle w:val="ListBullet"/>
+      </w:pPr>
+      <w:r>
+        <w:t>Explain the weekly mechanism in your own words. Use the worked scenario to name its input, decision rule and output.</w:t>
+      </w:r>
+    </w:p>
+    <w:p>
+      <w:pPr>
+        <w:pStyle w:val="Heading3"/>
+      </w:pPr>
+      <w:r>
+        <w:t>My reasoning and evidence</w:t>
+      </w:r>
+    </w:p>
+    <w:p>
+      <w:r>
+        <w:t>________________________________________________________________</w:t>
+      </w:r>
+    </w:p>
+    <w:p>
+      <w:r>
+        <w:t>________________________________________________________________</w:t>
+      </w:r>
+    </w:p>
+    <w:p>
+      <w:r>
+        <w:t>________________________________________________________________</w:t>
+      </w:r>
+    </w:p>
+    <w:p>
+      <w:r>
+        <w:t>________________________________________________________________</w:t>
+      </w:r>
+    </w:p>
+    <w:p>
+      <w:r>
+        <w:t>________________________________________________________________</w:t>
+      </w:r>
+    </w:p>
+    <w:p>
+      <w:r>
+        <w:t>________________________________________________________________</w:t>
+      </w:r>
+    </w:p>
+    <w:p>
+      <w:pPr>
+        <w:pStyle w:val="Heading1"/>
+      </w:pPr>
+      <w:r>
+        <w:t>06. W2 · Trace the worked case</w:t>
+      </w:r>
+    </w:p>
+    <w:p>
+      <w:r>
+        <w:t>Keep the supplied inputs, comparison rule and evidence together.</w:t>
+      </w:r>
+    </w:p>
+    <w:p>
+      <w:pPr>
+        <w:pStyle w:val="Heading2"/>
+      </w:pPr>
+      <w:r>
+        <w:t>Complete task and evidence</w:t>
       </w:r>
     </w:p>
     <w:tbl>
@@ -228,7 +302,7 @@
           </w:tcPr>
           <w:p>
             <w:r>
-              <w:t>Given inputs</w:t>
+              <w:t>Condition</w:t>
             </w:r>
           </w:p>
         </w:tc>
@@ -238,7 +312,7 @@
           </w:tcPr>
           <w:p>
             <w:r>
-              <w:t>Procedure I chose</w:t>
+              <w:t>Pass count/rate</w:t>
             </w:r>
           </w:p>
         </w:tc>
@@ -248,7 +322,7 @@
           </w:tcPr>
           <w:p>
             <w:r>
-              <w:t>Middle steps</w:t>
+              <w:t>Net drop from full</w:t>
             </w:r>
           </w:p>
         </w:tc>
@@ -258,7 +332,7 @@
           </w:tcPr>
           <w:p>
             <w:r>
-              <w:t>Result and check</w:t>
+              <w:t>Interpretation</w:t>
             </w:r>
           </w:p>
         </w:tc>
@@ -269,7 +343,9 @@
             <w:tcW w:type="dxa" w:w="2556"/>
           </w:tcPr>
           <w:p>
-            <w:r/>
+            <w:r>
+              <w:t>Full system</w:t>
+            </w:r>
           </w:p>
         </w:tc>
         <w:tc>
@@ -277,7 +353,9 @@
             <w:tcW w:type="dxa" w:w="2556"/>
           </w:tcPr>
           <w:p>
-            <w:r/>
+            <w:r>
+              <w:t>8/10 = 80%</w:t>
+            </w:r>
           </w:p>
         </w:tc>
         <w:tc>
@@ -285,7 +363,9 @@
             <w:tcW w:type="dxa" w:w="2556"/>
           </w:tcPr>
           <w:p>
-            <w:r/>
+            <w:r>
+              <w:t>Reference</w:t>
+            </w:r>
           </w:p>
         </w:tc>
         <w:tc>
@@ -293,17 +373,203 @@
             <w:tcW w:type="dxa" w:w="2556"/>
           </w:tcPr>
           <w:p>
-            <w:r/>
+            <w:r>
+              <w:t>Both components present</w:t>
+            </w:r>
+          </w:p>
+        </w:tc>
+      </w:tr>
+      <w:tr>
+        <w:tc>
+          <w:tcPr>
+            <w:tcW w:type="dxa" w:w="2556"/>
+          </w:tcPr>
+          <w:p>
+            <w:r>
+              <w:t>Without retrieval</w:t>
+            </w:r>
+          </w:p>
+        </w:tc>
+        <w:tc>
+          <w:tcPr>
+            <w:tcW w:type="dxa" w:w="2556"/>
+          </w:tcPr>
+          <w:p>
+            <w:r>
+              <w:t>5/10 = 50%</w:t>
+            </w:r>
+          </w:p>
+        </w:tc>
+        <w:tc>
+          <w:tcPr>
+            <w:tcW w:type="dxa" w:w="2556"/>
+          </w:tcPr>
+          <w:p>
+            <w:r>
+              <w:t>3 passes; 30 percentage points</w:t>
+            </w:r>
+          </w:p>
+        </w:tc>
+        <w:tc>
+          <w:tcPr>
+            <w:tcW w:type="dxa" w:w="2556"/>
+          </w:tcPr>
+          <w:p>
+            <w:r>
+              <w:t>Conditional removal effect in this configuration</w:t>
+            </w:r>
+          </w:p>
+        </w:tc>
+      </w:tr>
+      <w:tr>
+        <w:tc>
+          <w:tcPr>
+            <w:tcW w:type="dxa" w:w="2556"/>
+          </w:tcPr>
+          <w:p>
+            <w:r>
+              <w:t>Without validation</w:t>
+            </w:r>
+          </w:p>
+        </w:tc>
+        <w:tc>
+          <w:tcPr>
+            <w:tcW w:type="dxa" w:w="2556"/>
+          </w:tcPr>
+          <w:p>
+            <w:r>
+              <w:t>7/10 = 70%</w:t>
+            </w:r>
+          </w:p>
+        </w:tc>
+        <w:tc>
+          <w:tcPr>
+            <w:tcW w:type="dxa" w:w="2556"/>
+          </w:tcPr>
+          <w:p>
+            <w:r>
+              <w:t>1 pass; 10 percentage points</w:t>
+            </w:r>
+          </w:p>
+        </w:tc>
+        <w:tc>
+          <w:tcPr>
+            <w:tcW w:type="dxa" w:w="2556"/>
+          </w:tcPr>
+          <w:p>
+            <w:r>
+              <w:t>Also permits a stipulated unauthorized action</w:t>
+            </w:r>
+          </w:p>
+        </w:tc>
+      </w:tr>
+      <w:tr>
+        <w:tc>
+          <w:tcPr>
+            <w:tcW w:type="dxa" w:w="2556"/>
+          </w:tcPr>
+          <w:p>
+            <w:r>
+              <w:t>Without both</w:t>
+            </w:r>
+          </w:p>
+        </w:tc>
+        <w:tc>
+          <w:tcPr>
+            <w:tcW w:type="dxa" w:w="2556"/>
+          </w:tcPr>
+          <w:p>
+            <w:r>
+              <w:t>Unknown</w:t>
+            </w:r>
+          </w:p>
+        </w:tc>
+        <w:tc>
+          <w:tcPr>
+            <w:tcW w:type="dxa" w:w="2556"/>
+          </w:tcPr>
+          <w:p>
+            <w:r>
+              <w:t>Unknown</w:t>
+            </w:r>
+          </w:p>
+        </w:tc>
+        <w:tc>
+          <w:tcPr>
+            <w:tcW w:type="dxa" w:w="2556"/>
+          </w:tcPr>
+          <w:p>
+            <w:r>
+              <w:t>Cannot calculate joint effect or interaction</w:t>
+            </w:r>
+          </w:p>
+        </w:tc>
+      </w:tr>
+      <w:tr>
+        <w:tc>
+          <w:tcPr>
+            <w:tcW w:type="dxa" w:w="2556"/>
+          </w:tcPr>
+          <w:p>
+            <w:r>
+              <w:t>Changed case identities</w:t>
+            </w:r>
+          </w:p>
+        </w:tc>
+        <w:tc>
+          <w:tcPr>
+            <w:tcW w:type="dxa" w:w="2556"/>
+          </w:tcPr>
+          <w:p>
+            <w:r>
+              <w:t>Unknown</w:t>
+            </w:r>
+          </w:p>
+        </w:tc>
+        <w:tc>
+          <w:tcPr>
+            <w:tcW w:type="dxa" w:w="2556"/>
+          </w:tcPr>
+          <w:p>
+            <w:r>
+              <w:t>Net count is not a flip ledger</w:t>
+            </w:r>
+          </w:p>
+        </w:tc>
+        <w:tc>
+          <w:tcPr>
+            <w:tcW w:type="dxa" w:w="2556"/>
+          </w:tcPr>
+          <w:p>
+            <w:r>
+              <w:t>Inspect per-case records if collected</w:t>
+            </w:r>
           </w:p>
         </w:tc>
       </w:tr>
     </w:tbl>
     <w:p>
       <w:pPr>
+        <w:pStyle w:val="ListBullet"/>
+      </w:pPr>
+      <w:r>
+        <w:t>An ablation removes a component while preserving evaluation cases, scoring and other settings. Main full system has retrieval and validation with 8/10 passes. Without retrieval it has 5/10, a net drop of three passes or thirty percentage points. Without validation it has 7/10, a drop of one pass or ten points, and a stipulated unauthorized action. The action boundary is not captured by score magnitude alone. Joint removal is not supplied. If its count were hypothetically 4, the interaction contrast 8 − 7 − 5 + 4 would be zero; if hypothetically 6, it would be two. Neither value is observed. Thus the supplied three cells do not determine interaction or additive component contributions. Separate filter example has 8/10 full versus 6/10 without the filter: a net two-pass, twenty-percentage-point drop, or 25% relative decrease. Net counts do not identify exact flipped cases. Also changing the model confounds filter-only attribution. These supplied summaries establish no actual model execution, significance or universal causal effect. Preserve conditions and inspect per-case failure categories when records exist.</w:t>
+      </w:r>
+    </w:p>
+    <w:p>
+      <w:pPr>
+        <w:pStyle w:val="ListBullet"/>
+      </w:pPr>
+      <w:r>
+        <w:t>Full system 8/10, without retrieval 5/10, without validation 7/10; the last permits an unauthorised action. Show the intermediate steps and give the conclusion with its scope.</w:t>
+      </w:r>
+    </w:p>
+    <w:p>
+      <w:pPr>
         <w:pStyle w:val="Heading3"/>
       </w:pPr>
       <w:r>
-        <w:t>The step I completed without help, and the hint I needed</w:t>
+        <w:t>My reasoning and evidence</w:t>
       </w:r>
     </w:p>
     <w:p>
@@ -322,50 +588,60 @@
       </w:r>
     </w:p>
     <w:p>
+      <w:r>
+        <w:t>________________________________________________________________</w:t>
+      </w:r>
+    </w:p>
+    <w:p>
+      <w:r>
+        <w:t>________________________________________________________________</w:t>
+      </w:r>
+    </w:p>
+    <w:p>
+      <w:r>
+        <w:t>________________________________________________________________</w:t>
+      </w:r>
+    </w:p>
+    <w:p>
+      <w:r>
+        <w:t>________________________________________________________________</w:t>
+      </w:r>
+    </w:p>
+    <w:p>
       <w:pPr>
         <w:pStyle w:val="Heading1"/>
       </w:pPr>
       <w:r>
-        <w:t>03. Individual reasoning check</w:t>
-      </w:r>
-    </w:p>
-    <w:p>
-      <w:r>
-        <w:t>Check the proposed Ablation studies explanation against the supplied facts before discussing it.</w:t>
-      </w:r>
-    </w:p>
-    <w:p>
-      <w:pPr>
-        <w:spacing w:line="336" w:lineRule="auto" w:after="180"/>
-      </w:pPr>
-      <w:r>
-        <w:rPr>
-          <w:b w:val="0"/>
-        </w:rPr>
-        <w:t xml:space="preserve">Use the worked case for </w:t>
-      </w:r>
-      <w:r>
-        <w:rPr>
-          <w:b/>
-        </w:rPr>
-        <w:t>Ablation</w:t>
-      </w:r>
-      <w:r>
-        <w:rPr>
-          <w:b w:val="0"/>
-        </w:rPr>
-        <w:t xml:space="preserve"> studies. Proposed explanation: “The worked result establishes every future case”. Decide whether this explanation is supported.</w:t>
-      </w:r>
-    </w:p>
-    <w:p>
-      <w:pPr>
-        <w:spacing w:line="336" w:lineRule="auto" w:after="180"/>
-      </w:pPr>
-      <w:r>
-        <w:rPr>
-          <w:b w:val="0"/>
-        </w:rPr>
-        <w:t>Point to the step or supplied fact that decides; explain your repair if needed.</w:t>
+        <w:t>07. W3 · Repair a misconception</w:t>
+      </w:r>
+    </w:p>
+    <w:p>
+      <w:r>
+        <w:t>Keep this task’s inputs,rule and response together.</w:t>
+      </w:r>
+    </w:p>
+    <w:p>
+      <w:pPr>
+        <w:pStyle w:val="Heading2"/>
+      </w:pPr>
+      <w:r>
+        <w:t>Complete task and evidence</w:t>
+      </w:r>
+    </w:p>
+    <w:p>
+      <w:pPr>
+        <w:pStyle w:val="ListBullet"/>
+      </w:pPr>
+      <w:r>
+        <w:t>An ablation removes a component while preserving evaluation cases, scoring and other settings. Main full system has retrieval and validation with 8/10 passes. Without retrieval it has 5/10, a net drop of three passes or thirty percentage points. Without validation it has 7/10, a drop of one pass or ten points, and a stipulated unauthorized action. The action boundary is not captured by score magnitude alone. Joint removal is not supplied. If its count were hypothetically 4, the interaction contrast 8 − 7 − 5 + 4 would be zero; if hypothetically 6, it would be two. Neither value is observed. Thus the supplied three cells do not determine interaction or additive component contributions. Separate filter example has 8/10 full versus 6/10 without the filter: a net two-pass, twenty-percentage-point drop, or 25% relative decrease. Net counts do not identify exact flipped cases. Also changing the model confounds filter-only attribution. These supplied summaries establish no actual model execution, significance or universal causal effect. Preserve conditions and inspect per-case failure categories when records exist.</w:t>
+      </w:r>
+    </w:p>
+    <w:p>
+      <w:pPr>
+        <w:pStyle w:val="ListBullet"/>
+      </w:pPr>
+      <w:r>
+        <w:t>A report omits this qualification: Removing a component changes a complete procedure; attribution depends on the controlled design and possible interactions. Explain how omitting it could change a reader's interpretation, and write an accurate replacement.</w:t>
       </w:r>
     </w:p>
     <w:p>
@@ -373,7 +649,7 @@
         <w:pStyle w:val="Heading3"/>
       </w:pPr>
       <w:r>
-        <w:t>My explanation before partner discussion</w:t>
+        <w:t>My reasoning and evidence</w:t>
       </w:r>
     </w:p>
     <w:p>
@@ -397,16 +673,50 @@
       </w:r>
     </w:p>
     <w:p>
+      <w:r>
+        <w:t>________________________________________________________________</w:t>
+      </w:r>
+    </w:p>
+    <w:p>
+      <w:r>
+        <w:t>________________________________________________________________</w:t>
+      </w:r>
+    </w:p>
+    <w:p>
       <w:pPr>
         <w:pStyle w:val="Heading1"/>
       </w:pPr>
       <w:r>
-        <w:t>04. Independent transfer case</w:t>
-      </w:r>
-    </w:p>
-    <w:p>
-      <w:r>
-        <w:t>Write one first attempt at the reserved independent case before feedback. Repeated copies of that case refer to the same recorded attempt.</w:t>
+        <w:t>09. W5 · Explain the limitation</w:t>
+      </w:r>
+    </w:p>
+    <w:p>
+      <w:r>
+        <w:t>Keep this task’s inputs,rule and response together.</w:t>
+      </w:r>
+    </w:p>
+    <w:p>
+      <w:pPr>
+        <w:pStyle w:val="Heading2"/>
+      </w:pPr>
+      <w:r>
+        <w:t>Complete task and evidence</w:t>
+      </w:r>
+    </w:p>
+    <w:p>
+      <w:pPr>
+        <w:pStyle w:val="ListBullet"/>
+      </w:pPr>
+      <w:r>
+        <w:t>An ablation removes a component while preserving evaluation cases, scoring and other settings. Main full system has retrieval and validation with 8/10 passes. Without retrieval it has 5/10, a net drop of three passes or thirty percentage points. Without validation it has 7/10, a drop of one pass or ten points, and a stipulated unauthorized action. The action boundary is not captured by score magnitude alone. Joint removal is not supplied. If its count were hypothetically 4, the interaction contrast 8 − 7 − 5 + 4 would be zero; if hypothetically 6, it would be two. Neither value is observed. Thus the supplied three cells do not determine interaction or additive component contributions. Separate filter example has 8/10 full versus 6/10 without the filter: a net two-pass, twenty-percentage-point drop, or 25% relative decrease. Net counts do not identify exact flipped cases. Also changing the model confounds filter-only attribution. These supplied summaries establish no actual model execution, significance or universal causal effect. Preserve conditions and inspect per-case failure categories when records exist.</w:t>
+      </w:r>
+    </w:p>
+    <w:p>
+      <w:pPr>
+        <w:pStyle w:val="ListBullet"/>
+      </w:pPr>
+      <w:r>
+        <w:t>For the worked scenario, propose one additional case that could reveal a failure, describe its expected outcome before running it, and explain what would need to remain fixed for a fair comparison. Do not reuse W4 as a new final test after receiving feedback.</w:t>
       </w:r>
     </w:p>
     <w:p>
@@ -414,30 +724,79 @@
         <w:pStyle w:val="Heading3"/>
       </w:pPr>
       <w:r>
+        <w:t>My reasoning and evidence</w:t>
+      </w:r>
+    </w:p>
+    <w:p>
+      <w:r>
+        <w:t>________________________________________________________________</w:t>
+      </w:r>
+    </w:p>
+    <w:p>
+      <w:r>
+        <w:t>________________________________________________________________</w:t>
+      </w:r>
+    </w:p>
+    <w:p>
+      <w:r>
+        <w:t>________________________________________________________________</w:t>
+      </w:r>
+    </w:p>
+    <w:p>
+      <w:r>
+        <w:t>________________________________________________________________</w:t>
+      </w:r>
+    </w:p>
+    <w:p>
+      <w:r>
+        <w:t>________________________________________________________________</w:t>
+      </w:r>
+    </w:p>
+    <w:p>
+      <w:r>
+        <w:t>________________________________________________________________</w:t>
+      </w:r>
+    </w:p>
+    <w:p>
+      <w:r>
+        <w:t>________________________________________________________________</w:t>
+      </w:r>
+    </w:p>
+    <w:p>
+      <w:pPr>
+        <w:pStyle w:val="Heading1"/>
+      </w:pPr>
+      <w:r>
+        <w:t>04. Try alone · Selected transfer</w:t>
+      </w:r>
+    </w:p>
+    <w:p>
+      <w:r>
+        <w:t>Keep this task’s inputs,rule and response together.</w:t>
+      </w:r>
+    </w:p>
+    <w:p>
+      <w:pPr>
+        <w:pStyle w:val="Heading2"/>
+      </w:pPr>
+      <w:r>
+        <w:t>Complete task and evidence</w:t>
+      </w:r>
+    </w:p>
+    <w:p>
+      <w:pPr>
+        <w:pStyle w:val="Heading3"/>
+      </w:pPr>
+      <w:r>
         <w:t>Independent case: Apply a new case independently</w:t>
       </w:r>
     </w:p>
     <w:p>
       <w:pPr>
-        <w:spacing w:line="336" w:lineRule="auto" w:after="180"/>
-      </w:pPr>
-      <w:r>
-        <w:rPr>
-          <w:b w:val="0"/>
-        </w:rPr>
-        <w:t xml:space="preserve">Full12/15, without A9/15, without B11/15. Compute sample drops and state </w:t>
-      </w:r>
-      <w:r>
-        <w:rPr>
-          <w:b/>
-        </w:rPr>
-        <w:t>interaction</w:t>
-      </w:r>
-      <w:r>
-        <w:rPr>
-          <w:b w:val="0"/>
-        </w:rPr>
-        <w:t xml:space="preserve"> limit.</w:t>
+        <w:pStyle w:val="ListBullet"/>
+      </w:pPr>
+      <w:r>
+        <w:t>Full 12/15, without A 9/15, without B 11/15. Compute sample drops and state interaction limit.</w:t>
       </w:r>
     </w:p>
     <w:p>
@@ -485,12 +844,9 @@
     </w:p>
     <w:p>
       <w:pPr>
-        <w:spacing w:line="336" w:lineRule="auto" w:after="180"/>
-      </w:pPr>
-      <w:r>
-        <w:rPr>
-          <w:b w:val="0"/>
-        </w:rPr>
+        <w:pStyle w:val="ListBullet"/>
+      </w:pPr>
+      <w:r>
         <w:t>Attempt this case before feedback. Record any help. Earlier examples below are further practice; a case already practised with feedback cannot establish fresh transfer.</w:t>
       </w:r>
     </w:p>
@@ -499,59 +855,28 @@
         <w:pStyle w:val="Heading1"/>
       </w:pPr>
       <w:r>
-        <w:t>05. W1 Explain the mechanism</w:t>
-      </w:r>
-    </w:p>
-    <w:p>
-      <w:r>
-        <w:t>Explain the mechanism. Apply the supplied Ablation studies facts and keep your reasoning.</w:t>
-      </w:r>
-    </w:p>
-    <w:p>
-      <w:pPr>
-        <w:spacing w:line="336" w:lineRule="auto" w:after="180"/>
-      </w:pPr>
-      <w:r>
-        <w:rPr>
-          <w:b w:val="0"/>
-        </w:rPr>
-        <w:t xml:space="preserve">Explain the weekly </w:t>
-      </w:r>
-      <w:r>
-        <w:rPr>
-          <w:b/>
-        </w:rPr>
-        <w:t>mechanism</w:t>
-      </w:r>
-      <w:r>
-        <w:rPr>
-          <w:b w:val="0"/>
-        </w:rPr>
-        <w:t xml:space="preserve"> in your own words. Use the worked scenario to name its </w:t>
-      </w:r>
-      <w:r>
-        <w:rPr>
-          <w:b/>
-        </w:rPr>
-        <w:t>input</w:t>
-      </w:r>
-      <w:r>
-        <w:rPr>
-          <w:b w:val="0"/>
-        </w:rPr>
-        <w:t xml:space="preserve">, decision rule and </w:t>
-      </w:r>
-      <w:r>
-        <w:rPr>
-          <w:b/>
-        </w:rPr>
-        <w:t>output</w:t>
-      </w:r>
-      <w:r>
-        <w:rPr>
-          <w:b w:val="0"/>
-        </w:rPr>
-        <w:t>.</w:t>
+        <w:t>10. Project · Keep the research evidence</w:t>
+      </w:r>
+    </w:p>
+    <w:p>
+      <w:r>
+        <w:t>Preserve the question, protocol, observations, analysis and limits.</w:t>
+      </w:r>
+    </w:p>
+    <w:p>
+      <w:pPr>
+        <w:pStyle w:val="Heading2"/>
+      </w:pPr>
+      <w:r>
+        <w:t>Complete task and evidence</w:t>
+      </w:r>
+    </w:p>
+    <w:p>
+      <w:pPr>
+        <w:pStyle w:val="ListBullet"/>
+      </w:pPr>
+      <w:r>
+        <w:t>Add a labelled ablation studies evidence sheet to Reproducible AI Research Study. Show how you can explain the mechanism and terminology of ablation studies. Use the supplied fictional case and keep its inputs, intermediate steps, calculation or prediction, and limitation. Connect this record to last week’s record; a matching answer without a trace is insufficient.</w:t>
       </w:r>
     </w:p>
     <w:p>
@@ -559,7 +884,7 @@
         <w:pStyle w:val="Heading3"/>
       </w:pPr>
       <w:r>
-        <w:t>My reasoning and evidence</w:t>
+        <w:t>My project change, supporting evidence and remaining limit</w:t>
       </w:r>
     </w:p>
     <w:p>
@@ -597,471 +922,20 @@
         <w:pStyle w:val="Heading1"/>
       </w:pPr>
       <w:r>
-        <w:t>06. W2 Trace the worked case</w:t>
-      </w:r>
-    </w:p>
-    <w:p>
-      <w:r>
-        <w:t>Trace the worked case. Apply the supplied Ablation studies facts and keep your reasoning.</w:t>
-      </w:r>
-    </w:p>
-    <w:p>
-      <w:pPr>
-        <w:spacing w:line="336" w:lineRule="auto" w:after="180"/>
-      </w:pPr>
-      <w:r>
-        <w:rPr>
-          <w:b w:val="0"/>
-        </w:rPr>
-        <w:t>Full system8/10, without retrieval5/10, without validation7/10; the last permits an unauthorised action. Show the intermediate steps and give the conclusion with its scope.</w:t>
-      </w:r>
-    </w:p>
-    <w:p>
-      <w:pPr>
-        <w:pStyle w:val="Heading3"/>
-      </w:pPr>
-      <w:r>
-        <w:t>My reasoning and evidence</w:t>
-      </w:r>
-    </w:p>
-    <w:p>
-      <w:r>
-        <w:t>________________________________________________________________</w:t>
-      </w:r>
-    </w:p>
-    <w:p>
-      <w:r>
-        <w:t>________________________________________________________________</w:t>
-      </w:r>
-    </w:p>
-    <w:p>
-      <w:r>
-        <w:t>________________________________________________________________</w:t>
-      </w:r>
-    </w:p>
-    <w:p>
-      <w:r>
-        <w:t>________________________________________________________________</w:t>
-      </w:r>
-    </w:p>
-    <w:p>
-      <w:r>
-        <w:t>________________________________________________________________</w:t>
-      </w:r>
-    </w:p>
-    <w:p>
-      <w:r>
-        <w:t>________________________________________________________________</w:t>
-      </w:r>
-    </w:p>
-    <w:p>
-      <w:r>
-        <w:t>________________________________________________________________</w:t>
-      </w:r>
-    </w:p>
-    <w:p>
-      <w:pPr>
-        <w:pStyle w:val="Heading1"/>
-      </w:pPr>
-      <w:r>
-        <w:t>07. W3 Audit the limit</w:t>
-      </w:r>
-    </w:p>
-    <w:p>
-      <w:r>
-        <w:t>Audit the limit. Apply the supplied Ablation studies facts and keep your reasoning.</w:t>
-      </w:r>
-    </w:p>
-    <w:p>
-      <w:pPr>
-        <w:spacing w:line="336" w:lineRule="auto" w:after="180"/>
-      </w:pPr>
-      <w:r>
-        <w:rPr>
-          <w:b w:val="0"/>
-        </w:rPr>
-        <w:t xml:space="preserve">A report omits this qualification: Removing a component changes a complete procedure; attribution depends on the controlled design and possible </w:t>
-      </w:r>
-      <w:r>
-        <w:rPr>
-          <w:b/>
-        </w:rPr>
-        <w:t>interaction</w:t>
-      </w:r>
-      <w:r>
-        <w:rPr>
-          <w:b w:val="0"/>
-        </w:rPr>
-        <w:t>s.</w:t>
-      </w:r>
-    </w:p>
-    <w:p>
-      <w:pPr>
-        <w:spacing w:line="336" w:lineRule="auto" w:after="180"/>
-      </w:pPr>
-      <w:r>
-        <w:rPr>
-          <w:b w:val="0"/>
-        </w:rPr>
-        <w:t>Explain how omitting it could change a reader's interpretation, and write an accurate replacement.</w:t>
-      </w:r>
-    </w:p>
-    <w:p>
-      <w:pPr>
-        <w:pStyle w:val="Heading3"/>
-      </w:pPr>
-      <w:r>
-        <w:t>My reasoning and evidence</w:t>
-      </w:r>
-    </w:p>
-    <w:p>
-      <w:r>
-        <w:t>________________________________________________________________</w:t>
-      </w:r>
-    </w:p>
-    <w:p>
-      <w:r>
-        <w:t>________________________________________________________________</w:t>
-      </w:r>
-    </w:p>
-    <w:p>
-      <w:r>
-        <w:t>________________________________________________________________</w:t>
-      </w:r>
-    </w:p>
-    <w:p>
-      <w:r>
-        <w:t>________________________________________________________________</w:t>
-      </w:r>
-    </w:p>
-    <w:p>
-      <w:r>
-        <w:t>________________________________________________________________</w:t>
-      </w:r>
-    </w:p>
-    <w:p>
-      <w:r>
-        <w:t>________________________________________________________________</w:t>
-      </w:r>
-    </w:p>
-    <w:p>
-      <w:pPr>
-        <w:pStyle w:val="Heading1"/>
-      </w:pPr>
-      <w:r>
-        <w:t>08. W4 Apply a new case independently</w:t>
-      </w:r>
-    </w:p>
-    <w:p>
-      <w:r>
-        <w:t>Attempt before feedback. If this repeats the selected independent case, reuse that first attempt; otherwise keep a separate record. Apply a new case independently. Apply the supplied Ablation studies facts and keep your reasoning.</w:t>
-      </w:r>
-    </w:p>
-    <w:p>
-      <w:pPr>
-        <w:spacing w:line="336" w:lineRule="auto" w:after="180"/>
-      </w:pPr>
-      <w:r>
-        <w:rPr>
-          <w:b w:val="0"/>
-        </w:rPr>
-        <w:t xml:space="preserve">Full12/15, without A9/15, without B11/15. Compute sample drops and state </w:t>
-      </w:r>
-      <w:r>
-        <w:rPr>
-          <w:b/>
-        </w:rPr>
-        <w:t>interaction</w:t>
-      </w:r>
-      <w:r>
-        <w:rPr>
-          <w:b w:val="0"/>
-        </w:rPr>
-        <w:t xml:space="preserve"> limit.</w:t>
-      </w:r>
-    </w:p>
-    <w:p>
-      <w:pPr>
-        <w:pStyle w:val="Heading3"/>
-      </w:pPr>
-      <w:r>
-        <w:t>My reasoning and evidence</w:t>
-      </w:r>
-    </w:p>
-    <w:p>
-      <w:r>
-        <w:t>________________________________________________________________</w:t>
-      </w:r>
-    </w:p>
-    <w:p>
-      <w:r>
-        <w:t>________________________________________________________________</w:t>
-      </w:r>
-    </w:p>
-    <w:p>
-      <w:r>
-        <w:t>________________________________________________________________</w:t>
-      </w:r>
-    </w:p>
-    <w:p>
-      <w:r>
-        <w:t>________________________________________________________________</w:t>
-      </w:r>
-    </w:p>
-    <w:p>
-      <w:r>
-        <w:t>________________________________________________________________</w:t>
-      </w:r>
-    </w:p>
-    <w:p>
-      <w:r>
-        <w:t>________________________________________________________________</w:t>
-      </w:r>
-    </w:p>
-    <w:p>
-      <w:r>
-        <w:t>________________________________________________________________</w:t>
-      </w:r>
-    </w:p>
-    <w:p>
-      <w:r>
-        <w:t>________________________________________________________________</w:t>
-      </w:r>
-    </w:p>
-    <w:p>
-      <w:pPr>
-        <w:pStyle w:val="Heading1"/>
-      </w:pPr>
-      <w:r>
-        <w:t>09. W5 Design a revealing follow-up</w:t>
-      </w:r>
-    </w:p>
-    <w:p>
-      <w:r>
-        <w:t>Design a revealing follow-up. Apply the supplied Ablation studies facts and keep your reasoning.</w:t>
-      </w:r>
-    </w:p>
-    <w:p>
-      <w:pPr>
-        <w:spacing w:line="336" w:lineRule="auto" w:after="180"/>
-      </w:pPr>
-      <w:r>
-        <w:rPr>
-          <w:b w:val="0"/>
-        </w:rPr>
-        <w:t>For the worked scenario, propose one additional case that could reveal a failure, describe its expected outcome before running it, and explain what would need to remain fixed for a fair comparison.</w:t>
-      </w:r>
-    </w:p>
-    <w:p>
-      <w:pPr>
-        <w:spacing w:line="336" w:lineRule="auto" w:after="180"/>
-      </w:pPr>
-      <w:r>
-        <w:rPr>
-          <w:b w:val="0"/>
-        </w:rPr>
-        <w:t>Do not reuse W4 as a new final test after receiving feedback.</w:t>
-      </w:r>
-    </w:p>
-    <w:p>
-      <w:pPr>
-        <w:pStyle w:val="Heading3"/>
-      </w:pPr>
-      <w:r>
-        <w:t>My reasoning and evidence</w:t>
-      </w:r>
-    </w:p>
-    <w:p>
-      <w:r>
-        <w:t>________________________________________________________________</w:t>
-      </w:r>
-    </w:p>
-    <w:p>
-      <w:r>
-        <w:t>________________________________________________________________</w:t>
-      </w:r>
-    </w:p>
-    <w:p>
-      <w:r>
-        <w:t>________________________________________________________________</w:t>
-      </w:r>
-    </w:p>
-    <w:p>
-      <w:r>
-        <w:t>________________________________________________________________</w:t>
-      </w:r>
-    </w:p>
-    <w:p>
-      <w:r>
-        <w:t>________________________________________________________________</w:t>
-      </w:r>
-    </w:p>
-    <w:p>
-      <w:r>
-        <w:t>________________________________________________________________</w:t>
-      </w:r>
-    </w:p>
-    <w:p>
-      <w:r>
-        <w:t>________________________________________________________________</w:t>
-      </w:r>
-    </w:p>
-    <w:p>
-      <w:pPr>
-        <w:pStyle w:val="Heading1"/>
-      </w:pPr>
-      <w:r>
-        <w:t>10. Project checkpoint and reflection</w:t>
-      </w:r>
-    </w:p>
-    <w:p>
-      <w:r>
-        <w:t>Connect Ablation studies to Reproducible AI Research Study, identify a limit and choose the next useful test.</w:t>
-      </w:r>
-    </w:p>
-    <w:p>
-      <w:pPr>
-        <w:spacing w:line="336" w:lineRule="auto" w:after="180"/>
-      </w:pPr>
-      <w:r>
-        <w:rPr>
-          <w:b w:val="0"/>
-        </w:rPr>
-        <w:t xml:space="preserve">Add a labelled </w:t>
-      </w:r>
-      <w:r>
-        <w:rPr>
-          <w:b/>
-        </w:rPr>
-        <w:t>ablation</w:t>
-      </w:r>
-      <w:r>
-        <w:rPr>
-          <w:b w:val="0"/>
-        </w:rPr>
-        <w:t xml:space="preserve"> studies </w:t>
-      </w:r>
-      <w:r>
-        <w:rPr>
-          <w:b/>
-        </w:rPr>
-        <w:t>evidence</w:t>
-      </w:r>
-      <w:r>
-        <w:rPr>
-          <w:b w:val="0"/>
-        </w:rPr>
-        <w:t xml:space="preserve"> sheet to Reproducible AI Research Study. Show how you can explain the </w:t>
-      </w:r>
-      <w:r>
-        <w:rPr>
-          <w:b/>
-        </w:rPr>
-        <w:t>mechanism</w:t>
-      </w:r>
-      <w:r>
-        <w:rPr>
-          <w:b w:val="0"/>
-        </w:rPr>
-        <w:t xml:space="preserve"> and terminology of </w:t>
-      </w:r>
-      <w:r>
-        <w:rPr>
-          <w:b/>
-        </w:rPr>
-        <w:t>ablation</w:t>
-      </w:r>
-      <w:r>
-        <w:rPr>
-          <w:b w:val="0"/>
-        </w:rPr>
-        <w:t xml:space="preserve"> studies.</w:t>
-      </w:r>
-    </w:p>
-    <w:p>
-      <w:pPr>
-        <w:spacing w:line="336" w:lineRule="auto" w:after="180"/>
-      </w:pPr>
-      <w:r>
-        <w:rPr>
-          <w:b w:val="0"/>
-        </w:rPr>
-        <w:t xml:space="preserve">Use the supplied fictional case and keep its </w:t>
-      </w:r>
-      <w:r>
-        <w:rPr>
-          <w:b/>
-        </w:rPr>
-        <w:t>input</w:t>
-      </w:r>
-      <w:r>
-        <w:rPr>
-          <w:b w:val="0"/>
-        </w:rPr>
-        <w:t xml:space="preserve">s, intermediate steps, calculation or </w:t>
-      </w:r>
-      <w:r>
-        <w:rPr>
-          <w:b/>
-        </w:rPr>
-        <w:t>prediction</w:t>
-      </w:r>
-      <w:r>
-        <w:rPr>
-          <w:b w:val="0"/>
-        </w:rPr>
-        <w:t>, and limitation. Connect this record to last week’s record; a matching answer without a trace is insufficient.</w:t>
-      </w:r>
-    </w:p>
-    <w:p>
-      <w:pPr>
-        <w:pStyle w:val="Heading3"/>
-      </w:pPr>
-      <w:r>
-        <w:t>My project change, supporting evidence and remaining limit</w:t>
-      </w:r>
-    </w:p>
-    <w:p>
-      <w:r>
-        <w:t>________________________________________________________________</w:t>
-      </w:r>
-    </w:p>
-    <w:p>
-      <w:r>
-        <w:t>________________________________________________________________</w:t>
-      </w:r>
-    </w:p>
-    <w:p>
-      <w:r>
-        <w:t>________________________________________________________________</w:t>
-      </w:r>
-    </w:p>
-    <w:p>
-      <w:r>
-        <w:t>________________________________________________________________</w:t>
-      </w:r>
-    </w:p>
-    <w:p>
-      <w:r>
-        <w:t>________________________________________________________________</w:t>
-      </w:r>
-    </w:p>
-    <w:p>
-      <w:r>
-        <w:t>________________________________________________________________</w:t>
-      </w:r>
-    </w:p>
-    <w:p>
-      <w:pPr>
-        <w:pStyle w:val="Heading1"/>
-      </w:pPr>
-      <w:r>
-        <w:t>11. Feedback, return check and learning record</w:t>
-      </w:r>
-    </w:p>
-    <w:p>
-      <w:r>
-        <w:t>Record the first repaired step and a different case to revisit after a delay.</w:t>
+        <w:t>11. Feedback · Repair and return</w:t>
+      </w:r>
+    </w:p>
+    <w:p>
+      <w:r>
+        <w:t>Keep this task’s inputs,rule and response together.</w:t>
+      </w:r>
+    </w:p>
+    <w:p>
+      <w:pPr>
+        <w:pStyle w:val="Heading2"/>
+      </w:pPr>
+      <w:r>
+        <w:t>Complete task and evidence</w:t>
       </w:r>
     </w:p>
     <w:tbl>
@@ -1202,12 +1076,9 @@
     </w:tbl>
     <w:p>
       <w:pPr>
-        <w:spacing w:line="336" w:lineRule="auto" w:after="180"/>
-      </w:pPr>
-      <w:r>
-        <w:rPr>
-          <w:b w:val="0"/>
-        </w:rPr>
+        <w:pStyle w:val="ListBullet"/>
+      </w:pPr>
+      <w:r>
         <w:t>Revisit this idea with your teacher after a delay. Familiarity is different from explaining and using it on a changed case.</w:t>
       </w:r>
     </w:p>
@@ -1216,33 +1087,357 @@
         <w:pStyle w:val="Heading1"/>
       </w:pPr>
       <w:r>
-        <w:t>12. Pictorial case practice: Ablation studies</w:t>
-      </w:r>
-    </w:p>
-    <w:p>
-      <w:r>
-        <w:t>Remove one component at a time. A retrieval pipeline has search plus a relevance filter. A team tests the filter’s contribution. Explain the labelled step before checking the changed condition.</w:t>
-      </w:r>
-    </w:p>
-    <w:p>
-      <w:pPr>
-        <w:spacing w:line="336" w:lineRule="auto" w:after="180"/>
-      </w:pPr>
-      <w:r>
-        <w:rPr>
-          <w:b w:val="0"/>
-        </w:rPr>
+        <w:t>Reference bank and extra practice</w:t>
+      </w:r>
+    </w:p>
+    <w:p>
+      <w:pPr>
+        <w:pStyle w:val="Heading1"/>
+      </w:pPr>
+      <w:r>
+        <w:t>02. Reference · Supported W2 record</w:t>
+      </w:r>
+    </w:p>
+    <w:p>
+      <w:r>
+        <w:t>Keep this task’s inputs,rule and response together.</w:t>
+      </w:r>
+    </w:p>
+    <w:p>
+      <w:pPr>
+        <w:pStyle w:val="Heading2"/>
+      </w:pPr>
+      <w:r>
+        <w:t>Complete task and evidence</w:t>
+      </w:r>
+    </w:p>
+    <w:p>
+      <w:pPr>
+        <w:pStyle w:val="ListBullet"/>
+      </w:pPr>
+      <w:r>
+        <w:t>Use W2: Trace the worked case for Ablation studies. Record the answer once; the lesson and workbook refer to the same attempt.</w:t>
+      </w:r>
+    </w:p>
+    <w:tbl>
+      <w:tblPr>
+        <w:tblStyle w:val="LightShading-Accent1"/>
+        <w:tblW w:type="auto" w:w="0"/>
+        <w:tblLook w:firstColumn="1" w:firstRow="1" w:lastColumn="0" w:lastRow="0" w:noHBand="0" w:noVBand="1" w:val="04A0"/>
+      </w:tblPr>
+      <w:tblGrid>
+        <w:gridCol w:w="2556"/>
+        <w:gridCol w:w="2556"/>
+        <w:gridCol w:w="2556"/>
+        <w:gridCol w:w="2556"/>
+      </w:tblGrid>
+      <w:tr>
+        <w:trPr>
+          <w:tblHeader/>
+        </w:trPr>
+        <w:tc>
+          <w:tcPr>
+            <w:tcW w:type="dxa" w:w="2556"/>
+          </w:tcPr>
+          <w:p>
+            <w:r>
+              <w:t>Given inputs</w:t>
+            </w:r>
+          </w:p>
+        </w:tc>
+        <w:tc>
+          <w:tcPr>
+            <w:tcW w:type="dxa" w:w="2556"/>
+          </w:tcPr>
+          <w:p>
+            <w:r>
+              <w:t>Procedure I chose</w:t>
+            </w:r>
+          </w:p>
+        </w:tc>
+        <w:tc>
+          <w:tcPr>
+            <w:tcW w:type="dxa" w:w="2556"/>
+          </w:tcPr>
+          <w:p>
+            <w:r>
+              <w:t>Middle steps</w:t>
+            </w:r>
+          </w:p>
+        </w:tc>
+        <w:tc>
+          <w:tcPr>
+            <w:tcW w:type="dxa" w:w="2556"/>
+          </w:tcPr>
+          <w:p>
+            <w:r>
+              <w:t>Result and check</w:t>
+            </w:r>
+          </w:p>
+        </w:tc>
+      </w:tr>
+      <w:tr>
+        <w:tc>
+          <w:tcPr>
+            <w:tcW w:type="dxa" w:w="2556"/>
+          </w:tcPr>
+          <w:p>
+            <w:r/>
+          </w:p>
+        </w:tc>
+        <w:tc>
+          <w:tcPr>
+            <w:tcW w:type="dxa" w:w="2556"/>
+          </w:tcPr>
+          <w:p>
+            <w:r/>
+          </w:p>
+        </w:tc>
+        <w:tc>
+          <w:tcPr>
+            <w:tcW w:type="dxa" w:w="2556"/>
+          </w:tcPr>
+          <w:p>
+            <w:r/>
+          </w:p>
+        </w:tc>
+        <w:tc>
+          <w:tcPr>
+            <w:tcW w:type="dxa" w:w="2556"/>
+          </w:tcPr>
+          <w:p>
+            <w:r/>
+          </w:p>
+        </w:tc>
+      </w:tr>
+    </w:tbl>
+    <w:p>
+      <w:pPr>
+        <w:pStyle w:val="Heading3"/>
+      </w:pPr>
+      <w:r>
+        <w:t>The step I completed without help, and the hint I needed</w:t>
+      </w:r>
+    </w:p>
+    <w:p>
+      <w:r>
+        <w:t>________________________________________________________________</w:t>
+      </w:r>
+    </w:p>
+    <w:p>
+      <w:r>
+        <w:t>________________________________________________________________</w:t>
+      </w:r>
+    </w:p>
+    <w:p>
+      <w:r>
+        <w:t>________________________________________________________________</w:t>
+      </w:r>
+    </w:p>
+    <w:p>
+      <w:pPr>
+        <w:pStyle w:val="Heading1"/>
+      </w:pPr>
+      <w:r>
+        <w:t>03. Extra practice · Individual reasoning check</w:t>
+      </w:r>
+    </w:p>
+    <w:p>
+      <w:r>
+        <w:t>Keep this task’s inputs,rule and response together.</w:t>
+      </w:r>
+    </w:p>
+    <w:p>
+      <w:pPr>
+        <w:pStyle w:val="Heading2"/>
+      </w:pPr>
+      <w:r>
+        <w:t>Complete task and evidence</w:t>
+      </w:r>
+    </w:p>
+    <w:p>
+      <w:pPr>
+        <w:pStyle w:val="ListBullet"/>
+      </w:pPr>
+      <w:r>
+        <w:t>Use the worked case for Ablation studies. Proposed explanation: “The worked result establishes every future case”. Decide whether this explanation is supported. Point to the step or supplied fact that decides; explain your repair if needed.</w:t>
+      </w:r>
+    </w:p>
+    <w:p>
+      <w:pPr>
+        <w:pStyle w:val="Heading3"/>
+      </w:pPr>
+      <w:r>
+        <w:t>My explanation before partner discussion</w:t>
+      </w:r>
+    </w:p>
+    <w:p>
+      <w:r>
+        <w:t>________________________________________________________________</w:t>
+      </w:r>
+    </w:p>
+    <w:p>
+      <w:r>
+        <w:t>________________________________________________________________</w:t>
+      </w:r>
+    </w:p>
+    <w:p>
+      <w:r>
+        <w:t>________________________________________________________________</w:t>
+      </w:r>
+    </w:p>
+    <w:p>
+      <w:r>
+        <w:t>________________________________________________________________</w:t>
+      </w:r>
+    </w:p>
+    <w:p>
+      <w:pPr>
+        <w:pStyle w:val="Heading1"/>
+      </w:pPr>
+      <w:r>
+        <w:t>08. Reference · Earlier W4 response copy</w:t>
+      </w:r>
+    </w:p>
+    <w:p>
+      <w:r>
+        <w:t>Keep this task’s inputs,rule and response together.</w:t>
+      </w:r>
+    </w:p>
+    <w:p>
+      <w:pPr>
+        <w:pStyle w:val="Heading2"/>
+      </w:pPr>
+      <w:r>
+        <w:t>Complete task and evidence</w:t>
+      </w:r>
+    </w:p>
+    <w:p>
+      <w:pPr>
+        <w:pStyle w:val="ListBullet"/>
+      </w:pPr>
+      <w:r>
+        <w:t>Full 12/15, without A 9/15, without B 11/15. Compute sample drops and state interaction limit.</w:t>
+      </w:r>
+    </w:p>
+    <w:p>
+      <w:pPr>
+        <w:pStyle w:val="Heading3"/>
+      </w:pPr>
+      <w:r>
+        <w:t>My reasoning and evidence</w:t>
+      </w:r>
+    </w:p>
+    <w:p>
+      <w:r>
+        <w:t>________________________________________________________________</w:t>
+      </w:r>
+    </w:p>
+    <w:p>
+      <w:r>
+        <w:t>________________________________________________________________</w:t>
+      </w:r>
+    </w:p>
+    <w:p>
+      <w:r>
+        <w:t>________________________________________________________________</w:t>
+      </w:r>
+    </w:p>
+    <w:p>
+      <w:r>
+        <w:t>________________________________________________________________</w:t>
+      </w:r>
+    </w:p>
+    <w:p>
+      <w:r>
+        <w:t>________________________________________________________________</w:t>
+      </w:r>
+    </w:p>
+    <w:p>
+      <w:r>
+        <w:t>________________________________________________________________</w:t>
+      </w:r>
+    </w:p>
+    <w:p>
+      <w:r>
+        <w:t>________________________________________________________________</w:t>
+      </w:r>
+    </w:p>
+    <w:p>
+      <w:r>
+        <w:t>________________________________________________________________</w:t>
+      </w:r>
+    </w:p>
+    <w:p>
+      <w:pPr>
+        <w:pStyle w:val="Heading1"/>
+      </w:pPr>
+      <w:r>
+        <w:t>12. Extra practice · Pictured case</w:t>
+      </w:r>
+    </w:p>
+    <w:p>
+      <w:r>
+        <w:t>Keep this task’s inputs,rule and response together.</w:t>
+      </w:r>
+    </w:p>
+    <w:p>
+      <w:pPr>
+        <w:pStyle w:val="Heading2"/>
+      </w:pPr>
+      <w:r>
+        <w:t>Complete task and evidence</w:t>
+      </w:r>
+    </w:p>
+    <w:p>
+      <w:r>
+        <w:drawing>
+          <wp:inline xmlns:a="http://schemas.openxmlformats.org/drawingml/2006/main" xmlns:pic="http://schemas.openxmlformats.org/drawingml/2006/picture">
+            <wp:extent cx="4995992" cy="3200399"/>
+            <wp:docPr id="1" name="Picture 1" descr="Four-cell ablation grid. Retrieval and validation on gives eight of ten passes. Retrieval off with validation on gives five. Retrieval on with validation off gives seven and permits a stipulated unauthorized action. Removing both is unknown. These counts do not identify changed cases or establish an additive contribution."/>
+            <wp:cNvGraphicFramePr>
+              <a:graphicFrameLocks noChangeAspect="1"/>
+            </wp:cNvGraphicFramePr>
+            <a:graphic>
+              <a:graphicData uri="http://schemas.openxmlformats.org/drawingml/2006/picture">
+                <pic:pic>
+                  <pic:nvPicPr>
+                    <pic:cNvPr id="0" name="ai-7-16-ablation-grid.png"/>
+                    <pic:cNvPicPr/>
+                  </pic:nvPicPr>
+                  <pic:blipFill>
+                    <a:blip r:embed="rId9"/>
+                    <a:stretch>
+                      <a:fillRect/>
+                    </a:stretch>
+                  </pic:blipFill>
+                  <pic:spPr>
+                    <a:xfrm>
+                      <a:off x="0" y="0"/>
+                      <a:ext cx="4995992" cy="3200399"/>
+                    </a:xfrm>
+                    <a:prstGeom prst="rect"/>
+                  </pic:spPr>
+                </pic:pic>
+              </a:graphicData>
+            </a:graphic>
+          </wp:inline>
+        </w:drawing>
+      </w:r>
+    </w:p>
+    <w:p>
+      <w:pPr>
+        <w:pStyle w:val="ListBullet"/>
+      </w:pPr>
+      <w:r>
         <w:t>Remove one component at a time. A retrieval pipeline has search plus a relevance filter. A team tests the filter’s contribution.</w:t>
       </w:r>
     </w:p>
     <w:p>
       <w:pPr>
-        <w:spacing w:line="336" w:lineRule="auto" w:after="180"/>
-      </w:pPr>
-      <w:r>
-        <w:rPr>
-          <w:b w:val="0"/>
-        </w:rPr>
+        <w:pStyle w:val="ListBullet"/>
+      </w:pPr>
+      <w:r>
         <w:t>Full pipeline: 8/10 correct. Filter removed: 6/10 on the same cases, with all other settings fixed.</w:t>
       </w:r>
     </w:p>
@@ -1251,7 +1446,7 @@
         <w:drawing>
           <wp:inline xmlns:a="http://schemas.openxmlformats.org/drawingml/2006/main" xmlns:pic="http://schemas.openxmlformats.org/drawingml/2006/picture">
             <wp:extent cx="5486400" cy="2641600"/>
-            <wp:docPr id="1" name="Picture 1" descr="Relevance-filter ablation"/>
+            <wp:docPr id="2" name="Picture 2" descr="Relevance-filter ablation"/>
             <wp:cNvGraphicFramePr>
               <a:graphicFrameLocks noChangeAspect="1"/>
             </wp:cNvGraphicFramePr>
@@ -1263,7 +1458,7 @@
                     <pic:cNvPicPr/>
                   </pic:nvPicPr>
                   <pic:blipFill>
-                    <a:blip r:embed="rId9"/>
+                    <a:blip r:embed="rId10"/>
                     <a:stretch>
                       <a:fillRect/>
                     </a:stretch>
@@ -1287,7 +1482,7 @@
         <w:drawing>
           <wp:inline xmlns:a="http://schemas.openxmlformats.org/drawingml/2006/main" xmlns:pic="http://schemas.openxmlformats.org/drawingml/2006/picture">
             <wp:extent cx="5486400" cy="5145314"/>
-            <wp:docPr id="2" name="Picture 2" descr="Ablation studies. Name the component: The relevance filter is the single declared change.. Run the ablation: Remove only the filter and preserve cases and scoring.. Compare outcomes: Correctness falls from 80% to 60%, two cases in this set."/>
+            <wp:docPr id="3" name="Picture 3" descr="Ablation studies. Name the component: The relevance filter is the single declared change.. Run the ablation: Remove only the filter and preserve cases and scoring.. Compare outcomes: Correctness falls from 80% to 60%, two cases in this set."/>
             <wp:cNvGraphicFramePr>
               <a:graphicFrameLocks noChangeAspect="1"/>
             </wp:cNvGraphicFramePr>
@@ -1299,7 +1494,7 @@
                     <pic:cNvPicPr/>
                   </pic:nvPicPr>
                   <pic:blipFill>
-                    <a:blip r:embed="rId10"/>
+                    <a:blip r:embed="rId11"/>
                     <a:stretch>
                       <a:fillRect/>
                     </a:stretch>
@@ -1320,26 +1515,10 @@
     </w:p>
     <w:p>
       <w:pPr>
-        <w:spacing w:line="336" w:lineRule="auto" w:after="180"/>
-        <w:shd w:fill="F5F1FB"/>
-      </w:pPr>
-      <w:r>
-        <w:rPr>
-          <w:b w:val="0"/>
-        </w:rPr>
-        <w:t xml:space="preserve">Calculate the filter </w:t>
-      </w:r>
-      <w:r>
-        <w:rPr>
-          <w:b/>
-        </w:rPr>
-        <w:t>ablation</w:t>
-      </w:r>
-      <w:r>
-        <w:rPr>
-          <w:b w:val="0"/>
-        </w:rPr>
-        <w:t>’s two rates and count change. Which single component is altered, and why does also changing the model prevent isolating the filter?</w:t>
+        <w:pStyle w:val="ListBullet"/>
+      </w:pPr>
+      <w:r>
+        <w:t>Calculate the filter ablation’s two rates and count change. Which single component is altered, and why does also changing the model prevent isolating the filter?</w:t>
       </w:r>
     </w:p>
     <w:p>
@@ -1382,56 +1561,18 @@
     </w:p>
     <w:p>
       <w:pPr>
-        <w:pStyle w:val="Heading3"/>
-      </w:pPr>
-      <w:r>
-        <w:t>Record the help used</w:t>
-      </w:r>
-    </w:p>
-    <w:p>
-      <w:pPr>
-        <w:spacing w:line="336" w:lineRule="auto" w:after="180"/>
-        <w:shd w:fill="F1F6F8"/>
-      </w:pPr>
-      <w:r>
-        <w:rPr>
-          <w:b w:val="0"/>
-        </w:rPr>
-        <w:t xml:space="preserve">Support used: alone / hint / worked example. This record is practice </w:t>
-      </w:r>
-      <w:r>
-        <w:rPr>
-          <w:b/>
-        </w:rPr>
-        <w:t>evidence</w:t>
-      </w:r>
-      <w:r>
-        <w:rPr>
-          <w:b w:val="0"/>
-        </w:rPr>
-        <w:t>.</w:t>
-      </w:r>
-    </w:p>
-    <w:p>
-      <w:pPr>
-        <w:spacing w:line="336" w:lineRule="auto" w:after="180"/>
-      </w:pPr>
-      <w:r>
-        <w:rPr>
-          <w:b w:val="0"/>
-        </w:rPr>
-        <w:t>Project connection: For the Reproducible AI Research Study, retain an annotated worked trace and the changed-case reasoning.</w:t>
-      </w:r>
-    </w:p>
-    <w:p>
-      <w:pPr>
-        <w:spacing w:line="336" w:lineRule="auto" w:after="180"/>
-      </w:pPr>
-      <w:r>
-        <w:rPr>
-          <w:b w:val="0"/>
-        </w:rPr>
-        <w:t>Connect the claim to its records, units and assumptions so another investigator can challenge or reproduce it.</w:t>
+        <w:pStyle w:val="ListBullet"/>
+      </w:pPr>
+      <w:r>
+        <w:t>Support used: alone / hint / worked example. This record is practice evidence.</w:t>
+      </w:r>
+    </w:p>
+    <w:p>
+      <w:pPr>
+        <w:pStyle w:val="ListBullet"/>
+      </w:pPr>
+      <w:r>
+        <w:t>Project connection: For the Reproducible AI Research Study, retain an annotated worked trace and the changed-case reasoning. Connect the claim to its records, units and assumptions so another investigator can challenge or reproduce it.</w:t>
       </w:r>
     </w:p>
     <w:p>
@@ -1439,44 +1580,43 @@
         <w:pStyle w:val="Heading1"/>
       </w:pPr>
       <w:r>
-        <w:t>13. Project portfolio milestone</w:t>
-      </w:r>
-    </w:p>
-    <w:p>
-      <w:r>
-        <w:t>Keep this week’s input, deciding step, result and limit together in the Reproducible AI Research Study record.</w:t>
-      </w:r>
-    </w:p>
-    <w:p>
-      <w:pPr>
-        <w:spacing w:line="336" w:lineRule="auto" w:after="180"/>
-      </w:pPr>
-      <w:r>
-        <w:rPr>
-          <w:b w:val="0"/>
-        </w:rPr>
+        <w:t>13. Reference · Project milestone</w:t>
+      </w:r>
+    </w:p>
+    <w:p>
+      <w:r>
+        <w:t>Keep this task’s inputs,rule and response together.</w:t>
+      </w:r>
+    </w:p>
+    <w:p>
+      <w:pPr>
+        <w:pStyle w:val="Heading2"/>
+      </w:pPr>
+      <w:r>
+        <w:t>Complete task and evidence</w:t>
+      </w:r>
+    </w:p>
+    <w:p>
+      <w:pPr>
+        <w:pStyle w:val="ListBullet"/>
+      </w:pPr>
+      <w:r>
         <w:t>Project: Reproducible AI Research Study</w:t>
       </w:r>
     </w:p>
     <w:p>
       <w:pPr>
-        <w:spacing w:line="336" w:lineRule="auto" w:after="180"/>
-      </w:pPr>
-      <w:r>
-        <w:rPr>
-          <w:b w:val="0"/>
-        </w:rPr>
+        <w:pStyle w:val="ListBullet"/>
+      </w:pPr>
+      <w:r>
         <w:t>Current milestone: Test changed cases. Keep normal, boundary and failure cases; compare expected and observed results.</w:t>
       </w:r>
     </w:p>
     <w:p>
       <w:pPr>
-        <w:spacing w:line="336" w:lineRule="auto" w:after="180"/>
-      </w:pPr>
-      <w:r>
-        <w:rPr>
-          <w:b w:val="0"/>
-        </w:rPr>
+        <w:pStyle w:val="ListBullet"/>
+      </w:pPr>
+      <w:r>
         <w:t>For the Reproducible AI Research Study, retain an annotated worked trace and the changed-case reasoning. Connect the claim to its records, units and assumptions so another investigator can challenge or reproduce it.</w:t>
       </w:r>
     </w:p>
@@ -1634,12 +1774,468 @@
         <w:pStyle w:val="Heading1"/>
       </w:pPr>
       <w:r>
-        <w:t>14. Supported practice and learning evidence</w:t>
-      </w:r>
-    </w:p>
-    <w:p>
-      <w:r>
-        <w:t>Try the supported questions before comparing with hints and feedback. Record what you repaired and the evidence you retained.</w:t>
+        <w:t>14. Extra practice · Predict,check and repair</w:t>
+      </w:r>
+    </w:p>
+    <w:p>
+      <w:r>
+        <w:t>Keep supported feedback separate from the independent case.</w:t>
+      </w:r>
+    </w:p>
+    <w:p>
+      <w:pPr>
+        <w:pStyle w:val="Heading2"/>
+      </w:pPr>
+      <w:r>
+        <w:t>First supported question and optional hint</w:t>
+      </w:r>
+    </w:p>
+    <w:p>
+      <w:pPr>
+        <w:pStyle w:val="ListBullet"/>
+      </w:pPr>
+      <w:r>
+        <w:t>Remove one component at a time. A retrieval pipeline has search plus a relevance filter. A team tests the filter’s contribution.</w:t>
+      </w:r>
+    </w:p>
+    <w:p>
+      <w:pPr>
+        <w:pStyle w:val="Heading3"/>
+      </w:pPr>
+      <w:r>
+        <w:t>Practice 1: explain the deciding evidence</w:t>
+      </w:r>
+    </w:p>
+    <w:p>
+      <w:pPr>
+        <w:pStyle w:val="ListBullet"/>
+      </w:pPr>
+      <w:r>
+        <w:t>Which labelled step matches this detail? Correctness falls from 80% to 60%, two cases in this set.</w:t>
+      </w:r>
+    </w:p>
+    <w:p>
+      <w:pPr>
+        <w:pStyle w:val="ListBullet"/>
+      </w:pPr>
+      <w:r>
+        <w:t>1. Name the component</w:t>
+      </w:r>
+    </w:p>
+    <w:p>
+      <w:pPr>
+        <w:pStyle w:val="ListBullet"/>
+      </w:pPr>
+      <w:r>
+        <w:t>2. Run the ablation</w:t>
+      </w:r>
+    </w:p>
+    <w:p>
+      <w:pPr>
+        <w:pStyle w:val="ListBullet"/>
+      </w:pPr>
+      <w:r>
+        <w:t>3. Compare outcomes</w:t>
+      </w:r>
+    </w:p>
+    <w:p>
+      <w:pPr>
+        <w:pStyle w:val="Heading3"/>
+      </w:pPr>
+      <w:r>
+        <w:t>My selected conclusion, deciding fact and explanation</w:t>
+      </w:r>
+    </w:p>
+    <w:p>
+      <w:r>
+        <w:t>________________________________________________________________</w:t>
+      </w:r>
+    </w:p>
+    <w:p>
+      <w:r>
+        <w:t>________________________________________________________________</w:t>
+      </w:r>
+    </w:p>
+    <w:p>
+      <w:r>
+        <w:t>________________________________________________________________</w:t>
+      </w:r>
+    </w:p>
+    <w:p>
+      <w:r>
+        <w:t>________________________________________________________________</w:t>
+      </w:r>
+    </w:p>
+    <w:p>
+      <w:r>
+        <w:t>________________________________________________________________</w:t>
+      </w:r>
+    </w:p>
+    <w:p>
+      <w:pPr>
+        <w:pStyle w:val="ListBullet"/>
+      </w:pPr>
+      <w:r>
+        <w:t>Hint if needed: Read the steps in the pictorial case. Match the supplied detail to the stage that performs or records it.</w:t>
+      </w:r>
+    </w:p>
+    <w:p>
+      <w:pPr>
+        <w:pStyle w:val="Heading2"/>
+      </w:pPr>
+      <w:r>
+        <w:t>Check after the first attempt · reference / check after trying</w:t>
+      </w:r>
+    </w:p>
+    <w:p>
+      <w:pPr>
+        <w:spacing w:line="336" w:lineRule="auto" w:after="180"/>
+      </w:pPr>
+      <w:r>
+        <w:rPr>
+          <w:b w:val="0"/>
+        </w:rPr>
+        <w:t xml:space="preserve">After your attempt, compare with the supported explanation: Compare outcomes Correctness falls from </w:t>
+      </w:r>
+      <w:r>
+        <w:rPr>
+          <w:b/>
+        </w:rPr>
+        <w:t>80%</w:t>
+      </w:r>
+      <w:r>
+        <w:rPr>
+          <w:b w:val="0"/>
+        </w:rPr>
+        <w:t xml:space="preserve"> to </w:t>
+      </w:r>
+      <w:r>
+        <w:rPr>
+          <w:b/>
+        </w:rPr>
+        <w:t>60%</w:t>
+      </w:r>
+      <w:r>
+        <w:rPr>
+          <w:b w:val="0"/>
+        </w:rPr>
+        <w:t xml:space="preserve">, two cases in this set. An </w:t>
+      </w:r>
+      <w:r>
+        <w:rPr>
+          <w:b/>
+        </w:rPr>
+        <w:t>ablation</w:t>
+      </w:r>
+      <w:r>
+        <w:rPr>
+          <w:b w:val="0"/>
+        </w:rPr>
+        <w:t xml:space="preserve"> probes a component by removing or changing it while holding the rest fixed.</w:t>
+      </w:r>
+    </w:p>
+    <w:p>
+      <w:pPr>
+        <w:spacing w:line="336" w:lineRule="auto" w:after="180"/>
+      </w:pPr>
+      <w:r>
+        <w:rPr>
+          <w:b w:val="0"/>
+        </w:rPr>
+        <w:t>It supports a scoped comparison, not a claim that the component always helps.</w:t>
+      </w:r>
+    </w:p>
+    <w:p>
+      <w:pPr>
+        <w:pStyle w:val="Heading2"/>
+      </w:pPr>
+      <w:r>
+        <w:t>Changed-case question and optional hint</w:t>
+      </w:r>
+    </w:p>
+    <w:p>
+      <w:pPr>
+        <w:pStyle w:val="Heading3"/>
+      </w:pPr>
+      <w:r>
+        <w:t>Practice 2: explain the deciding evidence</w:t>
+      </w:r>
+    </w:p>
+    <w:p>
+      <w:pPr>
+        <w:pStyle w:val="ListBullet"/>
+      </w:pPr>
+      <w:r>
+        <w:t>Changed-case practice: Remove the filter and also change the model version. Which conclusion is supported by the supplied facts?</w:t>
+      </w:r>
+    </w:p>
+    <w:p>
+      <w:pPr>
+        <w:pStyle w:val="ListBullet"/>
+      </w:pPr>
+      <w:r>
+        <w:t>1. The comparison no longer isolates the filter.</w:t>
+      </w:r>
+    </w:p>
+    <w:p>
+      <w:pPr>
+        <w:pStyle w:val="ListBullet"/>
+      </w:pPr>
+      <w:r>
+        <w:t>2. This one example guarantees correct results for every future input.</w:t>
+      </w:r>
+    </w:p>
+    <w:p>
+      <w:pPr>
+        <w:pStyle w:val="ListBullet"/>
+      </w:pPr>
+      <w:r>
+        <w:t>3. We can decide the result without examining the changed input or the procedure.</w:t>
+      </w:r>
+    </w:p>
+    <w:p>
+      <w:pPr>
+        <w:pStyle w:val="Heading3"/>
+      </w:pPr>
+      <w:r>
+        <w:t>My selected conclusion, deciding fact and explanation</w:t>
+      </w:r>
+    </w:p>
+    <w:p>
+      <w:r>
+        <w:t>________________________________________________________________</w:t>
+      </w:r>
+    </w:p>
+    <w:p>
+      <w:r>
+        <w:t>________________________________________________________________</w:t>
+      </w:r>
+    </w:p>
+    <w:p>
+      <w:r>
+        <w:t>________________________________________________________________</w:t>
+      </w:r>
+    </w:p>
+    <w:p>
+      <w:r>
+        <w:t>________________________________________________________________</w:t>
+      </w:r>
+    </w:p>
+    <w:p>
+      <w:r>
+        <w:t>________________________________________________________________</w:t>
+      </w:r>
+    </w:p>
+    <w:p>
+      <w:pPr>
+        <w:pStyle w:val="ListBullet"/>
+      </w:pPr>
+      <w:r>
+        <w:t>Hint if needed: Use the changed condition and the deciding step in the pictorial trace. The answer must say what follows from those facts.</w:t>
+      </w:r>
+    </w:p>
+    <w:p>
+      <w:pPr>
+        <w:pStyle w:val="Heading2"/>
+      </w:pPr>
+      <w:r>
+        <w:t>Check after the changed attempt · reference / check after trying</w:t>
+      </w:r>
+    </w:p>
+    <w:p>
+      <w:pPr>
+        <w:spacing w:line="336" w:lineRule="auto" w:after="180"/>
+      </w:pPr>
+      <w:r>
+        <w:rPr>
+          <w:b w:val="0"/>
+        </w:rPr>
+        <w:t>After your attempt, compare with the supported explanation: The comparison no longer isolates the filter. Two simultaneous changes provide alternative explanations.</w:t>
+      </w:r>
+    </w:p>
+    <w:p>
+      <w:pPr>
+        <w:pStyle w:val="Heading2"/>
+      </w:pPr>
+      <w:r>
+        <w:t>Repair and retain the record</w:t>
+      </w:r>
+    </w:p>
+    <w:p>
+      <w:pPr>
+        <w:spacing w:line="336" w:lineRule="auto" w:after="180"/>
+      </w:pPr>
+      <w:r>
+        <w:rPr>
+          <w:b w:val="0"/>
+        </w:rPr>
+        <w:t xml:space="preserve">Review Multiple comparisons (ai-7/15). Goal: Explain the </w:t>
+      </w:r>
+      <w:r>
+        <w:rPr>
+          <w:b/>
+        </w:rPr>
+        <w:t>mechanism</w:t>
+      </w:r>
+      <w:r>
+        <w:rPr>
+          <w:b w:val="0"/>
+        </w:rPr>
+        <w:t xml:space="preserve"> and terminology of multiple comparisons. Short practice: Calculate the six-test cutoff and identify which supplied p-values reject.</w:t>
+      </w:r>
+    </w:p>
+    <w:p>
+      <w:pPr>
+        <w:spacing w:line="336" w:lineRule="auto" w:after="180"/>
+      </w:pPr>
+      <w:r>
+        <w:rPr>
+          <w:b w:val="0"/>
+        </w:rPr>
+        <w:t>Why must the team count every planned comparison rather than report only its smallest p-value?. Return to this week and explain what you changed.</w:t>
+      </w:r>
+    </w:p>
+    <w:p>
+      <w:pPr>
+        <w:spacing w:line="336" w:lineRule="auto" w:after="180"/>
+      </w:pPr>
+      <w:r>
+        <w:rPr>
+          <w:b w:val="0"/>
+        </w:rPr>
+        <w:t xml:space="preserve">Review Effect size and practical importance (ai-7/13). Goal: Explain the </w:t>
+      </w:r>
+      <w:r>
+        <w:rPr>
+          <w:b/>
+        </w:rPr>
+        <w:t>mechanism</w:t>
+      </w:r>
+      <w:r>
+        <w:rPr>
+          <w:b w:val="0"/>
+        </w:rPr>
+        <w:t xml:space="preserve"> and terminology of effect size and practical importance. Short practice: Calculate the absolute error-rate reduction from 20/1000 to 15/1000.</w:t>
+      </w:r>
+    </w:p>
+    <w:p>
+      <w:pPr>
+        <w:spacing w:line="336" w:lineRule="auto" w:after="180"/>
+      </w:pPr>
+      <w:r>
+        <w:rPr>
+          <w:b w:val="0"/>
+        </w:rPr>
+        <w:t>Does it meet the ten-fewer-errors threshold, and what changes when B has eight errors?. Return to this week and explain what you changed.</w:t>
+      </w:r>
+    </w:p>
+    <w:p>
+      <w:pPr>
+        <w:spacing w:line="336" w:lineRule="auto" w:after="180"/>
+      </w:pPr>
+      <w:r>
+        <w:rPr>
+          <w:b w:val="0"/>
+        </w:rPr>
+        <w:t xml:space="preserve">Review Confounders and controls (ai-7/10). Goal: Explain the </w:t>
+      </w:r>
+      <w:r>
+        <w:rPr>
+          <w:b/>
+        </w:rPr>
+        <w:t>mechanism</w:t>
+      </w:r>
+      <w:r>
+        <w:rPr>
+          <w:b w:val="0"/>
+        </w:rPr>
+        <w:t xml:space="preserve"> and terminology of confounders and controls. Short practice: Draw the four condition/background combinations.</w:t>
+      </w:r>
+    </w:p>
+    <w:p>
+      <w:pPr>
+        <w:spacing w:line="336" w:lineRule="auto" w:after="180"/>
+      </w:pPr>
+      <w:r>
+        <w:rPr>
+          <w:b w:val="0"/>
+        </w:rPr>
+        <w:t>Which variables were coupled before, and why would collecting only healthy-white and spotted-blue again leave the confounding unresolved?. Return to this week and explain what you changed.</w:t>
+      </w:r>
+    </w:p>
+    <w:p>
+      <w:pPr>
+        <w:spacing w:line="336" w:lineRule="auto" w:after="180"/>
+      </w:pPr>
+      <w:r>
+        <w:rPr>
+          <w:b w:val="0"/>
+        </w:rPr>
+        <w:t xml:space="preserve">Use Download completed work in the hosted lesson to export your answers, reflections, practice feedback and code-run </w:t>
+      </w:r>
+      <w:r>
+        <w:rPr>
+          <w:b/>
+        </w:rPr>
+        <w:t>evidence</w:t>
+      </w:r>
+      <w:r>
+        <w:rPr>
+          <w:b w:val="0"/>
+        </w:rPr>
+        <w:t>. Open the HTML copy to read or print it.</w:t>
+      </w:r>
+    </w:p>
+    <w:p>
+      <w:pPr>
+        <w:spacing w:line="336" w:lineRule="auto" w:after="180"/>
+      </w:pPr>
+      <w:r>
+        <w:rPr>
+          <w:b w:val="0"/>
+        </w:rPr>
+        <w:t>Drafts stay in this browser when storage is available; clear drafts on a shared device.</w:t>
+      </w:r>
+    </w:p>
+    <w:p>
+      <w:pPr>
+        <w:pStyle w:val="Heading3"/>
+      </w:pPr>
+      <w:r>
+        <w:t>What I repaired, the evidence I kept and the next test</w:t>
+      </w:r>
+    </w:p>
+    <w:p>
+      <w:r>
+        <w:t>________________________________________________________________</w:t>
+      </w:r>
+    </w:p>
+    <w:p>
+      <w:r>
+        <w:t>________________________________________________________________</w:t>
+      </w:r>
+    </w:p>
+    <w:p>
+      <w:r>
+        <w:t>________________________________________________________________</w:t>
+      </w:r>
+    </w:p>
+    <w:p>
+      <w:r>
+        <w:t>________________________________________________________________</w:t>
+      </w:r>
+    </w:p>
+    <w:p>
+      <w:r>
+        <w:t>________________________________________________________________</w:t>
+      </w:r>
+    </w:p>
+    <w:p>
+      <w:pPr>
+        <w:pStyle w:val="Heading2"/>
+      </w:pPr>
+      <w:r>
+        <w:t>Earlier wording, alternatives and picture transcripts · reference / check after trying</w:t>
       </w:r>
     </w:p>
     <w:p>
@@ -1655,98 +2251,10 @@
     </w:p>
     <w:p>
       <w:pPr>
-        <w:spacing w:line="336" w:lineRule="auto" w:after="180"/>
-      </w:pPr>
-      <w:r>
-        <w:rPr>
-          <w:b w:val="0"/>
-        </w:rPr>
-        <w:t>Remove one component at a time. A retrieval pipeline has search plus a relevance filter. A team tests the filter’s contribution.</w:t>
-      </w:r>
-    </w:p>
-    <w:p>
-      <w:pPr>
         <w:pStyle w:val="Heading3"/>
       </w:pPr>
       <w:r>
-        <w:t>Practice 1: explain the deciding evidence</w:t>
-      </w:r>
-    </w:p>
-    <w:p>
-      <w:pPr>
-        <w:spacing w:line="336" w:lineRule="auto" w:after="180"/>
-      </w:pPr>
-      <w:r>
-        <w:rPr>
-          <w:b w:val="0"/>
-        </w:rPr>
-        <w:t xml:space="preserve">Which labelled step matches this detail? Correctness falls from </w:t>
-      </w:r>
-      <w:r>
-        <w:rPr>
-          <w:b/>
-        </w:rPr>
-        <w:t>80%</w:t>
-      </w:r>
-      <w:r>
-        <w:rPr>
-          <w:b w:val="0"/>
-        </w:rPr>
-        <w:t xml:space="preserve"> to </w:t>
-      </w:r>
-      <w:r>
-        <w:rPr>
-          <w:b/>
-        </w:rPr>
-        <w:t>60%</w:t>
-      </w:r>
-      <w:r>
-        <w:rPr>
-          <w:b w:val="0"/>
-        </w:rPr>
-        <w:t>, two cases in this set.</w:t>
-      </w:r>
-    </w:p>
-    <w:p>
-      <w:pPr>
-        <w:spacing w:line="336" w:lineRule="auto" w:after="180"/>
-        <w:shd w:fill="F4F9FC"/>
-      </w:pPr>
-      <w:r>
-        <w:rPr>
-          <w:b w:val="0"/>
-        </w:rPr>
-        <w:t>1. Name the component</w:t>
-      </w:r>
-    </w:p>
-    <w:p>
-      <w:pPr>
-        <w:spacing w:line="336" w:lineRule="auto" w:after="180"/>
-        <w:shd w:fill="F4F9FC"/>
-      </w:pPr>
-      <w:r>
-        <w:rPr>
-          <w:b w:val="0"/>
-        </w:rPr>
-        <w:t xml:space="preserve">2. Run the </w:t>
-      </w:r>
-      <w:r>
-        <w:rPr>
-          <w:b/>
-        </w:rPr>
-        <w:t>ablation</w:t>
-      </w:r>
-    </w:p>
-    <w:p>
-      <w:pPr>
-        <w:spacing w:line="336" w:lineRule="auto" w:after="180"/>
-        <w:shd w:fill="F4F9FC"/>
-      </w:pPr>
-      <w:r>
-        <w:rPr>
-          <w:b w:val="0"/>
-        </w:rPr>
-        <w:t>3. Compare outcomes</w:t>
+        <w:t>Repair a missing building block</w:t>
       </w:r>
     </w:p>
     <w:p>
@@ -1754,484 +2262,25 @@
         <w:pStyle w:val="Heading3"/>
       </w:pPr>
       <w:r>
-        <w:t>My selected conclusion, deciding fact and explanation</w:t>
-      </w:r>
-    </w:p>
-    <w:p>
-      <w:r>
-        <w:t>________________________________________________________________</w:t>
-      </w:r>
-    </w:p>
-    <w:p>
-      <w:r>
-        <w:t>________________________________________________________________</w:t>
-      </w:r>
-    </w:p>
-    <w:p>
-      <w:r>
-        <w:t>________________________________________________________________</w:t>
-      </w:r>
-    </w:p>
-    <w:p>
-      <w:r>
-        <w:t>________________________________________________________________</w:t>
-      </w:r>
-    </w:p>
-    <w:p>
-      <w:r>
-        <w:t>________________________________________________________________</w:t>
-      </w:r>
-    </w:p>
-    <w:p>
-      <w:pPr>
-        <w:pStyle w:val="Heading3"/>
-      </w:pPr>
-      <w:r>
-        <w:t>Hint · try first</w:t>
-      </w:r>
-    </w:p>
-    <w:p>
-      <w:pPr>
-        <w:spacing w:line="336" w:lineRule="auto" w:after="180"/>
-        <w:shd w:fill="F1F6F8"/>
-      </w:pPr>
-      <w:r>
-        <w:rPr>
-          <w:b w:val="0"/>
-        </w:rPr>
-        <w:t>Hint if needed: Read the steps in the pictorial case. Match the supplied detail to the stage that performs or records it.</w:t>
-      </w:r>
-    </w:p>
-    <w:p>
-      <w:pPr>
-        <w:pStyle w:val="Heading3"/>
-      </w:pPr>
-      <w:r>
-        <w:t>Feedback · compare after trying</w:t>
-      </w:r>
-    </w:p>
-    <w:p>
-      <w:pPr>
-        <w:spacing w:line="336" w:lineRule="auto" w:after="180"/>
-        <w:shd w:fill="F1F6FC"/>
-      </w:pPr>
-      <w:r>
-        <w:rPr>
-          <w:b w:val="0"/>
-        </w:rPr>
-        <w:t xml:space="preserve">After your attempt, compare with the supported explanation: Compare outcomes Correctness falls from </w:t>
-      </w:r>
-      <w:r>
-        <w:rPr>
-          <w:b/>
-        </w:rPr>
-        <w:t>80%</w:t>
-      </w:r>
-      <w:r>
-        <w:rPr>
-          <w:b w:val="0"/>
-        </w:rPr>
-        <w:t xml:space="preserve"> to </w:t>
-      </w:r>
-      <w:r>
-        <w:rPr>
-          <w:b/>
-        </w:rPr>
-        <w:t>60%</w:t>
-      </w:r>
-      <w:r>
-        <w:rPr>
-          <w:b w:val="0"/>
-        </w:rPr>
-        <w:t xml:space="preserve">, two cases in this set. An </w:t>
-      </w:r>
-      <w:r>
-        <w:rPr>
-          <w:b/>
-        </w:rPr>
-        <w:t>ablation</w:t>
-      </w:r>
-      <w:r>
-        <w:rPr>
-          <w:b w:val="0"/>
-        </w:rPr>
-        <w:t xml:space="preserve"> probes a component by removing or changing it while holding the rest fixed.</w:t>
-      </w:r>
-    </w:p>
-    <w:p>
-      <w:pPr>
-        <w:spacing w:line="336" w:lineRule="auto" w:after="180"/>
-        <w:shd w:fill="F1F6FC"/>
-      </w:pPr>
-      <w:r>
-        <w:rPr>
-          <w:b w:val="0"/>
-        </w:rPr>
-        <w:t>It supports a scoped comparison, not a claim that the component always helps.</w:t>
-      </w:r>
-    </w:p>
-    <w:p>
-      <w:pPr>
-        <w:pStyle w:val="Heading3"/>
-      </w:pPr>
-      <w:r>
-        <w:t>Practice 2: explain the deciding evidence</w:t>
-      </w:r>
-    </w:p>
-    <w:p>
-      <w:pPr>
-        <w:pStyle w:val="Heading3"/>
-      </w:pPr>
-      <w:r>
-        <w:t>Changed case · predict first</w:t>
-      </w:r>
-    </w:p>
-    <w:p>
-      <w:pPr>
-        <w:spacing w:line="336" w:lineRule="auto" w:after="180"/>
-        <w:shd w:fill="F5F1FB"/>
-      </w:pPr>
-      <w:r>
-        <w:rPr>
-          <w:b w:val="0"/>
-        </w:rPr>
-        <w:t>Changed-case practice: Remove the filter and also change the model version. Which conclusion is supported by the supplied facts?</w:t>
-      </w:r>
-    </w:p>
-    <w:p>
-      <w:pPr>
-        <w:spacing w:line="336" w:lineRule="auto" w:after="180"/>
-        <w:shd w:fill="F4F9FC"/>
-      </w:pPr>
-      <w:r>
-        <w:rPr>
-          <w:b w:val="0"/>
-        </w:rPr>
-        <w:t>1. The comparison no longer isolates the filter.</w:t>
-      </w:r>
-    </w:p>
-    <w:p>
-      <w:pPr>
-        <w:spacing w:line="336" w:lineRule="auto" w:after="180"/>
-        <w:shd w:fill="F4F9FC"/>
-      </w:pPr>
-      <w:r>
-        <w:rPr>
-          <w:b w:val="0"/>
-        </w:rPr>
-        <w:t xml:space="preserve">2. This one example guarantees correct results for every future </w:t>
-      </w:r>
-      <w:r>
-        <w:rPr>
-          <w:b/>
-        </w:rPr>
-        <w:t>input</w:t>
-      </w:r>
-      <w:r>
-        <w:rPr>
-          <w:b w:val="0"/>
-        </w:rPr>
-        <w:t>.</w:t>
-      </w:r>
-    </w:p>
-    <w:p>
-      <w:pPr>
-        <w:spacing w:line="336" w:lineRule="auto" w:after="180"/>
-        <w:shd w:fill="F4F9FC"/>
-      </w:pPr>
-      <w:r>
-        <w:rPr>
-          <w:b w:val="0"/>
-        </w:rPr>
-        <w:t xml:space="preserve">3. We can decide the result without examining the changed </w:t>
-      </w:r>
-      <w:r>
-        <w:rPr>
-          <w:b/>
-        </w:rPr>
-        <w:t>input</w:t>
-      </w:r>
-      <w:r>
-        <w:rPr>
-          <w:b w:val="0"/>
-        </w:rPr>
-        <w:t xml:space="preserve"> or the procedure.</w:t>
-      </w:r>
-    </w:p>
-    <w:p>
-      <w:pPr>
-        <w:pStyle w:val="Heading3"/>
-      </w:pPr>
-      <w:r>
-        <w:t>My selected conclusion, deciding fact and explanation</w:t>
-      </w:r>
-    </w:p>
-    <w:p>
-      <w:r>
-        <w:t>________________________________________________________________</w:t>
-      </w:r>
-    </w:p>
-    <w:p>
-      <w:r>
-        <w:t>________________________________________________________________</w:t>
-      </w:r>
-    </w:p>
-    <w:p>
-      <w:r>
-        <w:t>________________________________________________________________</w:t>
-      </w:r>
-    </w:p>
-    <w:p>
-      <w:r>
-        <w:t>________________________________________________________________</w:t>
-      </w:r>
-    </w:p>
-    <w:p>
-      <w:r>
-        <w:t>________________________________________________________________</w:t>
-      </w:r>
-    </w:p>
-    <w:p>
-      <w:pPr>
-        <w:pStyle w:val="Heading3"/>
-      </w:pPr>
-      <w:r>
-        <w:t>Hint · try first</w:t>
-      </w:r>
-    </w:p>
-    <w:p>
-      <w:pPr>
-        <w:spacing w:line="336" w:lineRule="auto" w:after="180"/>
-        <w:shd w:fill="F1F6F8"/>
-      </w:pPr>
-      <w:r>
-        <w:rPr>
-          <w:b w:val="0"/>
-        </w:rPr>
-        <w:t>Hint if needed: Use the changed condition and the deciding step in the pictorial trace. The answer must say what follows from those facts.</w:t>
-      </w:r>
-    </w:p>
-    <w:p>
-      <w:pPr>
-        <w:pStyle w:val="Heading3"/>
-      </w:pPr>
-      <w:r>
-        <w:t>Feedback · compare after trying</w:t>
-      </w:r>
-    </w:p>
-    <w:p>
-      <w:pPr>
-        <w:spacing w:line="336" w:lineRule="auto" w:after="180"/>
-        <w:shd w:fill="F1F6FC"/>
-      </w:pPr>
-      <w:r>
-        <w:rPr>
-          <w:b w:val="0"/>
-        </w:rPr>
-        <w:t>After your attempt, compare with the supported explanation: The comparison no longer isolates the filter. Two simultaneous changes provide alternative explanations.</w:t>
-      </w:r>
-    </w:p>
-    <w:p>
-      <w:pPr>
-        <w:pStyle w:val="Heading3"/>
-      </w:pPr>
-      <w:r>
-        <w:t>Repair a missing building block</w:t>
-      </w:r>
-    </w:p>
-    <w:p>
-      <w:pPr>
-        <w:spacing w:line="336" w:lineRule="auto" w:after="180"/>
-      </w:pPr>
-      <w:r>
-        <w:rPr>
-          <w:b w:val="0"/>
-        </w:rPr>
-        <w:t xml:space="preserve">Review Multiple comparisons (ai-7/15). Goal: Explain the </w:t>
-      </w:r>
-      <w:r>
-        <w:rPr>
-          <w:b/>
-        </w:rPr>
-        <w:t>mechanism</w:t>
-      </w:r>
-      <w:r>
-        <w:rPr>
-          <w:b w:val="0"/>
-        </w:rPr>
-        <w:t xml:space="preserve"> and terminology of multiple comparisons. Short practice: Calculate the six-test cutoff and identify which supplied p-values reject.</w:t>
-      </w:r>
-    </w:p>
-    <w:p>
-      <w:pPr>
-        <w:spacing w:line="336" w:lineRule="auto" w:after="180"/>
-      </w:pPr>
-      <w:r>
-        <w:rPr>
-          <w:b w:val="0"/>
-        </w:rPr>
-        <w:t>Why must the team count every planned comparison rather than report only its smallest p-value?. Return to this week and explain what you changed.</w:t>
-      </w:r>
-    </w:p>
-    <w:p>
-      <w:pPr>
-        <w:spacing w:line="336" w:lineRule="auto" w:after="180"/>
-      </w:pPr>
-      <w:r>
-        <w:rPr>
-          <w:b w:val="0"/>
-        </w:rPr>
-        <w:t xml:space="preserve">Review Effect size and practical importance (ai-7/13). Goal: Explain the </w:t>
-      </w:r>
-      <w:r>
-        <w:rPr>
-          <w:b/>
-        </w:rPr>
-        <w:t>mechanism</w:t>
-      </w:r>
-      <w:r>
-        <w:rPr>
-          <w:b w:val="0"/>
-        </w:rPr>
-        <w:t xml:space="preserve"> and terminology of effect size and practical importance. Short practice: Calculate the absolute error-rate reduction from 20/1000 to 15/1000.</w:t>
-      </w:r>
-    </w:p>
-    <w:p>
-      <w:pPr>
-        <w:spacing w:line="336" w:lineRule="auto" w:after="180"/>
-      </w:pPr>
-      <w:r>
-        <w:rPr>
-          <w:b w:val="0"/>
-        </w:rPr>
-        <w:t>Does it meet the ten-fewer-errors threshold, and what changes when B has eight errors?. Return to this week and explain what you changed.</w:t>
-      </w:r>
-    </w:p>
-    <w:p>
-      <w:pPr>
-        <w:spacing w:line="336" w:lineRule="auto" w:after="180"/>
-      </w:pPr>
-      <w:r>
-        <w:rPr>
-          <w:b w:val="0"/>
-        </w:rPr>
-        <w:t xml:space="preserve">Review Confounders and controls (ai-7/10). Goal: Explain the </w:t>
-      </w:r>
-      <w:r>
-        <w:rPr>
-          <w:b/>
-        </w:rPr>
-        <w:t>mechanism</w:t>
-      </w:r>
-      <w:r>
-        <w:rPr>
-          <w:b w:val="0"/>
-        </w:rPr>
-        <w:t xml:space="preserve"> and terminology of confounders and controls. Short practice: Draw the four condition/background combinations.</w:t>
-      </w:r>
-    </w:p>
-    <w:p>
-      <w:pPr>
-        <w:spacing w:line="336" w:lineRule="auto" w:after="180"/>
-      </w:pPr>
-      <w:r>
-        <w:rPr>
-          <w:b w:val="0"/>
-        </w:rPr>
-        <w:t>Which variables were coupled before, and why would collecting only healthy-white and spotted-blue again leave the confounding unresolved?. Return to this week and explain what you changed.</w:t>
-      </w:r>
-    </w:p>
-    <w:p>
-      <w:pPr>
-        <w:pStyle w:val="Heading3"/>
-      </w:pPr>
-      <w:r>
         <w:t>Keep your completed work</w:t>
       </w:r>
     </w:p>
     <w:p>
       <w:pPr>
-        <w:spacing w:line="336" w:lineRule="auto" w:after="180"/>
-      </w:pPr>
-      <w:r>
-        <w:rPr>
-          <w:b w:val="0"/>
-        </w:rPr>
-        <w:t xml:space="preserve">Use Download completed work in the hosted lesson to export your answers, reflections, practice feedback and code-run </w:t>
-      </w:r>
-      <w:r>
-        <w:rPr>
-          <w:b/>
-        </w:rPr>
-        <w:t>evidence</w:t>
-      </w:r>
-      <w:r>
-        <w:rPr>
-          <w:b w:val="0"/>
-        </w:rPr>
-        <w:t>. Open the HTML copy to read or print it.</w:t>
-      </w:r>
-    </w:p>
-    <w:p>
-      <w:pPr>
-        <w:spacing w:line="336" w:lineRule="auto" w:after="180"/>
-      </w:pPr>
-      <w:r>
-        <w:rPr>
-          <w:b w:val="0"/>
-        </w:rPr>
-        <w:t>Drafts stay in this browser when storage is available; clear drafts on a shared device.</w:t>
-      </w:r>
-    </w:p>
-    <w:p>
-      <w:pPr>
-        <w:pStyle w:val="Heading3"/>
-      </w:pPr>
-      <w:r>
-        <w:t>What I repaired, the evidence I kept and the next test</w:t>
-      </w:r>
-    </w:p>
-    <w:p>
-      <w:r>
-        <w:t>________________________________________________________________</w:t>
-      </w:r>
-    </w:p>
-    <w:p>
-      <w:r>
-        <w:t>________________________________________________________________</w:t>
-      </w:r>
-    </w:p>
-    <w:p>
-      <w:r>
-        <w:t>________________________________________________________________</w:t>
-      </w:r>
-    </w:p>
-    <w:p>
-      <w:r>
-        <w:t>________________________________________________________________</w:t>
-      </w:r>
-    </w:p>
-    <w:p>
-      <w:r>
-        <w:t>________________________________________________________________</w:t>
-      </w:r>
-    </w:p>
-    <w:p>
-      <w:pPr>
         <w:pStyle w:val="Heading1"/>
       </w:pPr>
       <w:r>
-        <w:t>15. Visual concept journey</w:t>
-      </w:r>
-    </w:p>
-    <w:p>
-      <w:r>
-        <w:t>Explain each Ablation studies picture from its labels, then record a relevant limit.</w:t>
-      </w:r>
-    </w:p>
-    <w:p>
-      <w:pPr>
-        <w:pStyle w:val="Heading3"/>
+        <w:t>15. Reference · Six-picture response sheets</w:t>
+      </w:r>
+    </w:p>
+    <w:p>
+      <w:r>
+        <w:t>Choose the picture that helps explain the current step.</w:t>
+      </w:r>
+    </w:p>
+    <w:p>
+      <w:pPr>
+        <w:pStyle w:val="Heading2"/>
       </w:pPr>
       <w:r>
         <w:t>01. Ablation studies: the case</w:t>
@@ -2242,7 +2291,7 @@
         <w:drawing>
           <wp:inline xmlns:a="http://schemas.openxmlformats.org/drawingml/2006/main" xmlns:pic="http://schemas.openxmlformats.org/drawingml/2006/picture">
             <wp:extent cx="5486400" cy="2834640"/>
-            <wp:docPr id="3" name="Picture 3" descr="Remove one component at a time. A retrieval pipeline has search plus a relevance filter. A team tests the filter’s contribution. Supplied facts: Full pipeline: 8/10 correct. Filter removed: 6/10 on the same cases, with all other settings fixed."/>
+            <wp:docPr id="4" name="Picture 4" descr="Remove one component at a time. A retrieval pipeline has search plus a relevance filter. A team tests the filter’s contribution. Supplied facts: Full pipeline: 8/10 correct. Filter removed: 6/10 on the same cases, with all other settings fixed."/>
             <wp:cNvGraphicFramePr>
               <a:graphicFrameLocks noChangeAspect="1"/>
             </wp:cNvGraphicFramePr>
@@ -2254,7 +2303,7 @@
                     <pic:cNvPicPr/>
                   </pic:nvPicPr>
                   <pic:blipFill>
-                    <a:blip r:embed="rId11"/>
+                    <a:blip r:embed="rId12"/>
                     <a:stretch>
                       <a:fillRect/>
                     </a:stretch>
@@ -2298,7 +2347,6 @@
     <w:p>
       <w:pPr>
         <w:spacing w:line="336" w:lineRule="auto" w:after="180"/>
-        <w:shd w:fill="F5F1FB"/>
       </w:pPr>
       <w:r>
         <w:rPr>
@@ -2337,7 +2385,7 @@
     </w:p>
     <w:p>
       <w:pPr>
-        <w:pStyle w:val="Heading3"/>
+        <w:pStyle w:val="Heading2"/>
       </w:pPr>
       <w:r>
         <w:t>02. Follow the deciding steps</w:t>
@@ -2348,7 +2396,7 @@
         <w:drawing>
           <wp:inline xmlns:a="http://schemas.openxmlformats.org/drawingml/2006/main" xmlns:pic="http://schemas.openxmlformats.org/drawingml/2006/picture">
             <wp:extent cx="5486400" cy="3182112"/>
-            <wp:docPr id="4" name="Picture 4" descr="Name the component: The relevance filter is the single declared change. → Run the ablation: Remove only the filter and preserve cases and scoring. → Compare outcomes: Correctness falls from 80% to 60%, two cases in this set."/>
+            <wp:docPr id="5" name="Picture 5" descr="Name the component: The relevance filter is the single declared change. → Run the ablation: Remove only the filter and preserve cases and scoring. → Compare outcomes: Correctness falls from 80% to 60%, two cases in this set."/>
             <wp:cNvGraphicFramePr>
               <a:graphicFrameLocks noChangeAspect="1"/>
             </wp:cNvGraphicFramePr>
@@ -2360,7 +2408,7 @@
                     <pic:cNvPicPr/>
                   </pic:nvPicPr>
                   <pic:blipFill>
-                    <a:blip r:embed="rId12"/>
+                    <a:blip r:embed="rId13"/>
                     <a:stretch>
                       <a:fillRect/>
                     </a:stretch>
@@ -2429,7 +2477,6 @@
     <w:p>
       <w:pPr>
         <w:spacing w:line="336" w:lineRule="auto" w:after="180"/>
-        <w:shd w:fill="F5F1FB"/>
       </w:pPr>
       <w:r>
         <w:rPr>
@@ -2480,7 +2527,7 @@
     </w:p>
     <w:p>
       <w:pPr>
-        <w:pStyle w:val="Heading3"/>
+        <w:pStyle w:val="Heading2"/>
       </w:pPr>
       <w:r>
         <w:t>03. Relevance-filter ablation</w:t>
@@ -2491,7 +2538,7 @@
         <w:drawing>
           <wp:inline xmlns:a="http://schemas.openxmlformats.org/drawingml/2006/main" xmlns:pic="http://schemas.openxmlformats.org/drawingml/2006/picture">
             <wp:extent cx="5486400" cy="2834640"/>
-            <wp:docPr id="5" name="Picture 5" descr="Relevance-filter ablation. Units: correct answers out of 10 shared cases. Full pipeline: 8. Filter removed: 6."/>
+            <wp:docPr id="6" name="Picture 6" descr="Relevance-filter ablation. Units: correct answers out of 10 shared cases. Full pipeline: 8. Filter removed: 6."/>
             <wp:cNvGraphicFramePr>
               <a:graphicFrameLocks noChangeAspect="1"/>
             </wp:cNvGraphicFramePr>
@@ -2503,7 +2550,7 @@
                     <pic:cNvPicPr/>
                   </pic:nvPicPr>
                   <pic:blipFill>
-                    <a:blip r:embed="rId13"/>
+                    <a:blip r:embed="rId14"/>
                     <a:stretch>
                       <a:fillRect/>
                     </a:stretch>
@@ -2548,7 +2595,6 @@
     <w:p>
       <w:pPr>
         <w:spacing w:line="336" w:lineRule="auto" w:after="180"/>
-        <w:shd w:fill="F5F1FB"/>
       </w:pPr>
       <w:r>
         <w:rPr>
@@ -2587,7 +2633,7 @@
     </w:p>
     <w:p>
       <w:pPr>
-        <w:pStyle w:val="Heading3"/>
+        <w:pStyle w:val="Heading2"/>
       </w:pPr>
       <w:r>
         <w:t>04. Change one thing. Trace what follows.</w:t>
@@ -2598,7 +2644,7 @@
         <w:drawing>
           <wp:inline xmlns:a="http://schemas.openxmlformats.org/drawingml/2006/main" xmlns:pic="http://schemas.openxmlformats.org/drawingml/2006/picture">
             <wp:extent cx="5486400" cy="3026664"/>
-            <wp:docPr id="6" name="Picture 6" descr="Original case: Correctness falls from 80% to 60%, two cases in this set. Changed condition: Remove the filter and also change the model version. Expected result: The comparison no longer isolates the filter. Reason: Two simultaneous changes provide alternative explanations."/>
+            <wp:docPr id="7" name="Picture 7" descr="Original case: Correctness falls from 80% to 60%, two cases in this set. Changed condition: Remove the filter and also change the model version. Expected result: The comparison no longer isolates the filter. Reason: Two simultaneous changes provide alternative explanations."/>
             <wp:cNvGraphicFramePr>
               <a:graphicFrameLocks noChangeAspect="1"/>
             </wp:cNvGraphicFramePr>
@@ -2610,7 +2656,7 @@
                     <pic:cNvPicPr/>
                   </pic:nvPicPr>
                   <pic:blipFill>
-                    <a:blip r:embed="rId14"/>
+                    <a:blip r:embed="rId15"/>
                     <a:stretch>
                       <a:fillRect/>
                     </a:stretch>
@@ -2678,7 +2724,6 @@
     <w:p>
       <w:pPr>
         <w:spacing w:line="336" w:lineRule="auto" w:after="180"/>
-        <w:shd w:fill="F5F1FB"/>
       </w:pPr>
       <w:r>
         <w:rPr>
@@ -2717,7 +2762,7 @@
     </w:p>
     <w:p>
       <w:pPr>
-        <w:pStyle w:val="Heading3"/>
+        <w:pStyle w:val="Heading2"/>
       </w:pPr>
       <w:r>
         <w:t>05. Connect the explanation to its limit</w:t>
@@ -2728,7 +2773,7 @@
         <w:drawing>
           <wp:inline xmlns:a="http://schemas.openxmlformats.org/drawingml/2006/main" xmlns:pic="http://schemas.openxmlformats.org/drawingml/2006/picture">
             <wp:extent cx="5486400" cy="2834640"/>
-            <wp:docPr id="7" name="Picture 7" descr="An ablation probes a component by removing or changing it while holding the rest fixed. It supports a scoped comparison, not a claim that the component always helps. Limit: Interactions and small-sample variability remain; this illustrative difference is not a universal causal estimate."/>
+            <wp:docPr id="8" name="Picture 8" descr="An ablation probes a component by removing or changing it while holding the rest fixed. It supports a scoped comparison, not a claim that the component always helps. Limit: Interactions and small-sample variability remain; this illustrative difference is not a universal causal estimate."/>
             <wp:cNvGraphicFramePr>
               <a:graphicFrameLocks noChangeAspect="1"/>
             </wp:cNvGraphicFramePr>
@@ -2740,7 +2785,7 @@
                     <pic:cNvPicPr/>
                   </pic:nvPicPr>
                   <pic:blipFill>
-                    <a:blip r:embed="rId15"/>
+                    <a:blip r:embed="rId16"/>
                     <a:stretch>
                       <a:fillRect/>
                     </a:stretch>
@@ -2808,7 +2853,6 @@
     <w:p>
       <w:pPr>
         <w:spacing w:line="336" w:lineRule="auto" w:after="180"/>
-        <w:shd w:fill="F5F1FB"/>
       </w:pPr>
       <w:r>
         <w:rPr>
@@ -2847,7 +2891,7 @@
     </w:p>
     <w:p>
       <w:pPr>
-        <w:pStyle w:val="Heading3"/>
+        <w:pStyle w:val="Heading2"/>
       </w:pPr>
       <w:r>
         <w:t>06. Make the idea visible in your project</w:t>
@@ -2858,7 +2902,7 @@
         <w:drawing>
           <wp:inline xmlns:a="http://schemas.openxmlformats.org/drawingml/2006/main" xmlns:pic="http://schemas.openxmlformats.org/drawingml/2006/picture">
             <wp:extent cx="5486400" cy="3681984"/>
-            <wp:docPr id="8" name="Picture 8" descr="For the Reproducible AI Research Study, retain an annotated worked trace and the changed-case reasoning. Connect the claim to its records, units and assumptions so another investigator can challenge or reproduce it. Draw your input, deciding step, result and limit. Supported question: Calculate the filter ablation’s two rates and count change. Which single component is altered, and why does also changing the model prevent isolating the filter?"/>
+            <wp:docPr id="9" name="Picture 9" descr="For the Reproducible AI Research Study, retain an annotated worked trace and the changed-case reasoning. Connect the claim to its records, units and assumptions so another investigator can challenge or reproduce it. Draw your input, deciding step, result and limit. Supported question: Calculate the filter ablation’s two rates and count change. Which single component is altered, and why does also changing the model prevent isolating the filter?"/>
             <wp:cNvGraphicFramePr>
               <a:graphicFrameLocks noChangeAspect="1"/>
             </wp:cNvGraphicFramePr>
@@ -2870,7 +2914,7 @@
                     <pic:cNvPicPr/>
                   </pic:nvPicPr>
                   <pic:blipFill>
-                    <a:blip r:embed="rId16"/>
+                    <a:blip r:embed="rId17"/>
                     <a:stretch>
                       <a:fillRect/>
                     </a:stretch>
@@ -2949,7 +2993,6 @@
     <w:p>
       <w:pPr>
         <w:spacing w:line="336" w:lineRule="auto" w:after="180"/>
-        <w:shd w:fill="F5F1FB"/>
       </w:pPr>
       <w:r>
         <w:rPr>
@@ -2996,6 +3039,62 @@
     <w:p>
       <w:r>
         <w:t>________________________________________________________________</w:t>
+      </w:r>
+    </w:p>
+    <w:p>
+      <w:pPr>
+        <w:pStyle w:val="Heading2"/>
+      </w:pPr>
+      <w:r>
+        <w:t>Earlier wording, alternatives and picture transcripts · reference / check after trying</w:t>
+      </w:r>
+    </w:p>
+    <w:p>
+      <w:pPr>
+        <w:pStyle w:val="Heading3"/>
+      </w:pPr>
+      <w:r>
+        <w:t>01. Ablation studies: the case</w:t>
+      </w:r>
+    </w:p>
+    <w:p>
+      <w:pPr>
+        <w:pStyle w:val="Heading3"/>
+      </w:pPr>
+      <w:r>
+        <w:t>02. Follow the deciding steps</w:t>
+      </w:r>
+    </w:p>
+    <w:p>
+      <w:pPr>
+        <w:pStyle w:val="Heading3"/>
+      </w:pPr>
+      <w:r>
+        <w:t>03. Relevance-filter ablation</w:t>
+      </w:r>
+    </w:p>
+    <w:p>
+      <w:pPr>
+        <w:pStyle w:val="Heading3"/>
+      </w:pPr>
+      <w:r>
+        <w:t>04. Change one thing. Trace what follows.</w:t>
+      </w:r>
+    </w:p>
+    <w:p>
+      <w:pPr>
+        <w:pStyle w:val="Heading3"/>
+      </w:pPr>
+      <w:r>
+        <w:t>05. Connect the explanation to its limit</w:t>
+      </w:r>
+    </w:p>
+    <w:p>
+      <w:pPr>
+        <w:pStyle w:val="Heading3"/>
+      </w:pPr>
+      <w:r>
+        <w:t>06. Make the idea visible in your project</w:t>
       </w:r>
     </w:p>
     <w:sectPr>
